--- a/deliverables/Deep_Investigation_Lab_V2_产品技术报告.docx
+++ b/deliverables/Deep_Investigation_Lab_V2_产品技术报告.docx
@@ -33,9 +33,9 @@
         </w:pBdr>
       </w:pPr>
       <w:r>
-        <w:t>从开放式问题到可核查调查报告的</w:t>
+        <w:t>从调查任务到完整报告的</w:t>
         <w:br/>
-        <w:t>系统原理、生产流程与工程治理</w:t>
+        <w:t>七阶段生产流程与内部系统</w:t>
       </w:r>
     </w:p>
     <w:p>
@@ -48,7 +48,7 @@
           <w:color w:val="17201C"/>
           <w:sz w:val="24"/>
         </w:rPr>
-        <w:t>面向产品经理、内容产品负责人、研究负责人和协作开发者的系统说明书。本报告解释每一项中间产物为什么存在、如何形成、如何通过质量关卡，以及在长期维护中需要保护的边界。</w:t>
+        <w:t>面向产品经理、分析师、研究负责人和协作开发者的系统说明书。本报告用七个清晰阶段解释研究、写作、图表、审核、人工修改、内部试读和正式发布如何连接成一个完整流程。</w:t>
       </w:r>
     </w:p>
     <w:tbl>
@@ -106,7 +106,7 @@
                 <w:color w:val="687069"/>
                 <w:sz w:val="19"/>
               </w:rPr>
-              <w:t>2.0</w:t>
+              <w:t>2.1</w:t>
             </w:r>
           </w:p>
         </w:tc>
@@ -268,7 +268,7 @@
           <w:color w:val="A67C2D"/>
           <w:sz w:val="22"/>
         </w:rPr>
-        <w:t>调查研究不是一次生成，而是一系列可观察、可核查、可回退的产品状态。</w:t>
+        <w:t>报告不是一次生成，而是研究、写作、修改和发布共同形成的完整产品。</w:t>
       </w:r>
     </w:p>
     <w:p>
@@ -381,7 +381,7 @@
                 <w:color w:val="B4362F"/>
                 <w:sz w:val="19"/>
               </w:rPr>
-              <w:t>01—03</w:t>
+              <w:t>01</w:t>
             </w:r>
           </w:p>
         </w:tc>
@@ -403,7 +403,7 @@
                 <w:color w:val="17201C"/>
                 <w:sz w:val="19"/>
               </w:rPr>
-              <w:t>定位、问题重构与总体架构</w:t>
+              <w:t>产品目标与边界</w:t>
             </w:r>
           </w:p>
         </w:tc>
@@ -428,7 +428,7 @@
                 <w:color w:val="B4362F"/>
                 <w:sz w:val="19"/>
               </w:rPr>
-              <w:t>04—05</w:t>
+              <w:t>02</w:t>
             </w:r>
           </w:p>
         </w:tc>
@@ -450,7 +450,7 @@
                 <w:color w:val="17201C"/>
                 <w:sz w:val="19"/>
               </w:rPr>
-              <w:t>研究任务识别与六道质量关卡</w:t>
+              <w:t>七阶段报告生产流程</w:t>
             </w:r>
           </w:p>
         </w:tc>
@@ -475,7 +475,7 @@
                 <w:color w:val="B4362F"/>
                 <w:sz w:val="19"/>
               </w:rPr>
-              <w:t>06—09</w:t>
+              <w:t>03—04</w:t>
             </w:r>
           </w:p>
         </w:tc>
@@ -497,7 +497,7 @@
                 <w:color w:val="17201C"/>
                 <w:sz w:val="19"/>
               </w:rPr>
-              <w:t>修改机制、发布工程、日常操作与治理</w:t>
+              <w:t>审核、人工修改与发布</w:t>
             </w:r>
           </w:p>
         </w:tc>
@@ -522,7 +522,7 @@
                 <w:color w:val="B4362F"/>
                 <w:sz w:val="19"/>
               </w:rPr>
-              <w:t>10—12</w:t>
+              <w:t>05—06</w:t>
             </w:r>
           </w:p>
         </w:tc>
@@ -544,7 +544,7 @@
                 <w:color w:val="17201C"/>
                 <w:sz w:val="19"/>
               </w:rPr>
-              <w:t>仓库架构、知识更新与模型优化</w:t>
+              <w:t>内部系统组织与日常操作</w:t>
             </w:r>
           </w:p>
         </w:tc>
@@ -569,7 +569,7 @@
                 <w:color w:val="B4362F"/>
                 <w:sz w:val="19"/>
               </w:rPr>
-              <w:t>13—15</w:t>
+              <w:t>07—08</w:t>
             </w:r>
           </w:p>
         </w:tc>
@@ -591,7 +591,7 @@
                 <w:color w:val="17201C"/>
                 <w:sz w:val="19"/>
               </w:rPr>
-              <w:t>风险处理、后续路线与结论</w:t>
+              <w:t>经验积累与已实现能力</w:t>
             </w:r>
           </w:p>
         </w:tc>
@@ -616,7 +616,7 @@
                 <w:color w:val="B4362F"/>
                 <w:sz w:val="19"/>
               </w:rPr>
-              <w:t>附录</w:t>
+              <w:t>09—10</w:t>
             </w:r>
           </w:p>
         </w:tc>
@@ -638,7 +638,7 @@
                 <w:color w:val="17201C"/>
                 <w:sz w:val="19"/>
               </w:rPr>
-              <w:t>研究包职责与常用命令</w:t>
+              <w:t>后续开发重点与结论</w:t>
             </w:r>
           </w:p>
         </w:tc>
@@ -691,7 +691,7 @@
                 <w:color w:val="FFFFFF"/>
                 <w:sz w:val="17"/>
               </w:rPr>
-              <w:t>研究请求</w:t>
+              <w:t>调查任务</w:t>
             </w:r>
           </w:p>
         </w:tc>
@@ -718,7 +718,7 @@
                 <w:color w:val="FFFFFF"/>
                 <w:sz w:val="17"/>
               </w:rPr>
-              <w:t>研究包</w:t>
+              <w:t>反复研究</w:t>
             </w:r>
           </w:p>
         </w:tc>
@@ -745,7 +745,7 @@
                 <w:color w:val="FFFFFF"/>
                 <w:sz w:val="17"/>
               </w:rPr>
-              <w:t>编辑判断</w:t>
+              <w:t>完整初稿</w:t>
             </w:r>
           </w:p>
         </w:tc>
@@ -772,7 +772,7 @@
                 <w:color w:val="FFFFFF"/>
                 <w:sz w:val="17"/>
               </w:rPr>
-              <w:t>发布合同</w:t>
+              <w:t>审核修改</w:t>
             </w:r>
           </w:p>
         </w:tc>
@@ -799,7 +799,7 @@
                 <w:color w:val="FFFFFF"/>
                 <w:sz w:val="17"/>
               </w:rPr>
-              <w:t>共享网站</w:t>
+              <w:t>预览发布</w:t>
             </w:r>
           </w:p>
         </w:tc>
@@ -845,7 +845,7 @@
                 <w:color w:val="17201C"/>
                 <w:sz w:val="21"/>
               </w:rPr>
-              <w:t>V2 的创新不是增加更多提示词，而是让每一次研究与编辑决策形成可检查的中间状态。</w:t>
+              <w:t>用户只看七个生产阶段；证据映射、状态文件和自动校验在后台完成。</w:t>
             </w:r>
           </w:p>
         </w:tc>
@@ -869,7 +869,7 @@
         <w:rPr>
           <w:rFonts w:ascii="Noto Sans CJK SC" w:hAnsi="Noto Sans CJK SC" w:eastAsia="Noto Sans CJK SC"/>
         </w:rPr>
-        <w:t>Deep Investigation Lab V2（下称 DIL V2）不是一个“输入题目、输出 HTML”的文章生成器，而是一套将调查研究拆成可检查中间产物的内容生产系统。它解决的核心问题并非语言生成质量，而是生成式系统在长期使用中常见的四类失控：</w:t>
+        <w:t>Deep Investigation Lab V2 是一个完整的调查报告生产系统，不是单独的图表工具。</w:t>
       </w:r>
     </w:p>
     <w:p>
@@ -877,7 +877,7 @@
         <w:rPr>
           <w:rFonts w:ascii="Noto Sans CJK SC" w:hAnsi="Noto Sans CJK SC" w:eastAsia="Noto Sans CJK SC"/>
         </w:rPr>
-        <w:t>1. 研究方法存在于聊天上下文，无法稳定复用； 2. 图表根据“有没有数字”生成，而不是根据“要证明什么”生成； 3. 修改直接作用于成文页面，导致补丁式硬插入； 4. 每篇报告自带页面框架，修复一处可能影响多篇旧报告。</w:t>
+        <w:t>用户只需要提出一个调查任务。系统负责判断是主体研究还是话题研究，组织不同编辑视角形成研究议程，进行可以反复返回的全网研究，保存来源和过程底稿，撰写完整文字初稿，增加真正解释论点的图表，完成相似性、事实和结构审核，再根据分析师意见反复修改。最终文件先进入内部试读，得到明确批准后才正式发布。</w:t>
       </w:r>
     </w:p>
     <w:p>
@@ -885,132 +885,7 @@
         <w:rPr>
           <w:rFonts w:ascii="Noto Sans CJK SC" w:hAnsi="Noto Sans CJK SC" w:eastAsia="Noto Sans CJK SC"/>
         </w:rPr>
-        <w:t>DIL V2 通过三个结构性变化解决这些问题：</w:t>
-      </w:r>
-    </w:p>
-    <w:p>
-      <w:pPr>
-        <w:pStyle w:val="ListBullet"/>
-      </w:pPr>
-      <w:r>
-        <w:rPr>
-          <w:rFonts w:ascii="Noto Sans CJK SC" w:hAnsi="Noto Sans CJK SC" w:eastAsia="Noto Sans CJK SC"/>
-          <w:b/>
-          <w:color w:val="17201C"/>
-        </w:rPr>
-      </w:r>
-      <w:r>
-        <w:rPr>
-          <w:rFonts w:ascii="Noto Sans CJK SC" w:hAnsi="Noto Sans CJK SC" w:eastAsia="Noto Sans CJK SC"/>
-        </w:rPr>
-        <w:t>把研究过程产品化</w:t>
-      </w:r>
-      <w:r>
-        <w:rPr>
-          <w:rFonts w:ascii="Noto Sans CJK SC" w:hAnsi="Noto Sans CJK SC" w:eastAsia="Noto Sans CJK SC"/>
-          <w:b/>
-          <w:color w:val="17201C"/>
-        </w:rPr>
-      </w:r>
-      <w:r>
-        <w:rPr>
-          <w:rFonts w:ascii="Noto Sans CJK SC" w:hAnsi="Noto Sans CJK SC" w:eastAsia="Noto Sans CJK SC"/>
-        </w:rPr>
-        <w:t>：研究请求必须依次经过范围、证据、主张、结构、视觉和发布六道关卡。</w:t>
-      </w:r>
-    </w:p>
-    <w:p>
-      <w:pPr>
-        <w:pStyle w:val="ListBullet"/>
-      </w:pPr>
-      <w:r>
-        <w:rPr>
-          <w:rFonts w:ascii="Noto Sans CJK SC" w:hAnsi="Noto Sans CJK SC" w:eastAsia="Noto Sans CJK SC"/>
-          <w:b/>
-          <w:color w:val="17201C"/>
-        </w:rPr>
-      </w:r>
-      <w:r>
-        <w:rPr>
-          <w:rFonts w:ascii="Noto Sans CJK SC" w:hAnsi="Noto Sans CJK SC" w:eastAsia="Noto Sans CJK SC"/>
-        </w:rPr>
-        <w:t>把编辑判断数据化</w:t>
-      </w:r>
-      <w:r>
-        <w:rPr>
-          <w:rFonts w:ascii="Noto Sans CJK SC" w:hAnsi="Noto Sans CJK SC" w:eastAsia="Noto Sans CJK SC"/>
-          <w:b/>
-          <w:color w:val="17201C"/>
-        </w:rPr>
-      </w:r>
-      <w:r>
-        <w:rPr>
-          <w:rFonts w:ascii="Noto Sans CJK SC" w:hAnsi="Noto Sans CJK SC" w:eastAsia="Noto Sans CJK SC"/>
-        </w:rPr>
-        <w:t>：证据、主张、视觉和人工修改分别保存，聊天反馈不再是一次性信息。</w:t>
-      </w:r>
-    </w:p>
-    <w:p>
-      <w:pPr>
-        <w:pStyle w:val="ListBullet"/>
-      </w:pPr>
-      <w:r>
-        <w:rPr>
-          <w:rFonts w:ascii="Noto Sans CJK SC" w:hAnsi="Noto Sans CJK SC" w:eastAsia="Noto Sans CJK SC"/>
-          <w:b/>
-          <w:color w:val="17201C"/>
-        </w:rPr>
-      </w:r>
-      <w:r>
-        <w:rPr>
-          <w:rFonts w:ascii="Noto Sans CJK SC" w:hAnsi="Noto Sans CJK SC" w:eastAsia="Noto Sans CJK SC"/>
-        </w:rPr>
-        <w:t>把内容与渲染分离</w:t>
-      </w:r>
-      <w:r>
-        <w:rPr>
-          <w:rFonts w:ascii="Noto Sans CJK SC" w:hAnsi="Noto Sans CJK SC" w:eastAsia="Noto Sans CJK SC"/>
-          <w:b/>
-          <w:color w:val="17201C"/>
-        </w:rPr>
-      </w:r>
-      <w:r>
-        <w:rPr>
-          <w:rFonts w:ascii="Noto Sans CJK SC" w:hAnsi="Noto Sans CJK SC" w:eastAsia="Noto Sans CJK SC"/>
-        </w:rPr>
-        <w:t>：每篇报告只保存结构化研究包，网站框架由共享应用统一渲染。</w:t>
-      </w:r>
-    </w:p>
-    <w:p>
-      <w:r>
-        <w:rPr>
-          <w:rFonts w:ascii="Noto Sans CJK SC" w:hAnsi="Noto Sans CJK SC" w:eastAsia="Noto Sans CJK SC"/>
-        </w:rPr>
-        <w:t>系统当前已经具备研究路由、研究包生成、证据引用完整性校验、视觉模式选择规则、修改分级、共享网站框架、GitHub Pages 自动发布和操作手册。下一阶段的重点是把示例性结构进一步发展为“真实报告自动渲染器”和“可操作的编辑决策后台”。</w:t>
-      </w:r>
-    </w:p>
-    <w:p>
-      <w:pPr>
-        <w:pStyle w:val="Heading1"/>
-      </w:pPr>
-      <w:r>
-        <w:t>1. 产品定位与设计边界</w:t>
-      </w:r>
-    </w:p>
-    <w:p>
-      <w:pPr>
-        <w:pStyle w:val="Heading2"/>
-      </w:pPr>
-      <w:r>
-        <w:t>1.1 产品要解决的任务</w:t>
-      </w:r>
-    </w:p>
-    <w:p>
-      <w:r>
-        <w:rPr>
-          <w:rFonts w:ascii="Noto Sans CJK SC" w:hAnsi="Noto Sans CJK SC" w:eastAsia="Noto Sans CJK SC"/>
-        </w:rPr>
-        <w:t>用户只需要表达调查意图，例如：</w:t>
+        <w:t>产品对用户只呈现七个阶段：</w:t>
       </w:r>
     </w:p>
     <w:tbl>
@@ -1048,7 +923,7 @@
                 <w:color w:val="17201C"/>
                 <w:sz w:val="21"/>
               </w:rPr>
-              <w:t>调查空客为什么订单增长，但交付和现金流同时承压。</w:t>
+              <w:t>接收任务 → 讨论与研究 → 框架与底稿 → 文字初稿 → 视觉编辑 → 审核与修改 → 内部预览与正式发布</w:t>
             </w:r>
           </w:p>
         </w:tc>
@@ -1059,7 +934,23 @@
         <w:rPr>
           <w:rFonts w:ascii="Noto Sans CJK SC" w:hAnsi="Noto Sans CJK SC" w:eastAsia="Noto Sans CJK SC"/>
         </w:rPr>
-        <w:t>系统需要完成的不只是写文章，而是：</w:t>
+        <w:t>证据编号、JSON 状态、自动校验和网站构建属于后台保障，不应成为分析师日常使用时的负担。</w:t>
+      </w:r>
+    </w:p>
+    <w:p>
+      <w:pPr>
+        <w:pStyle w:val="Heading1"/>
+      </w:pPr>
+      <w:r>
+        <w:t>1. 产品要解决什么问题</w:t>
+      </w:r>
+    </w:p>
+    <w:p>
+      <w:pPr>
+        <w:pStyle w:val="Heading2"/>
+      </w:pPr>
+      <w:r>
+        <w:t>1.1 目标</w:t>
       </w:r>
     </w:p>
     <w:p>
@@ -1067,15 +958,7 @@
         <w:rPr>
           <w:rFonts w:ascii="Noto Sans CJK SC" w:hAnsi="Noto Sans CJK SC" w:eastAsia="Noto Sans CJK SC"/>
         </w:rPr>
-        <w:t>1. 判断这是一项主体研究还是话题研究； 2. 把模糊意图转换为可检索、可证伪的问题树； 3. 搜集并记录可追溯证据； 4. 从证据中形成受约束的主张； 5. 为主张选择恰当的叙事结构和视觉表达； 6. 在共享网站框架中发布； 7. 在后续修改中保护已经确认的内容； 8. 把人工修改沉淀为下一次可调用的经验。</w:t>
-      </w:r>
-    </w:p>
-    <w:p>
-      <w:pPr>
-        <w:pStyle w:val="Heading2"/>
-      </w:pPr>
-      <w:r>
-        <w:t>1.2 不在当前范围内的事项</w:t>
+        <w:t>系统需要稳定完成四件事：</w:t>
       </w:r>
     </w:p>
     <w:p>
@@ -1083,7 +966,15 @@
         <w:rPr>
           <w:rFonts w:ascii="Noto Sans CJK SC" w:hAnsi="Noto Sans CJK SC" w:eastAsia="Noto Sans CJK SC"/>
         </w:rPr>
-        <w:t>DIL V2 当前不以以下能力为目标：</w:t>
+        <w:t>1. 把一个开放式问题变成全面、可追溯的调查； 2. 把研究材料组织成完整、连贯、有论点的文章； 3. 允许分析师多轮修改而不产生“硬插入”和结构破坏； 4. 让所有报告共享一个网站框架，并区分内部试读和正式发布。</w:t>
+      </w:r>
+    </w:p>
+    <w:p>
+      <w:pPr>
+        <w:pStyle w:val="Heading2"/>
+      </w:pPr>
+      <w:r>
+        <w:t>1.2 它不是什么</w:t>
       </w:r>
     </w:p>
     <w:p>
@@ -1094,7 +985,7 @@
         <w:rPr>
           <w:rFonts w:ascii="Noto Sans CJK SC" w:hAnsi="Noto Sans CJK SC" w:eastAsia="Noto Sans CJK SC"/>
         </w:rPr>
-        <w:t>自动训练或微调基础模型；</w:t>
+        <w:t>不是搜索结果摘要器；</w:t>
       </w:r>
     </w:p>
     <w:p>
@@ -1105,7 +996,7 @@
         <w:rPr>
           <w:rFonts w:ascii="Noto Sans CJK SC" w:hAnsi="Noto Sans CJK SC" w:eastAsia="Noto Sans CJK SC"/>
         </w:rPr>
-        <w:t>在没有证据的情况下自动完成事实判断；</w:t>
+        <w:t>不是一次性网页生成器；</w:t>
       </w:r>
     </w:p>
     <w:p>
@@ -1116,7 +1007,7 @@
         <w:rPr>
           <w:rFonts w:ascii="Noto Sans CJK SC" w:hAnsi="Noto Sans CJK SC" w:eastAsia="Noto Sans CJK SC"/>
         </w:rPr>
-        <w:t>为每一章强制生成图表；</w:t>
+        <w:t>不是见到数字就画图的图表工具；</w:t>
       </w:r>
     </w:p>
     <w:p>
@@ -1127,7 +1018,7 @@
         <w:rPr>
           <w:rFonts w:ascii="Noto Sans CJK SC" w:hAnsi="Noto Sans CJK SC" w:eastAsia="Noto Sans CJK SC"/>
         </w:rPr>
-        <w:t>直接把所有 V1 报告批量迁移；</w:t>
+        <w:t>不是依靠聊天记忆自动学习的黑箱；</w:t>
       </w:r>
     </w:p>
     <w:p>
@@ -1138,140 +1029,15 @@
         <w:rPr>
           <w:rFonts w:ascii="Noto Sans CJK SC" w:hAnsi="Noto Sans CJK SC" w:eastAsia="Noto Sans CJK SC"/>
         </w:rPr>
-        <w:t>建设复杂 CMS、用户权限或数据库后台；</w:t>
+        <w:t>不是每篇文章重新复制一次网站代码。</w:t>
       </w:r>
     </w:p>
     <w:p>
       <w:pPr>
-        <w:pStyle w:val="ListBullet"/>
+        <w:pStyle w:val="Heading2"/>
       </w:pPr>
       <w:r>
-        <w:rPr>
-          <w:rFonts w:ascii="Noto Sans CJK SC" w:hAnsi="Noto Sans CJK SC" w:eastAsia="Noto Sans CJK SC"/>
-        </w:rPr>
-        <w:t>提供投资建议、股价预测或自动交易结论。</w:t>
-      </w:r>
-    </w:p>
-    <w:p>
-      <w:r>
-        <w:rPr>
-          <w:rFonts w:ascii="Noto Sans CJK SC" w:hAnsi="Noto Sans CJK SC" w:eastAsia="Noto Sans CJK SC"/>
-        </w:rPr>
-        <w:t>明确边界的原因是：系统首先需要保证研究产物的可解释性和可维护性，再扩展自动化程度。</w:t>
-      </w:r>
-    </w:p>
-    <w:p>
-      <w:pPr>
-        <w:pStyle w:val="Heading1"/>
-      </w:pPr>
-      <w:r>
-        <w:t>2. 从 V1 到 V2：问题如何被重新定义</w:t>
-      </w:r>
-    </w:p>
-    <w:p>
-      <w:pPr>
-        <w:pStyle w:val="Heading2"/>
-      </w:pPr>
-      <w:r>
-        <w:t>2.1 V1 的实际维护症状</w:t>
-      </w:r>
-    </w:p>
-    <w:p>
-      <w:r>
-        <w:rPr>
-          <w:rFonts w:ascii="Noto Sans CJK SC" w:hAnsi="Noto Sans CJK SC" w:eastAsia="Noto Sans CJK SC"/>
-        </w:rPr>
-        <w:t>对 V1 公开仓库的只读审计发现，正式门户下存在 21 个报告入口，仓库内包含约 232 个 HTML 文件，以及大量版本归档、注入、修复、统一和清理脚本。其主要问题不是“页面不好看”，而是内容、图表和页面结构过度耦合。</w:t>
-      </w:r>
-    </w:p>
-    <w:p>
-      <w:r>
-        <w:rPr>
-          <w:rFonts w:ascii="Noto Sans CJK SC" w:hAnsi="Noto Sans CJK SC" w:eastAsia="Noto Sans CJK SC"/>
-        </w:rPr>
-        <w:t>典型症状包括：</w:t>
-      </w:r>
-    </w:p>
-    <w:p>
-      <w:pPr>
-        <w:pStyle w:val="ListBullet"/>
-      </w:pPr>
-      <w:r>
-        <w:rPr>
-          <w:rFonts w:ascii="Noto Sans CJK SC" w:hAnsi="Noto Sans CJK SC" w:eastAsia="Noto Sans CJK SC"/>
-        </w:rPr>
-        <w:t>新报告复制旧报告框架，形成页面结构漂移；</w:t>
-      </w:r>
-    </w:p>
-    <w:p>
-      <w:pPr>
-        <w:pStyle w:val="ListBullet"/>
-      </w:pPr>
-      <w:r>
-        <w:rPr>
-          <w:rFonts w:ascii="Noto Sans CJK SC" w:hAnsi="Noto Sans CJK SC" w:eastAsia="Noto Sans CJK SC"/>
-        </w:rPr>
-        <w:t>图表逻辑与正文写在同一个 HTML 中，难以独立验证；</w:t>
-      </w:r>
-    </w:p>
-    <w:p>
-      <w:pPr>
-        <w:pStyle w:val="ListBullet"/>
-      </w:pPr>
-      <w:r>
-        <w:rPr>
-          <w:rFonts w:ascii="Noto Sans CJK SC" w:hAnsi="Noto Sans CJK SC" w:eastAsia="Noto Sans CJK SC"/>
-        </w:rPr>
-        <w:t>修改时模型只看到最终文章，不知道章节职责和已确认内容；</w:t>
-      </w:r>
-    </w:p>
-    <w:p>
-      <w:pPr>
-        <w:pStyle w:val="ListBullet"/>
-      </w:pPr>
-      <w:r>
-        <w:rPr>
-          <w:rFonts w:ascii="Noto Sans CJK SC" w:hAnsi="Noto Sans CJK SC" w:eastAsia="Noto Sans CJK SC"/>
-        </w:rPr>
-        <w:t>同一个全局脚本需要兼容多种历史页面结构；</w:t>
-      </w:r>
-    </w:p>
-    <w:p>
-      <w:pPr>
-        <w:pStyle w:val="ListBullet"/>
-      </w:pPr>
-      <w:r>
-        <w:rPr>
-          <w:rFonts w:ascii="Noto Sans CJK SC" w:hAnsi="Noto Sans CJK SC" w:eastAsia="Noto Sans CJK SC"/>
-        </w:rPr>
-        <w:t>修复动作以 DOM 或选择器为单位，缺乏报告级隔离；</w:t>
-      </w:r>
-    </w:p>
-    <w:p>
-      <w:pPr>
-        <w:pStyle w:val="ListBullet"/>
-      </w:pPr>
-      <w:r>
-        <w:rPr>
-          <w:rFonts w:ascii="Noto Sans CJK SC" w:hAnsi="Noto Sans CJK SC" w:eastAsia="Noto Sans CJK SC"/>
-        </w:rPr>
-        <w:t>版本归档保存了结果，但没有保存“为什么这样改”的决策。</w:t>
-      </w:r>
-    </w:p>
-    <w:p>
-      <w:pPr>
-        <w:pStyle w:val="Heading2"/>
-      </w:pPr>
-      <w:r>
-        <w:t>2.2 根因模型</w:t>
-      </w:r>
-    </w:p>
-    <w:p>
-      <w:r>
-        <w:rPr>
-          <w:rFonts w:ascii="Noto Sans CJK SC" w:hAnsi="Noto Sans CJK SC" w:eastAsia="Noto Sans CJK SC"/>
-        </w:rPr>
-        <w:t>V1 的工作流可以抽象为：</w:t>
+        <w:t>1.3 最重要的产品原则</w:t>
       </w:r>
     </w:p>
     <w:tbl>
@@ -1309,7 +1075,7 @@
                 <w:color w:val="17201C"/>
                 <w:sz w:val="21"/>
               </w:rPr>
-              <w:t>研究请求 → 长篇正文 → 单页 HTML → 发布</w:t>
+              <w:t>报告是持续生长的产品状态，而不是一次生成的静态文件。</w:t>
             </w:r>
           </w:p>
         </w:tc>
@@ -1320,70 +1086,31 @@
         <w:rPr>
           <w:rFonts w:ascii="Noto Sans CJK SC" w:hAnsi="Noto Sans CJK SC" w:eastAsia="Noto Sans CJK SC"/>
         </w:rPr>
-        <w:t>中间缺少可验证状态，因此任何修改都只能直接作用于最终成品。系统无法回答：</w:t>
+        <w:t>系统必须保存研究过程、当前完整文稿、人工意见和发布状态，才能在下一次修改时理解上下文。</w:t>
       </w:r>
     </w:p>
     <w:p>
       <w:pPr>
-        <w:pStyle w:val="ListBullet"/>
+        <w:pStyle w:val="Heading1"/>
       </w:pPr>
       <w:r>
-        <w:rPr>
-          <w:rFonts w:ascii="Noto Sans CJK SC" w:hAnsi="Noto Sans CJK SC" w:eastAsia="Noto Sans CJK SC"/>
-        </w:rPr>
-        <w:t>当前核心问题是什么？</w:t>
+        <w:t>2. 七阶段报告生产流程</w:t>
       </w:r>
     </w:p>
     <w:p>
       <w:pPr>
-        <w:pStyle w:val="ListBullet"/>
+        <w:pStyle w:val="Heading2"/>
       </w:pPr>
       <w:r>
-        <w:rPr>
-          <w:rFonts w:ascii="Noto Sans CJK SC" w:hAnsi="Noto Sans CJK SC" w:eastAsia="Noto Sans CJK SC"/>
-        </w:rPr>
-        <w:t>哪些事实已确认？</w:t>
+        <w:t>2.1 阶段一：接收任务与研究分类</w:t>
       </w:r>
     </w:p>
     <w:p>
       <w:pPr>
-        <w:pStyle w:val="ListBullet"/>
+        <w:pStyle w:val="Heading3"/>
       </w:pPr>
       <w:r>
-        <w:rPr>
-          <w:rFonts w:ascii="Noto Sans CJK SC" w:hAnsi="Noto Sans CJK SC" w:eastAsia="Noto Sans CJK SC"/>
-        </w:rPr>
-        <w:t>哪些段落承担什么论证职责？</w:t>
-      </w:r>
-    </w:p>
-    <w:p>
-      <w:pPr>
-        <w:pStyle w:val="ListBullet"/>
-      </w:pPr>
-      <w:r>
-        <w:rPr>
-          <w:rFonts w:ascii="Noto Sans CJK SC" w:hAnsi="Noto Sans CJK SC" w:eastAsia="Noto Sans CJK SC"/>
-        </w:rPr>
-        <w:t>某张图究竟在支持哪条主张？</w:t>
-      </w:r>
-    </w:p>
-    <w:p>
-      <w:pPr>
-        <w:pStyle w:val="ListBullet"/>
-      </w:pPr>
-      <w:r>
-        <w:rPr>
-          <w:rFonts w:ascii="Noto Sans CJK SC" w:hAnsi="Noto Sans CJK SC" w:eastAsia="Noto Sans CJK SC"/>
-        </w:rPr>
-        <w:t>哪些区域已经人工批准，不应随意重写？</w:t>
-      </w:r>
-    </w:p>
-    <w:p>
-      <w:pPr>
-        <w:pStyle w:val="Heading2"/>
-      </w:pPr>
-      <w:r>
-        <w:t>2.3 V2 的解决原则</w:t>
+        <w:t>形成原理</w:t>
       </w:r>
     </w:p>
     <w:p>
@@ -1391,7 +1118,1717 @@
         <w:rPr>
           <w:rFonts w:ascii="Noto Sans CJK SC" w:hAnsi="Noto Sans CJK SC" w:eastAsia="Noto Sans CJK SC"/>
         </w:rPr>
-        <w:t>V2 将工作流改造为：</w:t>
+        <w:t>同一句“调查”可能指向不同的最终对象。公司、机构、人物和产品属于主体研究；行业、政策、事件、趋势和社会现象属于话题研究。两类研究需要不同的问题清单，但可以共享后续生产流程。</w:t>
+      </w:r>
+    </w:p>
+    <w:p>
+      <w:pPr>
+        <w:pStyle w:val="Heading3"/>
+      </w:pPr>
+      <w:r>
+        <w:t>操作过程</w:t>
+      </w:r>
+    </w:p>
+    <w:p>
+      <w:r>
+        <w:rPr>
+          <w:rFonts w:ascii="Noto Sans CJK SC" w:hAnsi="Noto Sans CJK SC" w:eastAsia="Noto Sans CJK SC"/>
+        </w:rPr>
+        <w:t>1. 接收用户原始任务； 2. 识别最终问题指向； 3. 判断为 `entity` 或 `topic`； 4. 确认核心问题、时间和地域范围； 5. 记录排除项和可能推翻初步假设的证据； 6. 创建该报告独立的底稿目录。</w:t>
+      </w:r>
+    </w:p>
+    <w:p>
+      <w:pPr>
+        <w:pStyle w:val="Heading3"/>
+      </w:pPr>
+      <w:r>
+        <w:t>主要产物</w:t>
+      </w:r>
+    </w:p>
+    <w:p>
+      <w:pPr>
+        <w:pStyle w:val="ListBullet"/>
+      </w:pPr>
+      <w:r>
+        <w:rPr>
+          <w:rFonts w:ascii="Consolas" w:hAnsi="Consolas" w:eastAsia="Noto Sans CJK SC"/>
+          <w:color w:val="B4362F"/>
+          <w:sz w:val="19"/>
+        </w:rPr>
+        <w:t>brief.json</w:t>
+      </w:r>
+      <w:r>
+        <w:rPr>
+          <w:rFonts w:ascii="Noto Sans CJK SC" w:hAnsi="Noto Sans CJK SC" w:eastAsia="Noto Sans CJK SC"/>
+        </w:rPr>
+        <w:t>：机器可读的任务说明；</w:t>
+      </w:r>
+    </w:p>
+    <w:p>
+      <w:pPr>
+        <w:pStyle w:val="ListBullet"/>
+      </w:pPr>
+      <w:r>
+        <w:rPr>
+          <w:rFonts w:ascii="Consolas" w:hAnsi="Consolas" w:eastAsia="Noto Sans CJK SC"/>
+          <w:color w:val="B4362F"/>
+          <w:sz w:val="19"/>
+        </w:rPr>
+        <w:t>workflow-state.json</w:t>
+      </w:r>
+      <w:r>
+        <w:rPr>
+          <w:rFonts w:ascii="Noto Sans CJK SC" w:hAnsi="Noto Sans CJK SC" w:eastAsia="Noto Sans CJK SC"/>
+        </w:rPr>
+        <w:t>：当前生产阶段；</w:t>
+      </w:r>
+    </w:p>
+    <w:p>
+      <w:pPr>
+        <w:pStyle w:val="ListBullet"/>
+      </w:pPr>
+      <w:r>
+        <w:rPr>
+          <w:rFonts w:ascii="Noto Sans CJK SC" w:hAnsi="Noto Sans CJK SC" w:eastAsia="Noto Sans CJK SC"/>
+        </w:rPr>
+        <w:t>整套空白底稿文件。</w:t>
+      </w:r>
+    </w:p>
+    <w:p>
+      <w:pPr>
+        <w:pStyle w:val="Heading3"/>
+      </w:pPr>
+      <w:r>
+        <w:t>注意事项</w:t>
+      </w:r>
+    </w:p>
+    <w:p>
+      <w:pPr>
+        <w:pStyle w:val="ListBullet"/>
+      </w:pPr>
+      <w:r>
+        <w:rPr>
+          <w:rFonts w:ascii="Noto Sans CJK SC" w:hAnsi="Noto Sans CJK SC" w:eastAsia="Noto Sans CJK SC"/>
+        </w:rPr>
+        <w:t>分类只决定研究起点，不决定文章目录；</w:t>
+      </w:r>
+    </w:p>
+    <w:p>
+      <w:pPr>
+        <w:pStyle w:val="ListBullet"/>
+      </w:pPr>
+      <w:r>
+        <w:rPr>
+          <w:rFonts w:ascii="Noto Sans CJK SC" w:hAnsi="Noto Sans CJK SC" w:eastAsia="Noto Sans CJK SC"/>
+        </w:rPr>
+        <w:t>这一阶段不能提前写结论；</w:t>
+      </w:r>
+    </w:p>
+    <w:p>
+      <w:pPr>
+        <w:pStyle w:val="ListBullet"/>
+      </w:pPr>
+      <w:r>
+        <w:rPr>
+          <w:rFonts w:ascii="Noto Sans CJK SC" w:hAnsi="Noto Sans CJK SC" w:eastAsia="Noto Sans CJK SC"/>
+        </w:rPr>
+        <w:t>请求不清楚时，只询问真正影响研究方向的问题。</w:t>
+      </w:r>
+    </w:p>
+    <w:p>
+      <w:pPr>
+        <w:pStyle w:val="Heading2"/>
+      </w:pPr>
+      <w:r>
+        <w:t>2.2 阶段二：讨论团与反复研究</w:t>
+      </w:r>
+    </w:p>
+    <w:p>
+      <w:pPr>
+        <w:pStyle w:val="Heading3"/>
+      </w:pPr>
+      <w:r>
+        <w:t>形成原理</w:t>
+      </w:r>
+    </w:p>
+    <w:p>
+      <w:r>
+        <w:rPr>
+          <w:rFonts w:ascii="Noto Sans CJK SC" w:hAnsi="Noto Sans CJK SC" w:eastAsia="Noto Sans CJK SC"/>
+        </w:rPr>
+        <w:t>好的调查不是从关键词搜索开始，而是从“读者真正想知道什么”开始。讨论团代表不同编辑视角，不要求使用六个昂贵模型；它可以由同一个模型依次扮演固定角色，也可以由多个代理并行工作。</w:t>
+      </w:r>
+    </w:p>
+    <w:p>
+      <w:r>
+        <w:rPr>
+          <w:rFonts w:ascii="Noto Sans CJK SC" w:hAnsi="Noto Sans CJK SC" w:eastAsia="Noto Sans CJK SC"/>
+        </w:rPr>
+        <w:t>建议角色：</w:t>
+      </w:r>
+    </w:p>
+    <w:p>
+      <w:pPr>
+        <w:pStyle w:val="ListBullet"/>
+      </w:pPr>
+      <w:r>
+        <w:rPr>
+          <w:rFonts w:ascii="Noto Sans CJK SC" w:hAnsi="Noto Sans CJK SC" w:eastAsia="Noto Sans CJK SC"/>
+        </w:rPr>
+        <w:t>主编：判断核心新闻价值；</w:t>
+      </w:r>
+    </w:p>
+    <w:p>
+      <w:pPr>
+        <w:pStyle w:val="ListBullet"/>
+      </w:pPr>
+      <w:r>
+        <w:rPr>
+          <w:rFonts w:ascii="Noto Sans CJK SC" w:hAnsi="Noto Sans CJK SC" w:eastAsia="Noto Sans CJK SC"/>
+        </w:rPr>
+        <w:t>行业分析师：补充市场、商业和历史背景；</w:t>
+      </w:r>
+    </w:p>
+    <w:p>
+      <w:pPr>
+        <w:pStyle w:val="ListBullet"/>
+      </w:pPr>
+      <w:r>
+        <w:rPr>
+          <w:rFonts w:ascii="Noto Sans CJK SC" w:hAnsi="Noto Sans CJK SC" w:eastAsia="Noto Sans CJK SC"/>
+        </w:rPr>
+        <w:t>调查研究员：寻找事实、矛盾和关键来源；</w:t>
+      </w:r>
+    </w:p>
+    <w:p>
+      <w:pPr>
+        <w:pStyle w:val="ListBullet"/>
+      </w:pPr>
+      <w:r>
+        <w:rPr>
+          <w:rFonts w:ascii="Noto Sans CJK SC" w:hAnsi="Noto Sans CJK SC" w:eastAsia="Noto Sans CJK SC"/>
+        </w:rPr>
+        <w:t>反方审稿人：寻找替代解释和反证；</w:t>
+      </w:r>
+    </w:p>
+    <w:p>
+      <w:pPr>
+        <w:pStyle w:val="ListBullet"/>
+      </w:pPr>
+      <w:r>
+        <w:rPr>
+          <w:rFonts w:ascii="Noto Sans CJK SC" w:hAnsi="Noto Sans CJK SC" w:eastAsia="Noto Sans CJK SC"/>
+        </w:rPr>
+        <w:t>数据编辑：统一指标、口径和时间范围；</w:t>
+      </w:r>
+    </w:p>
+    <w:p>
+      <w:pPr>
+        <w:pStyle w:val="ListBullet"/>
+      </w:pPr>
+      <w:r>
+        <w:rPr>
+          <w:rFonts w:ascii="Noto Sans CJK SC" w:hAnsi="Noto Sans CJK SC" w:eastAsia="Noto Sans CJK SC"/>
+        </w:rPr>
+        <w:t>读者代表：判断哪些问题最值得解释。</w:t>
+      </w:r>
+    </w:p>
+    <w:p>
+      <w:pPr>
+        <w:pStyle w:val="Heading3"/>
+      </w:pPr>
+      <w:r>
+        <w:t>操作过程</w:t>
+      </w:r>
+    </w:p>
+    <w:p>
+      <w:r>
+        <w:rPr>
+          <w:rFonts w:ascii="Noto Sans CJK SC" w:hAnsi="Noto Sans CJK SC" w:eastAsia="Noto Sans CJK SC"/>
+        </w:rPr>
+        <w:t>第一轮先构建整体面貌：</w:t>
+      </w:r>
+    </w:p>
+    <w:p>
+      <w:r>
+        <w:rPr>
+          <w:rFonts w:ascii="Noto Sans CJK SC" w:hAnsi="Noto Sans CJK SC" w:eastAsia="Noto Sans CJK SC"/>
+        </w:rPr>
+        <w:t>1. 讨论读者和市场最关心的问题； 2. 搜索官方文件、公司材料、权威数据库和高质量报道； 3. 记录事实、口径、发布时间和访问时间； 4. 标记冲突、空白和待核实问题； 5. 汇总当前发现。</w:t>
+      </w:r>
+    </w:p>
+    <w:p>
+      <w:r>
+        <w:rPr>
+          <w:rFonts w:ascii="Noto Sans CJK SC" w:hAnsi="Noto Sans CJK SC" w:eastAsia="Noto Sans CJK SC"/>
+        </w:rPr>
+        <w:t>随后进入研究循环：</w:t>
+      </w:r>
+    </w:p>
+    <w:p>
+      <w:r>
+        <w:rPr>
+          <w:rFonts w:ascii="Consolas" w:hAnsi="Consolas" w:eastAsia="Noto Sans CJK SC"/>
+          <w:color w:val="B4362F"/>
+          <w:sz w:val="19"/>
+        </w:rPr>
+        <w:t>``text 搜索和阅读 → 形成阶段性发现 → 讨论矛盾和遗漏 → 产生新的研究问题 → 补同行、历史、机制或反证 → 再次判断 ``</w:t>
+      </w:r>
+    </w:p>
+    <w:p>
+      <w:pPr>
+        <w:pStyle w:val="Heading3"/>
+      </w:pPr>
+      <w:r>
+        <w:t>什么时候停止研究</w:t>
+      </w:r>
+    </w:p>
+    <w:p>
+      <w:pPr>
+        <w:pStyle w:val="ListBullet"/>
+      </w:pPr>
+      <w:r>
+        <w:rPr>
+          <w:rFonts w:ascii="Noto Sans CJK SC" w:hAnsi="Noto Sans CJK SC" w:eastAsia="Noto Sans CJK SC"/>
+        </w:rPr>
+        <w:t>主要问题已经获得可靠回答；</w:t>
+      </w:r>
+    </w:p>
+    <w:p>
+      <w:pPr>
+        <w:pStyle w:val="ListBullet"/>
+      </w:pPr>
+      <w:r>
+        <w:rPr>
+          <w:rFonts w:ascii="Noto Sans CJK SC" w:hAnsi="Noto Sans CJK SC" w:eastAsia="Noto Sans CJK SC"/>
+        </w:rPr>
+        <w:t>核心判断有多个角度的证据；</w:t>
+      </w:r>
+    </w:p>
+    <w:p>
+      <w:pPr>
+        <w:pStyle w:val="ListBullet"/>
+      </w:pPr>
+      <w:r>
+        <w:rPr>
+          <w:rFonts w:ascii="Noto Sans CJK SC" w:hAnsi="Noto Sans CJK SC" w:eastAsia="Noto Sans CJK SC"/>
+        </w:rPr>
+        <w:t>重要反方解释已经被考虑；</w:t>
+      </w:r>
+    </w:p>
+    <w:p>
+      <w:pPr>
+        <w:pStyle w:val="ListBullet"/>
+      </w:pPr>
+      <w:r>
+        <w:rPr>
+          <w:rFonts w:ascii="Noto Sans CJK SC" w:hAnsi="Noto Sans CJK SC" w:eastAsia="Noto Sans CJK SC"/>
+        </w:rPr>
+        <w:t>关键口径和时间边界清楚；</w:t>
+      </w:r>
+    </w:p>
+    <w:p>
+      <w:pPr>
+        <w:pStyle w:val="ListBullet"/>
+      </w:pPr>
+      <w:r>
+        <w:rPr>
+          <w:rFonts w:ascii="Noto Sans CJK SC" w:hAnsi="Noto Sans CJK SC" w:eastAsia="Noto Sans CJK SC"/>
+        </w:rPr>
+        <w:t>新搜索结果开始大量重复；</w:t>
+      </w:r>
+    </w:p>
+    <w:p>
+      <w:pPr>
+        <w:pStyle w:val="ListBullet"/>
+      </w:pPr>
+      <w:r>
+        <w:rPr>
+          <w:rFonts w:ascii="Noto Sans CJK SC" w:hAnsi="Noto Sans CJK SC" w:eastAsia="Noto Sans CJK SC"/>
+        </w:rPr>
+        <w:t>无法确认的内容已明确列为待核实。</w:t>
+      </w:r>
+    </w:p>
+    <w:p>
+      <w:pPr>
+        <w:pStyle w:val="Heading3"/>
+      </w:pPr>
+      <w:r>
+        <w:t>主要产物</w:t>
+      </w:r>
+    </w:p>
+    <w:p>
+      <w:pPr>
+        <w:pStyle w:val="ListBullet"/>
+      </w:pPr>
+      <w:r>
+        <w:rPr>
+          <w:rFonts w:ascii="Consolas" w:hAnsi="Consolas" w:eastAsia="Noto Sans CJK SC"/>
+          <w:color w:val="B4362F"/>
+          <w:sz w:val="19"/>
+        </w:rPr>
+        <w:t>discussion.md</w:t>
+      </w:r>
+      <w:r>
+        <w:rPr>
+          <w:rFonts w:ascii="Noto Sans CJK SC" w:hAnsi="Noto Sans CJK SC" w:eastAsia="Noto Sans CJK SC"/>
+        </w:rPr>
+        <w:t>；</w:t>
+      </w:r>
+    </w:p>
+    <w:p>
+      <w:pPr>
+        <w:pStyle w:val="ListBullet"/>
+      </w:pPr>
+      <w:r>
+        <w:rPr>
+          <w:rFonts w:ascii="Consolas" w:hAnsi="Consolas" w:eastAsia="Noto Sans CJK SC"/>
+          <w:color w:val="B4362F"/>
+          <w:sz w:val="19"/>
+        </w:rPr>
+        <w:t>research-notes.md</w:t>
+      </w:r>
+      <w:r>
+        <w:rPr>
+          <w:rFonts w:ascii="Noto Sans CJK SC" w:hAnsi="Noto Sans CJK SC" w:eastAsia="Noto Sans CJK SC"/>
+        </w:rPr>
+        <w:t>；</w:t>
+      </w:r>
+    </w:p>
+    <w:p>
+      <w:pPr>
+        <w:pStyle w:val="ListBullet"/>
+      </w:pPr>
+      <w:r>
+        <w:rPr>
+          <w:rFonts w:ascii="Consolas" w:hAnsi="Consolas" w:eastAsia="Noto Sans CJK SC"/>
+          <w:color w:val="B4362F"/>
+          <w:sz w:val="19"/>
+        </w:rPr>
+        <w:t>sources/</w:t>
+      </w:r>
+      <w:r>
+        <w:rPr>
+          <w:rFonts w:ascii="Noto Sans CJK SC" w:hAnsi="Noto Sans CJK SC" w:eastAsia="Noto Sans CJK SC"/>
+        </w:rPr>
+        <w:t>；</w:t>
+      </w:r>
+    </w:p>
+    <w:p>
+      <w:pPr>
+        <w:pStyle w:val="ListBullet"/>
+      </w:pPr>
+      <w:r>
+        <w:rPr>
+          <w:rFonts w:ascii="Consolas" w:hAnsi="Consolas" w:eastAsia="Noto Sans CJK SC"/>
+          <w:color w:val="B4362F"/>
+          <w:sz w:val="19"/>
+        </w:rPr>
+        <w:t>evidence-ledger.json</w:t>
+      </w:r>
+      <w:r>
+        <w:rPr>
+          <w:rFonts w:ascii="Noto Sans CJK SC" w:hAnsi="Noto Sans CJK SC" w:eastAsia="Noto Sans CJK SC"/>
+        </w:rPr>
+        <w:t>；</w:t>
+      </w:r>
+    </w:p>
+    <w:p>
+      <w:pPr>
+        <w:pStyle w:val="ListBullet"/>
+      </w:pPr>
+      <w:r>
+        <w:rPr>
+          <w:rFonts w:ascii="Consolas" w:hAnsi="Consolas" w:eastAsia="Noto Sans CJK SC"/>
+          <w:color w:val="B4362F"/>
+          <w:sz w:val="19"/>
+        </w:rPr>
+        <w:t>workflow-state.json.researchLoops</w:t>
+      </w:r>
+      <w:r>
+        <w:rPr>
+          <w:rFonts w:ascii="Noto Sans CJK SC" w:hAnsi="Noto Sans CJK SC" w:eastAsia="Noto Sans CJK SC"/>
+        </w:rPr>
+        <w:t>。</w:t>
+      </w:r>
+    </w:p>
+    <w:p>
+      <w:pPr>
+        <w:pStyle w:val="Heading3"/>
+      </w:pPr>
+      <w:r>
+        <w:t>注意事项</w:t>
+      </w:r>
+    </w:p>
+    <w:p>
+      <w:pPr>
+        <w:pStyle w:val="ListBullet"/>
+      </w:pPr>
+      <w:r>
+        <w:rPr>
+          <w:rFonts w:ascii="Noto Sans CJK SC" w:hAnsi="Noto Sans CJK SC" w:eastAsia="Noto Sans CJK SC"/>
+        </w:rPr>
+        <w:t>不以固定搜索次数代替研究充分度；</w:t>
+      </w:r>
+    </w:p>
+    <w:p>
+      <w:pPr>
+        <w:pStyle w:val="ListBullet"/>
+      </w:pPr>
+      <w:r>
+        <w:rPr>
+          <w:rFonts w:ascii="Noto Sans CJK SC" w:hAnsi="Noto Sans CJK SC" w:eastAsia="Noto Sans CJK SC"/>
+        </w:rPr>
+        <w:t>社交媒体通常只作为线索；</w:t>
+      </w:r>
+    </w:p>
+    <w:p>
+      <w:pPr>
+        <w:pStyle w:val="ListBullet"/>
+      </w:pPr>
+      <w:r>
+        <w:rPr>
+          <w:rFonts w:ascii="Noto Sans CJK SC" w:hAnsi="Noto Sans CJK SC" w:eastAsia="Noto Sans CJK SC"/>
+        </w:rPr>
+        <w:t>冲突证据必须保留；</w:t>
+      </w:r>
+    </w:p>
+    <w:p>
+      <w:pPr>
+        <w:pStyle w:val="ListBullet"/>
+      </w:pPr>
+      <w:r>
+        <w:rPr>
+          <w:rFonts w:ascii="Noto Sans CJK SC" w:hAnsi="Noto Sans CJK SC" w:eastAsia="Noto Sans CJK SC"/>
+        </w:rPr>
+        <w:t>来源底稿属于当前报告，不能混入其他报告。</w:t>
+      </w:r>
+    </w:p>
+    <w:p>
+      <w:pPr>
+        <w:pStyle w:val="Heading2"/>
+      </w:pPr>
+      <w:r>
+        <w:t>2.3 阶段三：形成框架与底稿</w:t>
+      </w:r>
+    </w:p>
+    <w:p>
+      <w:pPr>
+        <w:pStyle w:val="Heading3"/>
+      </w:pPr>
+      <w:r>
+        <w:t>形成原理</w:t>
+      </w:r>
+    </w:p>
+    <w:p>
+      <w:r>
+        <w:rPr>
+          <w:rFonts w:ascii="Noto Sans CJK SC" w:hAnsi="Noto Sans CJK SC" w:eastAsia="Noto Sans CJK SC"/>
+        </w:rPr>
+        <w:t>研究材料不会自动成为文章。框架的任务是决定文章要证明什么、每一章负责什么，以及证据如何推动读者理解。</w:t>
+      </w:r>
+    </w:p>
+    <w:p>
+      <w:pPr>
+        <w:pStyle w:val="Heading3"/>
+      </w:pPr>
+      <w:r>
+        <w:t>操作过程</w:t>
+      </w:r>
+    </w:p>
+    <w:p>
+      <w:r>
+        <w:rPr>
+          <w:rFonts w:ascii="Noto Sans CJK SC" w:hAnsi="Noto Sans CJK SC" w:eastAsia="Noto Sans CJK SC"/>
+        </w:rPr>
+        <w:t>1. 从研究结果中提取中心矛盾或核心问题； 2. 区分事实、分析、待核实和条件性预测； 3. 为每项主张绑定证据编号； 4. 为每一章定义唯一的章节职责； 5. 写明本章结论、证据和与前后章节的关系； 6. 检查目录是否只是机械的业务维度罗列； 7. 形成可供分析师评审的框架。</w:t>
+      </w:r>
+    </w:p>
+    <w:p>
+      <w:pPr>
+        <w:pStyle w:val="Heading3"/>
+      </w:pPr>
+      <w:r>
+        <w:t>主要产物</w:t>
+      </w:r>
+    </w:p>
+    <w:p>
+      <w:pPr>
+        <w:pStyle w:val="ListBullet"/>
+      </w:pPr>
+      <w:r>
+        <w:rPr>
+          <w:rFonts w:ascii="Consolas" w:hAnsi="Consolas" w:eastAsia="Noto Sans CJK SC"/>
+          <w:color w:val="B4362F"/>
+          <w:sz w:val="19"/>
+        </w:rPr>
+        <w:t>claim-map.json</w:t>
+      </w:r>
+      <w:r>
+        <w:rPr>
+          <w:rFonts w:ascii="Noto Sans CJK SC" w:hAnsi="Noto Sans CJK SC" w:eastAsia="Noto Sans CJK SC"/>
+        </w:rPr>
+        <w:t>；</w:t>
+      </w:r>
+    </w:p>
+    <w:p>
+      <w:pPr>
+        <w:pStyle w:val="ListBullet"/>
+      </w:pPr>
+      <w:r>
+        <w:rPr>
+          <w:rFonts w:ascii="Consolas" w:hAnsi="Consolas" w:eastAsia="Noto Sans CJK SC"/>
+          <w:color w:val="B4362F"/>
+          <w:sz w:val="19"/>
+        </w:rPr>
+        <w:t>outline.md</w:t>
+      </w:r>
+      <w:r>
+        <w:rPr>
+          <w:rFonts w:ascii="Noto Sans CJK SC" w:hAnsi="Noto Sans CJK SC" w:eastAsia="Noto Sans CJK SC"/>
+        </w:rPr>
+        <w:t>。</w:t>
+      </w:r>
+    </w:p>
+    <w:p>
+      <w:pPr>
+        <w:pStyle w:val="Heading3"/>
+      </w:pPr>
+      <w:r>
+        <w:t>注意事项</w:t>
+      </w:r>
+    </w:p>
+    <w:p>
+      <w:pPr>
+        <w:pStyle w:val="ListBullet"/>
+      </w:pPr>
+      <w:r>
+        <w:rPr>
+          <w:rFonts w:ascii="Noto Sans CJK SC" w:hAnsi="Noto Sans CJK SC" w:eastAsia="Noto Sans CJK SC"/>
+        </w:rPr>
+        <w:t>目录必须服务论点，不以“业务、财务、市场、风险”机械平铺；</w:t>
+      </w:r>
+    </w:p>
+    <w:p>
+      <w:pPr>
+        <w:pStyle w:val="ListBullet"/>
+      </w:pPr>
+      <w:r>
+        <w:rPr>
+          <w:rFonts w:ascii="Noto Sans CJK SC" w:hAnsi="Noto Sans CJK SC" w:eastAsia="Noto Sans CJK SC"/>
+        </w:rPr>
+        <w:t>每章只承担一个主要职责；</w:t>
+      </w:r>
+    </w:p>
+    <w:p>
+      <w:pPr>
+        <w:pStyle w:val="ListBullet"/>
+      </w:pPr>
+      <w:r>
+        <w:rPr>
+          <w:rFonts w:ascii="Noto Sans CJK SC" w:hAnsi="Noto Sans CJK SC" w:eastAsia="Noto Sans CJK SC"/>
+        </w:rPr>
+        <w:t>证据不足的主张不能进入正式框架。</w:t>
+      </w:r>
+    </w:p>
+    <w:p>
+      <w:pPr>
+        <w:pStyle w:val="Heading2"/>
+      </w:pPr>
+      <w:r>
+        <w:t>2.4 阶段四：撰写完整文字初稿</w:t>
+      </w:r>
+    </w:p>
+    <w:p>
+      <w:pPr>
+        <w:pStyle w:val="Heading3"/>
+      </w:pPr>
+      <w:r>
+        <w:t>形成原理</w:t>
+      </w:r>
+    </w:p>
+    <w:p>
+      <w:r>
+        <w:rPr>
+          <w:rFonts w:ascii="Noto Sans CJK SC" w:hAnsi="Noto Sans CJK SC" w:eastAsia="Noto Sans CJK SC"/>
+        </w:rPr>
+        <w:t>初稿首先是一篇文章，不是网页组件集合。只有完整文字能够检验论证是否连贯、章节是否自然，以及读者能否理解因果和争议。</w:t>
+      </w:r>
+    </w:p>
+    <w:p>
+      <w:pPr>
+        <w:pStyle w:val="Heading3"/>
+      </w:pPr>
+      <w:r>
+        <w:t>操作过程</w:t>
+      </w:r>
+    </w:p>
+    <w:p>
+      <w:r>
+        <w:rPr>
+          <w:rFonts w:ascii="Noto Sans CJK SC" w:hAnsi="Noto Sans CJK SC" w:eastAsia="Noto Sans CJK SC"/>
+        </w:rPr>
+        <w:t>1. 按 `outline.md` 撰写开篇、正文和结论； 2. 每章围绕一个核心问题展开； 3. 让事实、证据、原因、影响和判断自然衔接； 4. 区分来源事实与分析判断； 5. 在写作中发现证据空白时返回第二阶段； 6. 新材料改变章节职责时先更新框架； 7. 将当前完整文章保存到 `draft.md`。</w:t>
+      </w:r>
+    </w:p>
+    <w:p>
+      <w:pPr>
+        <w:pStyle w:val="Heading3"/>
+      </w:pPr>
+      <w:r>
+        <w:t>通过条件</w:t>
+      </w:r>
+    </w:p>
+    <w:p>
+      <w:pPr>
+        <w:pStyle w:val="ListBullet"/>
+      </w:pPr>
+      <w:r>
+        <w:rPr>
+          <w:rFonts w:ascii="Noto Sans CJK SC" w:hAnsi="Noto Sans CJK SC" w:eastAsia="Noto Sans CJK SC"/>
+        </w:rPr>
+        <w:t>不看图表也能理解文章主线；</w:t>
+      </w:r>
+    </w:p>
+    <w:p>
+      <w:pPr>
+        <w:pStyle w:val="ListBullet"/>
+      </w:pPr>
+      <w:r>
+        <w:rPr>
+          <w:rFonts w:ascii="Noto Sans CJK SC" w:hAnsi="Noto Sans CJK SC" w:eastAsia="Noto Sans CJK SC"/>
+        </w:rPr>
+        <w:t>章节之间不存在明显跳跃；</w:t>
+      </w:r>
+    </w:p>
+    <w:p>
+      <w:pPr>
+        <w:pStyle w:val="ListBullet"/>
+      </w:pPr>
+      <w:r>
+        <w:rPr>
+          <w:rFonts w:ascii="Noto Sans CJK SC" w:hAnsi="Noto Sans CJK SC" w:eastAsia="Noto Sans CJK SC"/>
+        </w:rPr>
+        <w:t>新内容不是附加在旧稿末尾；</w:t>
+      </w:r>
+    </w:p>
+    <w:p>
+      <w:pPr>
+        <w:pStyle w:val="ListBullet"/>
+      </w:pPr>
+      <w:r>
+        <w:rPr>
+          <w:rFonts w:ascii="Noto Sans CJK SC" w:hAnsi="Noto Sans CJK SC" w:eastAsia="Noto Sans CJK SC"/>
+        </w:rPr>
+        <w:t>关键判断都能找到证据；</w:t>
+      </w:r>
+    </w:p>
+    <w:p>
+      <w:pPr>
+        <w:pStyle w:val="ListBullet"/>
+      </w:pPr>
+      <w:r>
+        <w:rPr>
+          <w:rFonts w:ascii="Noto Sans CJK SC" w:hAnsi="Noto Sans CJK SC" w:eastAsia="Noto Sans CJK SC"/>
+        </w:rPr>
+        <w:t>文章篇幅和深度满足调查任务。</w:t>
+      </w:r>
+    </w:p>
+    <w:p>
+      <w:pPr>
+        <w:pStyle w:val="Heading3"/>
+      </w:pPr>
+      <w:r>
+        <w:t>注意事项</w:t>
+      </w:r>
+    </w:p>
+    <w:p>
+      <w:pPr>
+        <w:pStyle w:val="ListBullet"/>
+      </w:pPr>
+      <w:r>
+        <w:rPr>
+          <w:rFonts w:ascii="Noto Sans CJK SC" w:hAnsi="Noto Sans CJK SC" w:eastAsia="Noto Sans CJK SC"/>
+        </w:rPr>
+        <w:t>不以模糊表达填补证据不足；</w:t>
+      </w:r>
+    </w:p>
+    <w:p>
+      <w:pPr>
+        <w:pStyle w:val="ListBullet"/>
+      </w:pPr>
+      <w:r>
+        <w:rPr>
+          <w:rFonts w:ascii="Noto Sans CJK SC" w:hAnsi="Noto Sans CJK SC" w:eastAsia="Noto Sans CJK SC"/>
+        </w:rPr>
+        <w:t>不把来源摘要简单拼接成正文；</w:t>
+      </w:r>
+    </w:p>
+    <w:p>
+      <w:pPr>
+        <w:pStyle w:val="ListBullet"/>
+      </w:pPr>
+      <w:r>
+        <w:rPr>
+          <w:rFonts w:ascii="Noto Sans CJK SC" w:hAnsi="Noto Sans CJK SC" w:eastAsia="Noto Sans CJK SC"/>
+        </w:rPr>
+        <w:t>不在这一阶段为了页面好看拆碎文章。</w:t>
+      </w:r>
+    </w:p>
+    <w:p>
+      <w:pPr>
+        <w:pStyle w:val="Heading2"/>
+      </w:pPr>
+      <w:r>
+        <w:t>2.5 阶段五：增加图表与视觉表达</w:t>
+      </w:r>
+    </w:p>
+    <w:p>
+      <w:pPr>
+        <w:pStyle w:val="Heading3"/>
+      </w:pPr>
+      <w:r>
+        <w:t>形成原理</w:t>
+      </w:r>
+    </w:p>
+    <w:p>
+      <w:r>
+        <w:rPr>
+          <w:rFonts w:ascii="Noto Sans CJK SC" w:hAnsi="Noto Sans CJK SC" w:eastAsia="Noto Sans CJK SC"/>
+        </w:rPr>
+        <w:t>视觉编辑服务正文论点。系统先问“读者需要理解什么”，最后才决定用折线图、时间线或故事图。</w:t>
+      </w:r>
+    </w:p>
+    <w:p>
+      <w:pPr>
+        <w:pStyle w:val="Heading3"/>
+      </w:pPr>
+      <w:r>
+        <w:t>操作过程</w:t>
+      </w:r>
+    </w:p>
+    <w:p>
+      <w:r>
+        <w:rPr>
+          <w:rFonts w:ascii="Noto Sans CJK SC" w:hAnsi="Noto Sans CJK SC" w:eastAsia="Noto Sans CJK SC"/>
+        </w:rPr>
+        <w:t>1. 从初稿中提取候选视觉主张； 2. 写出读者看完后应理解的结论； 3. 确认证据和数据口径； 4. 判断视觉是否降低理解成本； 5. 识别关系类型：矛盾、因果、比较、趋势、时间、分布、关系或风险； 6. 最后选择具体组件； 7. 将图表放入最合适的叙事位置； 8. 检查是否与正文重复； 9. 保存到 `visual-plan.json`。</w:t>
+      </w:r>
+    </w:p>
+    <w:p>
+      <w:pPr>
+        <w:pStyle w:val="Heading3"/>
+      </w:pPr>
+      <w:r>
+        <w:t>注意事项</w:t>
+      </w:r>
+    </w:p>
+    <w:p>
+      <w:pPr>
+        <w:pStyle w:val="ListBullet"/>
+      </w:pPr>
+      <w:r>
+        <w:rPr>
+          <w:rFonts w:ascii="Noto Sans CJK SC" w:hAnsi="Noto Sans CJK SC" w:eastAsia="Noto Sans CJK SC"/>
+        </w:rPr>
+        <w:t>允许输出 `prose-only`；</w:t>
+      </w:r>
+    </w:p>
+    <w:p>
+      <w:pPr>
+        <w:pStyle w:val="ListBullet"/>
+      </w:pPr>
+      <w:r>
+        <w:rPr>
+          <w:rFonts w:ascii="Noto Sans CJK SC" w:hAnsi="Noto Sans CJK SC" w:eastAsia="Noto Sans CJK SC"/>
+        </w:rPr>
+        <w:t>图表标题要表达结论，不能只写主题；</w:t>
+      </w:r>
+    </w:p>
+    <w:p>
+      <w:pPr>
+        <w:pStyle w:val="ListBullet"/>
+      </w:pPr>
+      <w:r>
+        <w:rPr>
+          <w:rFonts w:ascii="Noto Sans CJK SC" w:hAnsi="Noto Sans CJK SC" w:eastAsia="Noto Sans CJK SC"/>
+        </w:rPr>
+        <w:t>不能从相关性暗示因果；</w:t>
+      </w:r>
+    </w:p>
+    <w:p>
+      <w:pPr>
+        <w:pStyle w:val="ListBullet"/>
+      </w:pPr>
+      <w:r>
+        <w:rPr>
+          <w:rFonts w:ascii="Noto Sans CJK SC" w:hAnsi="Noto Sans CJK SC" w:eastAsia="Noto Sans CJK SC"/>
+        </w:rPr>
+        <w:t>图表必须绑定证据编号；</w:t>
+      </w:r>
+    </w:p>
+    <w:p>
+      <w:pPr>
+        <w:pStyle w:val="ListBullet"/>
+      </w:pPr>
+      <w:r>
+        <w:rPr>
+          <w:rFonts w:ascii="Noto Sans CJK SC" w:hAnsi="Noto Sans CJK SC" w:eastAsia="Noto Sans CJK SC"/>
+        </w:rPr>
+        <w:t>移动端如果更难理解，应改用更简单形式。</w:t>
+      </w:r>
+    </w:p>
+    <w:p>
+      <w:r>
+        <w:br w:type="page"/>
+      </w:r>
+    </w:p>
+    <w:p>
+      <w:pPr>
+        <w:pStyle w:val="Heading1"/>
+      </w:pPr>
+      <w:r>
+        <w:t>3. 审核与人工修改</w:t>
+      </w:r>
+    </w:p>
+    <w:p>
+      <w:pPr>
+        <w:pStyle w:val="Heading2"/>
+      </w:pPr>
+      <w:r>
+        <w:t>3.1 相似性和重复检查</w:t>
+      </w:r>
+    </w:p>
+    <w:p>
+      <w:r>
+        <w:rPr>
+          <w:rFonts w:ascii="Noto Sans CJK SC" w:hAnsi="Noto Sans CJK SC" w:eastAsia="Noto Sans CJK SC"/>
+        </w:rPr>
+        <w:t>检查是否存在：</w:t>
+      </w:r>
+    </w:p>
+    <w:p>
+      <w:pPr>
+        <w:pStyle w:val="ListBullet"/>
+      </w:pPr>
+      <w:r>
+        <w:rPr>
+          <w:rFonts w:ascii="Noto Sans CJK SC" w:hAnsi="Noto Sans CJK SC" w:eastAsia="Noto Sans CJK SC"/>
+        </w:rPr>
+        <w:t>大段接近来源原文；</w:t>
+      </w:r>
+    </w:p>
+    <w:p>
+      <w:pPr>
+        <w:pStyle w:val="ListBullet"/>
+      </w:pPr>
+      <w:r>
+        <w:rPr>
+          <w:rFonts w:ascii="Noto Sans CJK SC" w:hAnsi="Noto Sans CJK SC" w:eastAsia="Noto Sans CJK SC"/>
+        </w:rPr>
+        <w:t>引语未标明；</w:t>
+      </w:r>
+    </w:p>
+    <w:p>
+      <w:pPr>
+        <w:pStyle w:val="ListBullet"/>
+      </w:pPr>
+      <w:r>
+        <w:rPr>
+          <w:rFonts w:ascii="Noto Sans CJK SC" w:hAnsi="Noto Sans CJK SC" w:eastAsia="Noto Sans CJK SC"/>
+        </w:rPr>
+        <w:t>不同章节重复表达相同结论；</w:t>
+      </w:r>
+    </w:p>
+    <w:p>
+      <w:pPr>
+        <w:pStyle w:val="ListBullet"/>
+      </w:pPr>
+      <w:r>
+        <w:rPr>
+          <w:rFonts w:ascii="Noto Sans CJK SC" w:hAnsi="Noto Sans CJK SC" w:eastAsia="Noto Sans CJK SC"/>
+        </w:rPr>
+        <w:t>同一数字在正文和图表中无意义重复；</w:t>
+      </w:r>
+    </w:p>
+    <w:p>
+      <w:pPr>
+        <w:pStyle w:val="ListBullet"/>
+      </w:pPr>
+      <w:r>
+        <w:rPr>
+          <w:rFonts w:ascii="Noto Sans CJK SC" w:hAnsi="Noto Sans CJK SC" w:eastAsia="Noto Sans CJK SC"/>
+        </w:rPr>
+        <w:t>为追求篇幅而重复背景。</w:t>
+      </w:r>
+    </w:p>
+    <w:p>
+      <w:r>
+        <w:rPr>
+          <w:rFonts w:ascii="Noto Sans CJK SC" w:hAnsi="Noto Sans CJK SC" w:eastAsia="Noto Sans CJK SC"/>
+        </w:rPr>
+        <w:t>系统应称其为“来源相似性检查”，不能仅靠自动工具作出法律意义上的抄袭判断。</w:t>
+      </w:r>
+    </w:p>
+    <w:p>
+      <w:pPr>
+        <w:pStyle w:val="Heading2"/>
+      </w:pPr>
+      <w:r>
+        <w:t>3.2 事实和结构审核</w:t>
+      </w:r>
+    </w:p>
+    <w:p>
+      <w:r>
+        <w:rPr>
+          <w:rFonts w:ascii="Noto Sans CJK SC" w:hAnsi="Noto Sans CJK SC" w:eastAsia="Noto Sans CJK SC"/>
+        </w:rPr>
+        <w:t>事实审核关注：</w:t>
+      </w:r>
+    </w:p>
+    <w:p>
+      <w:pPr>
+        <w:pStyle w:val="ListBullet"/>
+      </w:pPr>
+      <w:r>
+        <w:rPr>
+          <w:rFonts w:ascii="Noto Sans CJK SC" w:hAnsi="Noto Sans CJK SC" w:eastAsia="Noto Sans CJK SC"/>
+        </w:rPr>
+        <w:t>数字、日期、身份和口径；</w:t>
+      </w:r>
+    </w:p>
+    <w:p>
+      <w:pPr>
+        <w:pStyle w:val="ListBullet"/>
+      </w:pPr>
+      <w:r>
+        <w:rPr>
+          <w:rFonts w:ascii="Noto Sans CJK SC" w:hAnsi="Noto Sans CJK SC" w:eastAsia="Noto Sans CJK SC"/>
+        </w:rPr>
+        <w:t>来源是否真的支持相应主张；</w:t>
+      </w:r>
+    </w:p>
+    <w:p>
+      <w:pPr>
+        <w:pStyle w:val="ListBullet"/>
+      </w:pPr>
+      <w:r>
+        <w:rPr>
+          <w:rFonts w:ascii="Noto Sans CJK SC" w:hAnsi="Noto Sans CJK SC" w:eastAsia="Noto Sans CJK SC"/>
+        </w:rPr>
+        <w:t>事实和分析是否明确区分；</w:t>
+      </w:r>
+    </w:p>
+    <w:p>
+      <w:pPr>
+        <w:pStyle w:val="ListBullet"/>
+      </w:pPr>
+      <w:r>
+        <w:rPr>
+          <w:rFonts w:ascii="Noto Sans CJK SC" w:hAnsi="Noto Sans CJK SC" w:eastAsia="Noto Sans CJK SC"/>
+        </w:rPr>
+        <w:t>反方观点是否遗漏。</w:t>
+      </w:r>
+    </w:p>
+    <w:p>
+      <w:r>
+        <w:rPr>
+          <w:rFonts w:ascii="Noto Sans CJK SC" w:hAnsi="Noto Sans CJK SC" w:eastAsia="Noto Sans CJK SC"/>
+        </w:rPr>
+        <w:t>结构审核关注：</w:t>
+      </w:r>
+    </w:p>
+    <w:p>
+      <w:pPr>
+        <w:pStyle w:val="ListBullet"/>
+      </w:pPr>
+      <w:r>
+        <w:rPr>
+          <w:rFonts w:ascii="Noto Sans CJK SC" w:hAnsi="Noto Sans CJK SC" w:eastAsia="Noto Sans CJK SC"/>
+        </w:rPr>
+        <w:t>开篇是否提出核心问题；</w:t>
+      </w:r>
+    </w:p>
+    <w:p>
+      <w:pPr>
+        <w:pStyle w:val="ListBullet"/>
+      </w:pPr>
+      <w:r>
+        <w:rPr>
+          <w:rFonts w:ascii="Noto Sans CJK SC" w:hAnsi="Noto Sans CJK SC" w:eastAsia="Noto Sans CJK SC"/>
+        </w:rPr>
+        <w:t>每章是否完成自己的职责；</w:t>
+      </w:r>
+    </w:p>
+    <w:p>
+      <w:pPr>
+        <w:pStyle w:val="ListBullet"/>
+      </w:pPr>
+      <w:r>
+        <w:rPr>
+          <w:rFonts w:ascii="Noto Sans CJK SC" w:hAnsi="Noto Sans CJK SC" w:eastAsia="Noto Sans CJK SC"/>
+        </w:rPr>
+        <w:t>结论是否由前文自然推出；</w:t>
+      </w:r>
+    </w:p>
+    <w:p>
+      <w:pPr>
+        <w:pStyle w:val="ListBullet"/>
+      </w:pPr>
+      <w:r>
+        <w:rPr>
+          <w:rFonts w:ascii="Noto Sans CJK SC" w:hAnsi="Noto Sans CJK SC" w:eastAsia="Noto Sans CJK SC"/>
+        </w:rPr>
+        <w:t>图表是否位于正确位置；</w:t>
+      </w:r>
+    </w:p>
+    <w:p>
+      <w:pPr>
+        <w:pStyle w:val="ListBullet"/>
+      </w:pPr>
+      <w:r>
+        <w:rPr>
+          <w:rFonts w:ascii="Noto Sans CJK SC" w:hAnsi="Noto Sans CJK SC" w:eastAsia="Noto Sans CJK SC"/>
+        </w:rPr>
+        <w:t>是否存在可以删除或合并的章节。</w:t>
+      </w:r>
+    </w:p>
+    <w:p>
+      <w:r>
+        <w:rPr>
+          <w:rFonts w:ascii="Noto Sans CJK SC" w:hAnsi="Noto Sans CJK SC" w:eastAsia="Noto Sans CJK SC"/>
+        </w:rPr>
+        <w:t>审核结果写入 `review.md`。</w:t>
+      </w:r>
+    </w:p>
+    <w:p>
+      <w:pPr>
+        <w:pStyle w:val="Heading2"/>
+      </w:pPr>
+      <w:r>
+        <w:t>3.3 人工意见如何处理</w:t>
+      </w:r>
+    </w:p>
+    <w:p>
+      <w:r>
+        <w:rPr>
+          <w:rFonts w:ascii="Noto Sans CJK SC" w:hAnsi="Noto Sans CJK SC" w:eastAsia="Noto Sans CJK SC"/>
+        </w:rPr>
+        <w:t>系统收到分析师反馈后，先判断修改级别：</w:t>
+      </w:r>
+    </w:p>
+    <w:p>
+      <w:pPr>
+        <w:pStyle w:val="ListBullet"/>
+      </w:pPr>
+      <w:r>
+        <w:rPr>
+          <w:rFonts w:ascii="Consolas" w:hAnsi="Consolas" w:eastAsia="Noto Sans CJK SC"/>
+          <w:color w:val="B4362F"/>
+          <w:sz w:val="19"/>
+        </w:rPr>
+        <w:t>evidence-update</w:t>
+      </w:r>
+      <w:r>
+        <w:rPr>
+          <w:rFonts w:ascii="Noto Sans CJK SC" w:hAnsi="Noto Sans CJK SC" w:eastAsia="Noto Sans CJK SC"/>
+        </w:rPr>
+        <w:t>：更新事实、数字或来源；</w:t>
+      </w:r>
+    </w:p>
+    <w:p>
+      <w:pPr>
+        <w:pStyle w:val="ListBullet"/>
+      </w:pPr>
+      <w:r>
+        <w:rPr>
+          <w:rFonts w:ascii="Consolas" w:hAnsi="Consolas" w:eastAsia="Noto Sans CJK SC"/>
+          <w:color w:val="B4362F"/>
+          <w:sz w:val="19"/>
+        </w:rPr>
+        <w:t>local-rewrite</w:t>
+      </w:r>
+      <w:r>
+        <w:rPr>
+          <w:rFonts w:ascii="Noto Sans CJK SC" w:hAnsi="Noto Sans CJK SC" w:eastAsia="Noto Sans CJK SC"/>
+        </w:rPr>
+        <w:t>：局部表达调整；</w:t>
+      </w:r>
+    </w:p>
+    <w:p>
+      <w:pPr>
+        <w:pStyle w:val="ListBullet"/>
+      </w:pPr>
+      <w:r>
+        <w:rPr>
+          <w:rFonts w:ascii="Consolas" w:hAnsi="Consolas" w:eastAsia="Noto Sans CJK SC"/>
+          <w:color w:val="B4362F"/>
+          <w:sz w:val="19"/>
+        </w:rPr>
+        <w:t>structural-revision</w:t>
+      </w:r>
+      <w:r>
+        <w:rPr>
+          <w:rFonts w:ascii="Noto Sans CJK SC" w:hAnsi="Noto Sans CJK SC" w:eastAsia="Noto Sans CJK SC"/>
+        </w:rPr>
+        <w:t>：章节职责或顺序变化；</w:t>
+      </w:r>
+    </w:p>
+    <w:p>
+      <w:pPr>
+        <w:pStyle w:val="ListBullet"/>
+      </w:pPr>
+      <w:r>
+        <w:rPr>
+          <w:rFonts w:ascii="Consolas" w:hAnsi="Consolas" w:eastAsia="Noto Sans CJK SC"/>
+          <w:color w:val="B4362F"/>
+          <w:sz w:val="19"/>
+        </w:rPr>
+        <w:t>full-rewrite</w:t>
+      </w:r>
+      <w:r>
+        <w:rPr>
+          <w:rFonts w:ascii="Noto Sans CJK SC" w:hAnsi="Noto Sans CJK SC" w:eastAsia="Noto Sans CJK SC"/>
+        </w:rPr>
+        <w:t>：核心问题或中心论点变化。</w:t>
+      </w:r>
+    </w:p>
+    <w:p>
+      <w:pPr>
+        <w:pStyle w:val="Heading3"/>
+      </w:pPr>
+      <w:r>
+        <w:t>修改流程</w:t>
+      </w:r>
+    </w:p>
+    <w:p>
+      <w:r>
+        <w:rPr>
+          <w:rFonts w:ascii="Consolas" w:hAnsi="Consolas" w:eastAsia="Noto Sans CJK SC"/>
+          <w:color w:val="B4362F"/>
+          <w:sz w:val="19"/>
+        </w:rPr>
+        <w:t>``text 接收意见 → 把意见翻译成具体问题 → 判断修改级别 → 确定受影响文件和章节 → 先更新证据或框架 → 重写完整受影响区域 → 检查前后衔接 → 更新图表 → 重新审核 → 记录分析师决定 ``</w:t>
+      </w:r>
+    </w:p>
+    <w:p>
+      <w:r>
+        <w:rPr>
+          <w:rFonts w:ascii="Noto Sans CJK SC" w:hAnsi="Noto Sans CJK SC" w:eastAsia="Noto Sans CJK SC"/>
+        </w:rPr>
+        <w:t>分析师意见同时进入：</w:t>
+      </w:r>
+    </w:p>
+    <w:p>
+      <w:pPr>
+        <w:pStyle w:val="ListBullet"/>
+      </w:pPr>
+      <w:r>
+        <w:rPr>
+          <w:rFonts w:ascii="Consolas" w:hAnsi="Consolas" w:eastAsia="Noto Sans CJK SC"/>
+          <w:color w:val="B4362F"/>
+          <w:sz w:val="19"/>
+        </w:rPr>
+        <w:t>revisions.md</w:t>
+      </w:r>
+      <w:r>
+        <w:rPr>
+          <w:rFonts w:ascii="Noto Sans CJK SC" w:hAnsi="Noto Sans CJK SC" w:eastAsia="Noto Sans CJK SC"/>
+        </w:rPr>
+        <w:t>：人类可读的修改历史；</w:t>
+      </w:r>
+    </w:p>
+    <w:p>
+      <w:pPr>
+        <w:pStyle w:val="ListBullet"/>
+      </w:pPr>
+      <w:r>
+        <w:rPr>
+          <w:rFonts w:ascii="Consolas" w:hAnsi="Consolas" w:eastAsia="Noto Sans CJK SC"/>
+          <w:color w:val="B4362F"/>
+          <w:sz w:val="19"/>
+        </w:rPr>
+        <w:t>editorial-state.json</w:t>
+      </w:r>
+      <w:r>
+        <w:rPr>
+          <w:rFonts w:ascii="Noto Sans CJK SC" w:hAnsi="Noto Sans CJK SC" w:eastAsia="Noto Sans CJK SC"/>
+        </w:rPr>
+        <w:t>：机器可读的决策记忆。</w:t>
+      </w:r>
+    </w:p>
+    <w:p>
+      <w:pPr>
+        <w:pStyle w:val="Heading3"/>
+      </w:pPr>
+      <w:r>
+        <w:t>注意事项</w:t>
+      </w:r>
+    </w:p>
+    <w:p>
+      <w:pPr>
+        <w:pStyle w:val="ListBullet"/>
+      </w:pPr>
+      <w:r>
+        <w:rPr>
+          <w:rFonts w:ascii="Noto Sans CJK SC" w:hAnsi="Noto Sans CJK SC" w:eastAsia="Noto Sans CJK SC"/>
+        </w:rPr>
+        <w:t>结构问题不能靠追加一段话解决；</w:t>
+      </w:r>
+    </w:p>
+    <w:p>
+      <w:pPr>
+        <w:pStyle w:val="ListBullet"/>
+      </w:pPr>
+      <w:r>
+        <w:rPr>
+          <w:rFonts w:ascii="Noto Sans CJK SC" w:hAnsi="Noto Sans CJK SC" w:eastAsia="Noto Sans CJK SC"/>
+        </w:rPr>
+        <w:t>修改后必须重新阅读前后章节；</w:t>
+      </w:r>
+    </w:p>
+    <w:p>
+      <w:pPr>
+        <w:pStyle w:val="ListBullet"/>
+      </w:pPr>
+      <w:r>
+        <w:rPr>
+          <w:rFonts w:ascii="Noto Sans CJK SC" w:hAnsi="Noto Sans CJK SC" w:eastAsia="Noto Sans CJK SC"/>
+        </w:rPr>
+        <w:t>已批准章节默认保持稳定；</w:t>
+      </w:r>
+    </w:p>
+    <w:p>
+      <w:pPr>
+        <w:pStyle w:val="ListBullet"/>
+      </w:pPr>
+      <w:r>
+        <w:rPr>
+          <w:rFonts w:ascii="Noto Sans CJK SC" w:hAnsi="Noto Sans CJK SC" w:eastAsia="Noto Sans CJK SC"/>
+        </w:rPr>
+        <w:t>一次特殊意见不能自动改写全局规则。</w:t>
+      </w:r>
+    </w:p>
+    <w:p>
+      <w:r>
+        <w:br w:type="page"/>
+      </w:r>
+    </w:p>
+    <w:p>
+      <w:pPr>
+        <w:pStyle w:val="Heading1"/>
+      </w:pPr>
+      <w:r>
+        <w:t>4. 内部预览与正式发布</w:t>
+      </w:r>
+    </w:p>
+    <w:p>
+      <w:pPr>
+        <w:pStyle w:val="Heading2"/>
+      </w:pPr>
+      <w:r>
+        <w:t>4.1 为什么分两层</w:t>
+      </w:r>
+    </w:p>
+    <w:p>
+      <w:r>
+        <w:rPr>
+          <w:rFonts w:ascii="Noto Sans CJK SC" w:hAnsi="Noto Sans CJK SC" w:eastAsia="Noto Sans CJK SC"/>
+        </w:rPr>
+        <w:t>调查报告经常需要让分析师、编辑或内部读者先浏览。如果预览和正式发布没有区分，测试内容、待核实问题或示例数据可能被误当成正式结论。</w:t>
+      </w:r>
+    </w:p>
+    <w:p>
+      <w:pPr>
+        <w:pStyle w:val="Heading2"/>
+      </w:pPr>
+      <w:r>
+        <w:t>4.2 发布状态</w:t>
+      </w:r>
+    </w:p>
+    <w:p>
+      <w:pPr>
+        <w:pStyle w:val="ListBullet"/>
+      </w:pPr>
+      <w:r>
+        <w:rPr>
+          <w:rFonts w:ascii="Consolas" w:hAnsi="Consolas" w:eastAsia="Noto Sans CJK SC"/>
+          <w:color w:val="B4362F"/>
+          <w:sz w:val="19"/>
+        </w:rPr>
+        <w:t>researching</w:t>
+      </w:r>
+      <w:r>
+        <w:rPr>
+          <w:rFonts w:ascii="Noto Sans CJK SC" w:hAnsi="Noto Sans CJK SC" w:eastAsia="Noto Sans CJK SC"/>
+        </w:rPr>
+        <w:t>：研究中；</w:t>
+      </w:r>
+    </w:p>
+    <w:p>
+      <w:pPr>
+        <w:pStyle w:val="ListBullet"/>
+      </w:pPr>
+      <w:r>
+        <w:rPr>
+          <w:rFonts w:ascii="Consolas" w:hAnsi="Consolas" w:eastAsia="Noto Sans CJK SC"/>
+          <w:color w:val="B4362F"/>
+          <w:sz w:val="19"/>
+        </w:rPr>
+        <w:t>draft</w:t>
+      </w:r>
+      <w:r>
+        <w:rPr>
+          <w:rFonts w:ascii="Noto Sans CJK SC" w:hAnsi="Noto Sans CJK SC" w:eastAsia="Noto Sans CJK SC"/>
+        </w:rPr>
+        <w:t>：初稿；</w:t>
+      </w:r>
+    </w:p>
+    <w:p>
+      <w:pPr>
+        <w:pStyle w:val="ListBullet"/>
+      </w:pPr>
+      <w:r>
+        <w:rPr>
+          <w:rFonts w:ascii="Consolas" w:hAnsi="Consolas" w:eastAsia="Noto Sans CJK SC"/>
+          <w:color w:val="B4362F"/>
+          <w:sz w:val="19"/>
+        </w:rPr>
+        <w:t>review</w:t>
+      </w:r>
+      <w:r>
+        <w:rPr>
+          <w:rFonts w:ascii="Noto Sans CJK SC" w:hAnsi="Noto Sans CJK SC" w:eastAsia="Noto Sans CJK SC"/>
+        </w:rPr>
+        <w:t>：审核中；</w:t>
+      </w:r>
+    </w:p>
+    <w:p>
+      <w:pPr>
+        <w:pStyle w:val="ListBullet"/>
+      </w:pPr>
+      <w:r>
+        <w:rPr>
+          <w:rFonts w:ascii="Consolas" w:hAnsi="Consolas" w:eastAsia="Noto Sans CJK SC"/>
+          <w:color w:val="B4362F"/>
+          <w:sz w:val="19"/>
+        </w:rPr>
+        <w:t>analyst-confirmation</w:t>
+      </w:r>
+      <w:r>
+        <w:rPr>
+          <w:rFonts w:ascii="Noto Sans CJK SC" w:hAnsi="Noto Sans CJK SC" w:eastAsia="Noto Sans CJK SC"/>
+        </w:rPr>
+        <w:t>：等待分析师确认；</w:t>
+      </w:r>
+    </w:p>
+    <w:p>
+      <w:pPr>
+        <w:pStyle w:val="ListBullet"/>
+      </w:pPr>
+      <w:r>
+        <w:rPr>
+          <w:rFonts w:ascii="Consolas" w:hAnsi="Consolas" w:eastAsia="Noto Sans CJK SC"/>
+          <w:color w:val="B4362F"/>
+          <w:sz w:val="19"/>
+        </w:rPr>
+        <w:t>internal-preview</w:t>
+      </w:r>
+      <w:r>
+        <w:rPr>
+          <w:rFonts w:ascii="Noto Sans CJK SC" w:hAnsi="Noto Sans CJK SC" w:eastAsia="Noto Sans CJK SC"/>
+        </w:rPr>
+        <w:t>：内部试读；</w:t>
+      </w:r>
+    </w:p>
+    <w:p>
+      <w:pPr>
+        <w:pStyle w:val="ListBullet"/>
+      </w:pPr>
+      <w:r>
+        <w:rPr>
+          <w:rFonts w:ascii="Consolas" w:hAnsi="Consolas" w:eastAsia="Noto Sans CJK SC"/>
+          <w:color w:val="B4362F"/>
+          <w:sz w:val="19"/>
+        </w:rPr>
+        <w:t>approved</w:t>
+      </w:r>
+      <w:r>
+        <w:rPr>
+          <w:rFonts w:ascii="Noto Sans CJK SC" w:hAnsi="Noto Sans CJK SC" w:eastAsia="Noto Sans CJK SC"/>
+        </w:rPr>
+        <w:t>：批准发布；</w:t>
+      </w:r>
+    </w:p>
+    <w:p>
+      <w:pPr>
+        <w:pStyle w:val="ListBullet"/>
+      </w:pPr>
+      <w:r>
+        <w:rPr>
+          <w:rFonts w:ascii="Consolas" w:hAnsi="Consolas" w:eastAsia="Noto Sans CJK SC"/>
+          <w:color w:val="B4362F"/>
+          <w:sz w:val="19"/>
+        </w:rPr>
+        <w:t>published</w:t>
+      </w:r>
+      <w:r>
+        <w:rPr>
+          <w:rFonts w:ascii="Noto Sans CJK SC" w:hAnsi="Noto Sans CJK SC" w:eastAsia="Noto Sans CJK SC"/>
+        </w:rPr>
+        <w:t>：正式发布；</w:t>
+      </w:r>
+    </w:p>
+    <w:p>
+      <w:pPr>
+        <w:pStyle w:val="ListBullet"/>
+      </w:pPr>
+      <w:r>
+        <w:rPr>
+          <w:rFonts w:ascii="Consolas" w:hAnsi="Consolas" w:eastAsia="Noto Sans CJK SC"/>
+          <w:color w:val="B4362F"/>
+          <w:sz w:val="19"/>
+        </w:rPr>
+        <w:t>update-required</w:t>
+      </w:r>
+      <w:r>
+        <w:rPr>
+          <w:rFonts w:ascii="Noto Sans CJK SC" w:hAnsi="Noto Sans CJK SC" w:eastAsia="Noto Sans CJK SC"/>
+        </w:rPr>
+        <w:t>：需要更新。</w:t>
+      </w:r>
+    </w:p>
+    <w:p>
+      <w:pPr>
+        <w:pStyle w:val="Heading2"/>
+      </w:pPr>
+      <w:r>
+        <w:t>4.3 内部试读页面</w:t>
+      </w:r>
+    </w:p>
+    <w:p>
+      <w:r>
+        <w:rPr>
+          <w:rFonts w:ascii="Noto Sans CJK SC" w:hAnsi="Noto Sans CJK SC" w:eastAsia="Noto Sans CJK SC"/>
+        </w:rPr>
+        <w:t>内部预览应显示：</w:t>
+      </w:r>
+    </w:p>
+    <w:p>
+      <w:pPr>
+        <w:pStyle w:val="ListBullet"/>
+      </w:pPr>
+      <w:r>
+        <w:rPr>
+          <w:rFonts w:ascii="Noto Sans CJK SC" w:hAnsi="Noto Sans CJK SC" w:eastAsia="Noto Sans CJK SC"/>
+        </w:rPr>
+        <w:t>当前版本和试读标签；</w:t>
+      </w:r>
+    </w:p>
+    <w:p>
+      <w:pPr>
+        <w:pStyle w:val="ListBullet"/>
+      </w:pPr>
+      <w:r>
+        <w:rPr>
+          <w:rFonts w:ascii="Noto Sans CJK SC" w:hAnsi="Noto Sans CJK SC" w:eastAsia="Noto Sans CJK SC"/>
+        </w:rPr>
+        <w:t>更新时间；</w:t>
+      </w:r>
+    </w:p>
+    <w:p>
+      <w:pPr>
+        <w:pStyle w:val="ListBullet"/>
+      </w:pPr>
+      <w:r>
+        <w:rPr>
+          <w:rFonts w:ascii="Noto Sans CJK SC" w:hAnsi="Noto Sans CJK SC" w:eastAsia="Noto Sans CJK SC"/>
+        </w:rPr>
+        <w:t>分析师确认状态；</w:t>
+      </w:r>
+    </w:p>
+    <w:p>
+      <w:pPr>
+        <w:pStyle w:val="ListBullet"/>
+      </w:pPr>
+      <w:r>
+        <w:rPr>
+          <w:rFonts w:ascii="Noto Sans CJK SC" w:hAnsi="Noto Sans CJK SC" w:eastAsia="Noto Sans CJK SC"/>
+        </w:rPr>
+        <w:t>尚未解决的问题；</w:t>
+      </w:r>
+    </w:p>
+    <w:p>
+      <w:pPr>
+        <w:pStyle w:val="ListBullet"/>
+      </w:pPr>
+      <w:r>
+        <w:rPr>
+          <w:rFonts w:ascii="Noto Sans CJK SC" w:hAnsi="Noto Sans CJK SC" w:eastAsia="Noto Sans CJK SC"/>
+        </w:rPr>
+        <w:t>数据截止日期；</w:t>
+      </w:r>
+    </w:p>
+    <w:p>
+      <w:pPr>
+        <w:pStyle w:val="ListBullet"/>
+      </w:pPr>
+      <w:r>
+        <w:rPr>
+          <w:rFonts w:ascii="Noto Sans CJK SC" w:hAnsi="Noto Sans CJK SC" w:eastAsia="Noto Sans CJK SC"/>
+        </w:rPr>
+        <w:t>是否允许进入正式发布。</w:t>
+      </w:r>
+    </w:p>
+    <w:p>
+      <w:pPr>
+        <w:pStyle w:val="Heading2"/>
+      </w:pPr>
+      <w:r>
+        <w:t>4.4 正式发布条件</w:t>
+      </w:r>
+    </w:p>
+    <w:p>
+      <w:r>
+        <w:rPr>
+          <w:rFonts w:ascii="Noto Sans CJK SC" w:hAnsi="Noto Sans CJK SC" w:eastAsia="Noto Sans CJK SC"/>
+        </w:rPr>
+        <w:t>1. 分析师明确批准； 2. 关键事实和来源检查通过； 3. 结构和图表审核通过； 4. 不存在未处理的关键疑问； 5. 研究校验、测试和生产构建通过； 6. `publication.json.status` 被更新为 `published`。</w:t>
+      </w:r>
+    </w:p>
+    <w:p>
+      <w:r>
+        <w:br w:type="page"/>
+      </w:r>
+    </w:p>
+    <w:p>
+      <w:pPr>
+        <w:pStyle w:val="Heading1"/>
+      </w:pPr>
+      <w:r>
+        <w:t>5. 内部系统怎样组织</w:t>
+      </w:r>
+    </w:p>
+    <w:p>
+      <w:pPr>
+        <w:pStyle w:val="Heading2"/>
+      </w:pPr>
+      <w:r>
+        <w:t>5.1 一篇报告一个底稿目录</w:t>
+      </w:r>
+    </w:p>
+    <w:p>
+      <w:r>
+        <w:rPr>
+          <w:rFonts w:ascii="Consolas" w:hAnsi="Consolas" w:eastAsia="Noto Sans CJK SC"/>
+          <w:color w:val="B4362F"/>
+          <w:sz w:val="19"/>
+        </w:rPr>
+        <w:t>``text content/reports/&lt;slug&gt;/ ├── brief.json ├── workflow-state.json ├── discussion.md ├── research-notes.md ├── sources/ ├── evidence-ledger.json ├── claim-map.json ├── outline.md ├── draft.md ├── visual-plan.json ├── review.md ├── revisions.md ├── editorial-state.json └── publication.json ``</w:t>
+      </w:r>
+    </w:p>
+    <w:p>
+      <w:pPr>
+        <w:pStyle w:val="Heading2"/>
+      </w:pPr>
+      <w:r>
+        <w:t>5.2 为什么同时使用 Markdown 和 JSON</w:t>
+      </w:r>
+    </w:p>
+    <w:p>
+      <w:r>
+        <w:rPr>
+          <w:rFonts w:ascii="Noto Sans CJK SC" w:hAnsi="Noto Sans CJK SC" w:eastAsia="Noto Sans CJK SC"/>
+        </w:rPr>
+        <w:t>Markdown 适合分析师阅读、批注和修改；JSON 适合程序校验、网页渲染和状态管理。</w:t>
+      </w:r>
+    </w:p>
+    <w:p>
+      <w:r>
+        <w:rPr>
+          <w:rFonts w:ascii="Noto Sans CJK SC" w:hAnsi="Noto Sans CJK SC" w:eastAsia="Noto Sans CJK SC"/>
+        </w:rPr>
+        <w:t>系统不要求分析师直接编辑 JSON。正常情况下，分析师用自然语言提出任务和意见，Codex 负责同步更新人类底稿和机器状态。</w:t>
+      </w:r>
+    </w:p>
+    <w:p>
+      <w:pPr>
+        <w:pStyle w:val="Heading2"/>
+      </w:pPr>
+      <w:r>
+        <w:t>5.3 三层架构</w:t>
+      </w:r>
+    </w:p>
+    <w:p>
+      <w:pPr>
+        <w:pStyle w:val="Heading3"/>
+      </w:pPr>
+      <w:r>
+        <w:t>内容层</w:t>
+      </w:r>
+    </w:p>
+    <w:p>
+      <w:r>
+        <w:rPr>
+          <w:rFonts w:ascii="Noto Sans CJK SC" w:hAnsi="Noto Sans CJK SC" w:eastAsia="Noto Sans CJK SC"/>
+        </w:rPr>
+        <w:t>位于 `content/reports/`，保存每篇报告独立的研究和写作状态。</w:t>
+      </w:r>
+    </w:p>
+    <w:p>
+      <w:pPr>
+        <w:pStyle w:val="Heading3"/>
+      </w:pPr>
+      <w:r>
+        <w:t>规则层</w:t>
+      </w:r>
+    </w:p>
+    <w:p>
+      <w:r>
+        <w:rPr>
+          <w:rFonts w:ascii="Noto Sans CJK SC" w:hAnsi="Noto Sans CJK SC" w:eastAsia="Noto Sans CJK SC"/>
+        </w:rPr>
+        <w:t>位于 `.codex/skills/deep-investigation/` 和 `docs/`，规定研究、修改、图表和发布原则。</w:t>
+      </w:r>
+    </w:p>
+    <w:p>
+      <w:pPr>
+        <w:pStyle w:val="Heading3"/>
+      </w:pPr>
+      <w:r>
+        <w:t>网站层</w:t>
+      </w:r>
+    </w:p>
+    <w:p>
+      <w:r>
+        <w:rPr>
+          <w:rFonts w:ascii="Noto Sans CJK SC" w:hAnsi="Noto Sans CJK SC" w:eastAsia="Noto Sans CJK SC"/>
+        </w:rPr>
+        <w:t>位于 `app/`，保存共享导航、排版、报告组件、内部预览和正式页面。新报告不能复制这一层。</w:t>
+      </w:r>
+    </w:p>
+    <w:p>
+      <w:pPr>
+        <w:pStyle w:val="Heading1"/>
+      </w:pPr>
+      <w:r>
+        <w:t>6. 日常操作</w:t>
+      </w:r>
+    </w:p>
+    <w:p>
+      <w:pPr>
+        <w:pStyle w:val="Heading2"/>
+      </w:pPr>
+      <w:r>
+        <w:t>6.1 创建报告</w:t>
+      </w:r>
+    </w:p>
+    <w:p>
+      <w:r>
+        <w:rPr>
+          <w:rFonts w:ascii="Noto Sans CJK SC" w:hAnsi="Noto Sans CJK SC" w:eastAsia="Noto Sans CJK SC"/>
+        </w:rPr>
+        <w:t>自然语言：</w:t>
       </w:r>
     </w:p>
     <w:tbl>
@@ -1429,7 +2866,7 @@
                 <w:color w:val="17201C"/>
                 <w:sz w:val="21"/>
               </w:rPr>
-              <w:t>研究请求 → 研究简报 → 证据账本 → 主张地图 → 视觉计划 → 编辑状态 → 发布包 → 共享渲染器</w:t>
+              <w:t>调查某家公司最近三年增长放缓的原因，并与主要同行比较。</w:t>
             </w:r>
           </w:p>
         </w:tc>
@@ -1440,7 +2877,79 @@
         <w:rPr>
           <w:rFonts w:ascii="Noto Sans CJK SC" w:hAnsi="Noto Sans CJK SC" w:eastAsia="Noto Sans CJK SC"/>
         </w:rPr>
-        <w:t>每一步都形成独立文件，每个文件只承担一种职责。这样可以把错误定位在具体层级，而不是每次重写整篇文章。</w:t>
+        <w:t>命令：</w:t>
+      </w:r>
+    </w:p>
+    <w:p>
+      <w:r>
+        <w:rPr>
+          <w:rFonts w:ascii="Consolas" w:hAnsi="Consolas" w:eastAsia="Noto Sans CJK SC"/>
+          <w:color w:val="B4362F"/>
+          <w:sz w:val="19"/>
+        </w:rPr>
+        <w:t>``bash npm run research:new -- "调查任务" ``</w:t>
+      </w:r>
+    </w:p>
+    <w:p>
+      <w:pPr>
+        <w:pStyle w:val="Heading2"/>
+      </w:pPr>
+      <w:r>
+        <w:t>6.2 推进阶段</w:t>
+      </w:r>
+    </w:p>
+    <w:p>
+      <w:r>
+        <w:rPr>
+          <w:rFonts w:ascii="Consolas" w:hAnsi="Consolas" w:eastAsia="Noto Sans CJK SC"/>
+          <w:color w:val="B4362F"/>
+          <w:sz w:val="19"/>
+        </w:rPr>
+        <w:t>``bash npm run research:advance -- &lt;slug&gt; --to=drafting npm run research:advance -- &lt;slug&gt; --to=visual-editing npm run research:advance -- &lt;slug&gt; --to=review-revision ``</w:t>
+      </w:r>
+    </w:p>
+    <w:p>
+      <w:pPr>
+        <w:pStyle w:val="Heading2"/>
+      </w:pPr>
+      <w:r>
+        <w:t>6.3 进入预览和发布</w:t>
+      </w:r>
+    </w:p>
+    <w:p>
+      <w:r>
+        <w:rPr>
+          <w:rFonts w:ascii="Consolas" w:hAnsi="Consolas" w:eastAsia="Noto Sans CJK SC"/>
+          <w:color w:val="B4362F"/>
+          <w:sz w:val="19"/>
+        </w:rPr>
+        <w:t>``bash npm run research:advance -- &lt;slug&gt; --to=internal-preview npm run research:approve -- &lt;slug&gt; "分析师确认意见" npm run research:advance -- &lt;slug&gt; --to=published ``</w:t>
+      </w:r>
+    </w:p>
+    <w:p>
+      <w:r>
+        <w:rPr>
+          <w:rFonts w:ascii="Noto Sans CJK SC" w:hAnsi="Noto Sans CJK SC" w:eastAsia="Noto Sans CJK SC"/>
+        </w:rPr>
+        <w:t>正式发布命令必须在分析师已经明确批准后使用。</w:t>
+      </w:r>
+    </w:p>
+    <w:p>
+      <w:pPr>
+        <w:pStyle w:val="Heading2"/>
+      </w:pPr>
+      <w:r>
+        <w:t>6.4 校验</w:t>
+      </w:r>
+    </w:p>
+    <w:p>
+      <w:r>
+        <w:rPr>
+          <w:rFonts w:ascii="Consolas" w:hAnsi="Consolas" w:eastAsia="Noto Sans CJK SC"/>
+          <w:color w:val="B4362F"/>
+          <w:sz w:val="19"/>
+        </w:rPr>
+        <w:t>``bash npm run research:validate npm test npm run build ``</w:t>
       </w:r>
     </w:p>
     <w:p>
@@ -1453,7 +2962,7 @@
         <w:pStyle w:val="Heading1"/>
       </w:pPr>
       <w:r>
-        <w:t>3. 系统总体架构</w:t>
+        <w:t>7. 系统如何积累经验</w:t>
       </w:r>
     </w:p>
     <w:p>
@@ -1461,15 +2970,7 @@
         <w:pStyle w:val="Heading2"/>
       </w:pPr>
       <w:r>
-        <w:t>3.1 四层架构</w:t>
-      </w:r>
-    </w:p>
-    <w:p>
-      <w:pPr>
-        <w:pStyle w:val="Heading3"/>
-      </w:pPr>
-      <w:r>
-        <w:t>第一层：研究控制层</w:t>
+        <w:t>7.1 不依赖聊天记忆</w:t>
       </w:r>
     </w:p>
     <w:p>
@@ -1477,15 +2978,66 @@
         <w:rPr>
           <w:rFonts w:ascii="Noto Sans CJK SC" w:hAnsi="Noto Sans CJK SC" w:eastAsia="Noto Sans CJK SC"/>
         </w:rPr>
-        <w:t>负责理解用户请求、识别研究类型、限定范围、建立问题树和反证条件。核心产物是 `brief.json`。</w:t>
+        <w:t>聊天中的一次纠正只能影响当次上下文。要让系统持续改进，必须把人工决定保存为正式记录。</w:t>
       </w:r>
     </w:p>
     <w:p>
       <w:pPr>
-        <w:pStyle w:val="Heading3"/>
+        <w:pStyle w:val="Heading2"/>
       </w:pPr>
       <w:r>
-        <w:t>第二层：编辑知识层</w:t>
+        <w:t>7.2 保存三类知识</w:t>
+      </w:r>
+    </w:p>
+    <w:p>
+      <w:pPr>
+        <w:pStyle w:val="ListBullet"/>
+      </w:pPr>
+      <w:r>
+        <w:rPr>
+          <w:rFonts w:ascii="Noto Sans CJK SC" w:hAnsi="Noto Sans CJK SC" w:eastAsia="Noto Sans CJK SC"/>
+        </w:rPr>
+        <w:t>Pattern：稳定的表达或编辑规则；</w:t>
+      </w:r>
+    </w:p>
+    <w:p>
+      <w:pPr>
+        <w:pStyle w:val="ListBullet"/>
+      </w:pPr>
+      <w:r>
+        <w:rPr>
+          <w:rFonts w:ascii="Noto Sans CJK SC" w:hAnsi="Noto Sans CJK SC" w:eastAsia="Noto Sans CJK SC"/>
+        </w:rPr>
+        <w:t>Case：正面、反面和修订案例；</w:t>
+      </w:r>
+    </w:p>
+    <w:p>
+      <w:pPr>
+        <w:pStyle w:val="ListBullet"/>
+      </w:pPr>
+      <w:r>
+        <w:rPr>
+          <w:rFonts w:ascii="Noto Sans CJK SC" w:hAnsi="Noto Sans CJK SC" w:eastAsia="Noto Sans CJK SC"/>
+        </w:rPr>
+        <w:t>Decision：分析师每次接受、修改或拒绝的原因。</w:t>
+      </w:r>
+    </w:p>
+    <w:p>
+      <w:pPr>
+        <w:pStyle w:val="Heading2"/>
+      </w:pPr>
+      <w:r>
+        <w:t>7.3 推荐更新机制</w:t>
+      </w:r>
+    </w:p>
+    <w:p>
+      <w:r>
+        <w:rPr>
+          <w:rFonts w:ascii="Consolas" w:hAnsi="Consolas" w:eastAsia="Noto Sans CJK SC"/>
+          <w:color w:val="B4362F"/>
+          <w:sz w:val="19"/>
+        </w:rPr>
+        <w:t>``text 积累人工决定 → 发现重复修改模式 → 生成规则更新建议 → 人工审核 → 更新技能或 Pattern → 运行回归测试 ``</w:t>
       </w:r>
     </w:p>
     <w:p>
@@ -1493,20 +3045,15 @@
         <w:rPr>
           <w:rFonts w:ascii="Noto Sans CJK SC" w:hAnsi="Noto Sans CJK SC" w:eastAsia="Noto Sans CJK SC"/>
         </w:rPr>
-        <w:t>负责记录证据、主张、视觉选择与人工修改。核心产物包括：</w:t>
+        <w:t>这是一种人工审核式学习，而不是让系统根据一次修改自动改变所有报告。</w:t>
       </w:r>
     </w:p>
     <w:p>
       <w:pPr>
-        <w:pStyle w:val="ListBullet"/>
+        <w:pStyle w:val="Heading1"/>
       </w:pPr>
       <w:r>
-        <w:rPr>
-          <w:rFonts w:ascii="Consolas" w:hAnsi="Consolas" w:eastAsia="Noto Sans CJK SC"/>
-          <w:color w:val="B4362F"/>
-          <w:sz w:val="19"/>
-        </w:rPr>
-        <w:t>evidence-ledger.json</w:t>
+        <w:t>8. 当前已经实现什么</w:t>
       </w:r>
     </w:p>
     <w:p>
@@ -1515,11 +3062,9 @@
       </w:pPr>
       <w:r>
         <w:rPr>
-          <w:rFonts w:ascii="Consolas" w:hAnsi="Consolas" w:eastAsia="Noto Sans CJK SC"/>
-          <w:color w:val="B4362F"/>
-          <w:sz w:val="19"/>
+          <w:rFonts w:ascii="Noto Sans CJK SC" w:hAnsi="Noto Sans CJK SC" w:eastAsia="Noto Sans CJK SC"/>
         </w:rPr>
-        <w:t>claim-map.json</w:t>
+        <w:t>主体研究与话题研究分类；</w:t>
       </w:r>
     </w:p>
     <w:p>
@@ -1528,11 +3073,9 @@
       </w:pPr>
       <w:r>
         <w:rPr>
-          <w:rFonts w:ascii="Consolas" w:hAnsi="Consolas" w:eastAsia="Noto Sans CJK SC"/>
-          <w:color w:val="B4362F"/>
-          <w:sz w:val="19"/>
+          <w:rFonts w:ascii="Noto Sans CJK SC" w:hAnsi="Noto Sans CJK SC" w:eastAsia="Noto Sans CJK SC"/>
         </w:rPr>
-        <w:t>visual-plan.json</w:t>
+        <w:t>完整底稿目录自动创建；</w:t>
       </w:r>
     </w:p>
     <w:p>
@@ -1541,19 +3084,107 @@
       </w:pPr>
       <w:r>
         <w:rPr>
-          <w:rFonts w:ascii="Consolas" w:hAnsi="Consolas" w:eastAsia="Noto Sans CJK SC"/>
-          <w:color w:val="B4362F"/>
-          <w:sz w:val="19"/>
+          <w:rFonts w:ascii="Noto Sans CJK SC" w:hAnsi="Noto Sans CJK SC" w:eastAsia="Noto Sans CJK SC"/>
         </w:rPr>
-        <w:t>editorial-state.json</w:t>
+        <w:t>七阶段工作流状态；</w:t>
       </w:r>
     </w:p>
     <w:p>
       <w:pPr>
+        <w:pStyle w:val="ListBullet"/>
+      </w:pPr>
+      <w:r>
+        <w:rPr>
+          <w:rFonts w:ascii="Noto Sans CJK SC" w:hAnsi="Noto Sans CJK SC" w:eastAsia="Noto Sans CJK SC"/>
+        </w:rPr>
+        <w:t>研究循环记录结构；</w:t>
+      </w:r>
+    </w:p>
+    <w:p>
+      <w:pPr>
+        <w:pStyle w:val="ListBullet"/>
+      </w:pPr>
+      <w:r>
+        <w:rPr>
+          <w:rFonts w:ascii="Noto Sans CJK SC" w:hAnsi="Noto Sans CJK SC" w:eastAsia="Noto Sans CJK SC"/>
+        </w:rPr>
+        <w:t>证据、主张和视觉引用校验；</w:t>
+      </w:r>
+    </w:p>
+    <w:p>
+      <w:pPr>
+        <w:pStyle w:val="ListBullet"/>
+      </w:pPr>
+      <w:r>
+        <w:rPr>
+          <w:rFonts w:ascii="Noto Sans CJK SC" w:hAnsi="Noto Sans CJK SC" w:eastAsia="Noto Sans CJK SC"/>
+        </w:rPr>
+        <w:t>修改级别分类；</w:t>
+      </w:r>
+    </w:p>
+    <w:p>
+      <w:pPr>
+        <w:pStyle w:val="ListBullet"/>
+      </w:pPr>
+      <w:r>
+        <w:rPr>
+          <w:rFonts w:ascii="Noto Sans CJK SC" w:hAnsi="Noto Sans CJK SC" w:eastAsia="Noto Sans CJK SC"/>
+        </w:rPr>
+        <w:t>内部试读与正式发布状态；</w:t>
+      </w:r>
+    </w:p>
+    <w:p>
+      <w:pPr>
+        <w:pStyle w:val="ListBullet"/>
+      </w:pPr>
+      <w:r>
+        <w:rPr>
+          <w:rFonts w:ascii="Noto Sans CJK SC" w:hAnsi="Noto Sans CJK SC" w:eastAsia="Noto Sans CJK SC"/>
+        </w:rPr>
+        <w:t>共享网站框架；</w:t>
+      </w:r>
+    </w:p>
+    <w:p>
+      <w:pPr>
+        <w:pStyle w:val="ListBullet"/>
+      </w:pPr>
+      <w:r>
+        <w:rPr>
+          <w:rFonts w:ascii="Noto Sans CJK SC" w:hAnsi="Noto Sans CJK SC" w:eastAsia="Noto Sans CJK SC"/>
+        </w:rPr>
+        <w:t>操作手册和示例报告；</w:t>
+      </w:r>
+    </w:p>
+    <w:p>
+      <w:pPr>
+        <w:pStyle w:val="ListBullet"/>
+      </w:pPr>
+      <w:r>
+        <w:rPr>
+          <w:rFonts w:ascii="Noto Sans CJK SC" w:hAnsi="Noto Sans CJK SC" w:eastAsia="Noto Sans CJK SC"/>
+        </w:rPr>
+        <w:t>GitHub Actions 自动校验、测试、构建和部署。</w:t>
+      </w:r>
+    </w:p>
+    <w:p>
+      <w:r>
+        <w:br w:type="page"/>
+      </w:r>
+    </w:p>
+    <w:p>
+      <w:pPr>
+        <w:pStyle w:val="Heading1"/>
+      </w:pPr>
+      <w:r>
+        <w:t>9. 下一步开发重点</w:t>
+      </w:r>
+    </w:p>
+    <w:p>
+      <w:pPr>
         <w:pStyle w:val="Heading3"/>
       </w:pPr>
       <w:r>
-        <w:t>第三层：内容发布层</w:t>
+        <w:t>第一优先级：真实报告通用渲染器</w:t>
       </w:r>
     </w:p>
     <w:p>
@@ -1561,7 +3192,7 @@
         <w:rPr>
           <w:rFonts w:ascii="Noto Sans CJK SC" w:hAnsi="Noto Sans CJK SC" w:eastAsia="Noto Sans CJK SC"/>
         </w:rPr>
-        <w:t>负责把已经确认的标题、摘要、章节、来源和视觉引用组织为 `publication.json`。它是编辑系统与网站之间的合同。</w:t>
+        <w:t>让 `publication.json`、`draft.md` 和 `visual-plan.json` 自动生成共享报告页面，替代示例页面硬编码。</w:t>
       </w:r>
     </w:p>
     <w:p>
@@ -1569,7 +3200,7 @@
         <w:pStyle w:val="Heading3"/>
       </w:pPr>
       <w:r>
-        <w:t>第四层：共享渲染层</w:t>
+        <w:t>第二优先级：分析师审阅台</w:t>
       </w:r>
     </w:p>
     <w:p>
@@ -1577,15 +3208,15 @@
         <w:rPr>
           <w:rFonts w:ascii="Noto Sans CJK SC" w:hAnsi="Noto Sans CJK SC" w:eastAsia="Noto Sans CJK SC"/>
         </w:rPr>
-        <w:t>由 Next.js 应用统一提供导航、排版、视觉组件和响应式规则。所有报告共享这套框架，不再复制独立页面基础设施。</w:t>
+        <w:t>支持逐段评论、疑问、修改范围判断、版本比较、接受或拒绝，以及正式批准。</w:t>
       </w:r>
     </w:p>
     <w:p>
       <w:pPr>
-        <w:pStyle w:val="Heading2"/>
+        <w:pStyle w:val="Heading3"/>
       </w:pPr>
       <w:r>
-        <w:t>3.2 数据流与控制流</w:t>
+        <w:t>第三优先级：来源采集与底稿管理</w:t>
       </w:r>
     </w:p>
     <w:p>
@@ -1593,7 +3224,15 @@
         <w:rPr>
           <w:rFonts w:ascii="Noto Sans CJK SC" w:hAnsi="Noto Sans CJK SC" w:eastAsia="Noto Sans CJK SC"/>
         </w:rPr>
-        <w:t>数据流回答“内容往哪里走”，控制流回答“什么时候允许进入下一步”。</w:t>
+        <w:t>自动保存网页信息、文件快照说明、发布时间、访问时间、摘录、冲突和覆盖问题。</w:t>
+      </w:r>
+    </w:p>
+    <w:p>
+      <w:pPr>
+        <w:pStyle w:val="Heading3"/>
+      </w:pPr>
+      <w:r>
+        <w:t>第四优先级：内部报告管理</w:t>
       </w:r>
     </w:p>
     <w:p>
@@ -1601,7 +3240,47 @@
         <w:rPr>
           <w:rFonts w:ascii="Noto Sans CJK SC" w:hAnsi="Noto Sans CJK SC" w:eastAsia="Noto Sans CJK SC"/>
         </w:rPr>
-        <w:t>数据流：</w:t>
+        <w:t>提供研究中、审核中、内部试读、批准、已发布和待更新列表。</w:t>
+      </w:r>
+    </w:p>
+    <w:p>
+      <w:pPr>
+        <w:pStyle w:val="Heading3"/>
+      </w:pPr>
+      <w:r>
+        <w:t>第五优先级：经验治理</w:t>
+      </w:r>
+    </w:p>
+    <w:p>
+      <w:r>
+        <w:rPr>
+          <w:rFonts w:ascii="Noto Sans CJK SC" w:hAnsi="Noto Sans CJK SC" w:eastAsia="Noto Sans CJK SC"/>
+        </w:rPr>
+        <w:t>统计重复人工决定，提出规则更新建议，并通过人工审核和测试后升级系统。</w:t>
+      </w:r>
+    </w:p>
+    <w:p>
+      <w:pPr>
+        <w:pStyle w:val="Heading1"/>
+      </w:pPr>
+      <w:r>
+        <w:t>10. 结论</w:t>
+      </w:r>
+    </w:p>
+    <w:p>
+      <w:r>
+        <w:rPr>
+          <w:rFonts w:ascii="Noto Sans CJK SC" w:hAnsi="Noto Sans CJK SC" w:eastAsia="Noto Sans CJK SC"/>
+        </w:rPr>
+        <w:t>Deep Investigation Lab V2 的核心不是增加更多步骤，而是把真实报告生产中的必要状态保存下来。</w:t>
+      </w:r>
+    </w:p>
+    <w:p>
+      <w:r>
+        <w:rPr>
+          <w:rFonts w:ascii="Noto Sans CJK SC" w:hAnsi="Noto Sans CJK SC" w:eastAsia="Noto Sans CJK SC"/>
+        </w:rPr>
+        <w:t>用户看到的流程应该简单：</w:t>
       </w:r>
     </w:p>
     <w:tbl>
@@ -1639,7 +3318,7 @@
                 <w:color w:val="17201C"/>
                 <w:sz w:val="21"/>
               </w:rPr>
-              <w:t>用户请求 → brief → evidence → claims → visuals → publication → web</w:t>
+              <w:t>提出任务，确认研究方向，阅读初稿，提出意见，内部试读，批准发布。</w:t>
             </w:r>
           </w:p>
         </w:tc>
@@ -1650,6256 +3329,7 @@
         <w:rPr>
           <w:rFonts w:ascii="Noto Sans CJK SC" w:hAnsi="Noto Sans CJK SC" w:eastAsia="Noto Sans CJK SC"/>
         </w:rPr>
-        <w:t>控制流：</w:t>
-      </w:r>
-    </w:p>
-    <w:tbl>
-      <w:tblPr>
-        <w:tblW w:type="dxa" w:w="9360"/>
-        <w:jc w:val="left"/>
-        <w:tblLayout w:type="fixed"/>
-        <w:tblLook w:firstColumn="1" w:firstRow="1" w:lastColumn="0" w:lastRow="0" w:noHBand="0" w:noVBand="1" w:val="04A0"/>
-        <w:tblInd w:w="120" w:type="dxa"/>
-      </w:tblPr>
-      <w:tblGrid>
-        <w:gridCol w:w="9360"/>
-      </w:tblGrid>
-      <w:tr>
-        <w:tc>
-          <w:tcPr>
-            <w:tcW w:type="dxa" w:w="9360"/>
-            <w:shd w:fill="F7EAE7"/>
-            <w:vAlign w:val="center"/>
-            <w:tcMar>
-              <w:top w:w="100" w:type="dxa"/>
-              <w:start w:w="140" w:type="dxa"/>
-              <w:bottom w:w="100" w:type="dxa"/>
-              <w:end w:w="140" w:type="dxa"/>
-            </w:tcMar>
-          </w:tcPr>
-          <w:p>
-            <w:pPr>
-              <w:spacing w:after="0"/>
-            </w:pPr>
-            <w:r>
-              <w:rPr>
-                <w:rFonts w:ascii="Noto Sans CJK SC" w:hAnsi="Noto Sans CJK SC" w:eastAsia="Noto Sans CJK SC"/>
-                <w:i/>
-                <w:color w:val="17201C"/>
-                <w:sz w:val="21"/>
-              </w:rPr>
-              <w:t>范围确认 → 证据充分 → 主张可追溯 → 结构明确 → 视觉合理 → 校验通过 → 发布</w:t>
-            </w:r>
-          </w:p>
-        </w:tc>
-      </w:tr>
-    </w:tbl>
-    <w:p>
-      <w:r>
-        <w:rPr>
-          <w:rFonts w:ascii="Noto Sans CJK SC" w:hAnsi="Noto Sans CJK SC" w:eastAsia="Noto Sans CJK SC"/>
-        </w:rPr>
-        <w:t>两者必须同时存在。只有数据流而没有关卡，系统仍会快速生成未经核查的页面；只有关卡而没有结构化文件，规则仍会退化为提示词。</w:t>
-      </w:r>
-    </w:p>
-    <w:p>
-      <w:pPr>
-        <w:pStyle w:val="Heading2"/>
-      </w:pPr>
-      <w:r>
-        <w:t>3.3 报告隔离原则</w:t>
-      </w:r>
-    </w:p>
-    <w:p>
-      <w:r>
-        <w:rPr>
-          <w:rFonts w:ascii="Noto Sans CJK SC" w:hAnsi="Noto Sans CJK SC" w:eastAsia="Noto Sans CJK SC"/>
-        </w:rPr>
-        <w:t>每篇报告位于：</w:t>
-      </w:r>
-    </w:p>
-    <w:p>
-      <w:r>
-        <w:rPr>
-          <w:rFonts w:ascii="Consolas" w:hAnsi="Consolas" w:eastAsia="Noto Sans CJK SC"/>
-          <w:color w:val="B4362F"/>
-          <w:sz w:val="19"/>
-        </w:rPr>
-        <w:t>content/reports/&lt;slug&gt;/</w:t>
-      </w:r>
-    </w:p>
-    <w:p>
-      <w:r>
-        <w:rPr>
-          <w:rFonts w:ascii="Noto Sans CJK SC" w:hAnsi="Noto Sans CJK SC" w:eastAsia="Noto Sans CJK SC"/>
-        </w:rPr>
-        <w:t>报告 A 的事实、主张、视觉和编辑状态不得被报告 B 读取或修改。共享代码只提供展示能力，不保存任何单篇报告状态。这一原则避免“修复新文章导致旧文章图表失灵”。</w:t>
-      </w:r>
-    </w:p>
-    <w:p>
-      <w:pPr>
-        <w:pStyle w:val="Heading1"/>
-      </w:pPr>
-      <w:r>
-        <w:t>4. 研究任务的识别与创建</w:t>
-      </w:r>
-    </w:p>
-    <w:p>
-      <w:pPr>
-        <w:pStyle w:val="Heading2"/>
-      </w:pPr>
-      <w:r>
-        <w:t>4.1 为什么必须先分类</w:t>
-      </w:r>
-    </w:p>
-    <w:p>
-      <w:r>
-        <w:rPr>
-          <w:rFonts w:ascii="Noto Sans CJK SC" w:hAnsi="Noto Sans CJK SC" w:eastAsia="Noto Sans CJK SC"/>
-        </w:rPr>
-        <w:t>主体研究和话题研究虽然都需要检索资料，但问题结构不同。</w:t>
-      </w:r>
-    </w:p>
-    <w:p>
-      <w:pPr>
-        <w:pStyle w:val="ListBullet"/>
-      </w:pPr>
-      <w:r>
-        <w:rPr>
-          <w:rFonts w:ascii="Noto Sans CJK SC" w:hAnsi="Noto Sans CJK SC" w:eastAsia="Noto Sans CJK SC"/>
-        </w:rPr>
-        <w:t>主体研究的最终问题指向一个有边界的对象，如公司、人物、机构或产品。</w:t>
-      </w:r>
-    </w:p>
-    <w:p>
-      <w:pPr>
-        <w:pStyle w:val="ListBullet"/>
-      </w:pPr>
-      <w:r>
-        <w:rPr>
-          <w:rFonts w:ascii="Noto Sans CJK SC" w:hAnsi="Noto Sans CJK SC" w:eastAsia="Noto Sans CJK SC"/>
-        </w:rPr>
-        <w:t>话题研究的最终问题指向跨主体的现象，如政策、行业、事件、市场或社会议题。</w:t>
-      </w:r>
-    </w:p>
-    <w:p>
-      <w:r>
-        <w:rPr>
-          <w:rFonts w:ascii="Noto Sans CJK SC" w:hAnsi="Noto Sans CJK SC" w:eastAsia="Noto Sans CJK SC"/>
-        </w:rPr>
-        <w:t>如果不分类，系统容易把话题研究写成若干公司简介，或把公司研究写成泛泛的行业综述。</w:t>
-      </w:r>
-    </w:p>
-    <w:p>
-      <w:pPr>
-        <w:pStyle w:val="Heading2"/>
-      </w:pPr>
-      <w:r>
-        <w:t>4.2 分类原理</w:t>
-      </w:r>
-    </w:p>
-    <w:p>
-      <w:r>
-        <w:rPr>
-          <w:rFonts w:ascii="Noto Sans CJK SC" w:hAnsi="Noto Sans CJK SC" w:eastAsia="Noto Sans CJK SC"/>
-        </w:rPr>
-        <w:t>系统判断“最终解释对象”，而不是简单统计关键词。</w:t>
-      </w:r>
-    </w:p>
-    <w:p>
-      <w:r>
-        <w:rPr>
-          <w:rFonts w:ascii="Noto Sans CJK SC" w:hAnsi="Noto Sans CJK SC" w:eastAsia="Noto Sans CJK SC"/>
-        </w:rPr>
-        <w:t>示例：</w:t>
-      </w:r>
-    </w:p>
-    <w:p>
-      <w:pPr>
-        <w:pStyle w:val="ListBullet"/>
-      </w:pPr>
-      <w:r>
-        <w:rPr>
-          <w:rFonts w:ascii="Noto Sans CJK SC" w:hAnsi="Noto Sans CJK SC" w:eastAsia="Noto Sans CJK SC"/>
-        </w:rPr>
-        <w:t>“调查空客为什么交付下降”属于主体研究；</w:t>
-      </w:r>
-    </w:p>
-    <w:p>
-      <w:pPr>
-        <w:pStyle w:val="ListBullet"/>
-      </w:pPr>
-      <w:r>
-        <w:rPr>
-          <w:rFonts w:ascii="Noto Sans CJK SC" w:hAnsi="Noto Sans CJK SC" w:eastAsia="Noto Sans CJK SC"/>
-        </w:rPr>
-        <w:t>“调查航空供应链短缺为何持续”属于话题研究；</w:t>
-      </w:r>
-    </w:p>
-    <w:p>
-      <w:pPr>
-        <w:pStyle w:val="ListBullet"/>
-      </w:pPr>
-      <w:r>
-        <w:rPr>
-          <w:rFonts w:ascii="Noto Sans CJK SC" w:hAnsi="Noto Sans CJK SC" w:eastAsia="Noto Sans CJK SC"/>
-        </w:rPr>
-        <w:t>“调查电动车价格战，包括特斯拉的作用”仍属于话题研究。</w:t>
-      </w:r>
-    </w:p>
-    <w:p>
-      <w:r>
-        <w:rPr>
-          <w:rFonts w:ascii="Noto Sans CJK SC" w:hAnsi="Noto Sans CJK SC" w:eastAsia="Noto Sans CJK SC"/>
-        </w:rPr>
-        <w:t>代码中的初始分类器使用关键词和已知主体信号做确定性路由；Codex 在真实执行时还要结合语义对路由结果进行复核。</w:t>
-      </w:r>
-    </w:p>
-    <w:p>
-      <w:pPr>
-        <w:pStyle w:val="Heading2"/>
-      </w:pPr>
-      <w:r>
-        <w:t>4.3 操作过程</w:t>
-      </w:r>
-    </w:p>
-    <w:p>
-      <w:r>
-        <w:rPr>
-          <w:rFonts w:ascii="Noto Sans CJK SC" w:hAnsi="Noto Sans CJK SC" w:eastAsia="Noto Sans CJK SC"/>
-        </w:rPr>
-        <w:t>1. 用户在 Codex 中提出自然语言请求； 2. 项目级 `AGENTS.md` 触发 `deep-investigation` Skill； 3. Skill 要求先执行研究创建指令； 4. `new-research.mjs` 分类请求并生成 slug； 5. 系统在独立目录生成六个研究文件； 6. Codex 补齐 `brief.json`，但此时不得直接写结论。</w:t>
-      </w:r>
-    </w:p>
-    <w:p>
-      <w:r>
-        <w:rPr>
-          <w:rFonts w:ascii="Noto Sans CJK SC" w:hAnsi="Noto Sans CJK SC" w:eastAsia="Noto Sans CJK SC"/>
-        </w:rPr>
-        <w:t>命令示例：</w:t>
-      </w:r>
-    </w:p>
-    <w:p>
-      <w:r>
-        <w:rPr>
-          <w:rFonts w:ascii="Consolas" w:hAnsi="Consolas" w:eastAsia="Noto Sans CJK SC"/>
-          <w:color w:val="B4362F"/>
-          <w:sz w:val="19"/>
-        </w:rPr>
-        <w:t>npm run research:new -- "调查低空经济行业的真实需求与政策影响"</w:t>
-      </w:r>
-    </w:p>
-    <w:p>
-      <w:pPr>
-        <w:pStyle w:val="Heading2"/>
-      </w:pPr>
-      <w:r>
-        <w:t>4.4 形成的产物</w:t>
-      </w:r>
-    </w:p>
-    <w:p>
-      <w:r>
-        <w:rPr>
-          <w:rFonts w:ascii="Noto Sans CJK SC" w:hAnsi="Noto Sans CJK SC" w:eastAsia="Noto Sans CJK SC"/>
-        </w:rPr>
-        <w:t>初始研究包包括：</w:t>
-      </w:r>
-    </w:p>
-    <w:p>
-      <w:pPr>
-        <w:pStyle w:val="ListBullet"/>
-      </w:pPr>
-      <w:r>
-        <w:rPr>
-          <w:rFonts w:ascii="Consolas" w:hAnsi="Consolas" w:eastAsia="Noto Sans CJK SC"/>
-          <w:color w:val="B4362F"/>
-          <w:sz w:val="19"/>
-        </w:rPr>
-        <w:t>brief.json</w:t>
-      </w:r>
-      <w:r>
-        <w:rPr>
-          <w:rFonts w:ascii="Noto Sans CJK SC" w:hAnsi="Noto Sans CJK SC" w:eastAsia="Noto Sans CJK SC"/>
-        </w:rPr>
-        <w:t>：研究边界和问题；</w:t>
-      </w:r>
-    </w:p>
-    <w:p>
-      <w:pPr>
-        <w:pStyle w:val="ListBullet"/>
-      </w:pPr>
-      <w:r>
-        <w:rPr>
-          <w:rFonts w:ascii="Consolas" w:hAnsi="Consolas" w:eastAsia="Noto Sans CJK SC"/>
-          <w:color w:val="B4362F"/>
-          <w:sz w:val="19"/>
-        </w:rPr>
-        <w:t>evidence-ledger.json</w:t>
-      </w:r>
-      <w:r>
-        <w:rPr>
-          <w:rFonts w:ascii="Noto Sans CJK SC" w:hAnsi="Noto Sans CJK SC" w:eastAsia="Noto Sans CJK SC"/>
-        </w:rPr>
-        <w:t>：证据；</w:t>
-      </w:r>
-    </w:p>
-    <w:p>
-      <w:pPr>
-        <w:pStyle w:val="ListBullet"/>
-      </w:pPr>
-      <w:r>
-        <w:rPr>
-          <w:rFonts w:ascii="Consolas" w:hAnsi="Consolas" w:eastAsia="Noto Sans CJK SC"/>
-          <w:color w:val="B4362F"/>
-          <w:sz w:val="19"/>
-        </w:rPr>
-        <w:t>claim-map.json</w:t>
-      </w:r>
-      <w:r>
-        <w:rPr>
-          <w:rFonts w:ascii="Noto Sans CJK SC" w:hAnsi="Noto Sans CJK SC" w:eastAsia="Noto Sans CJK SC"/>
-        </w:rPr>
-        <w:t>：主张；</w:t>
-      </w:r>
-    </w:p>
-    <w:p>
-      <w:pPr>
-        <w:pStyle w:val="ListBullet"/>
-      </w:pPr>
-      <w:r>
-        <w:rPr>
-          <w:rFonts w:ascii="Consolas" w:hAnsi="Consolas" w:eastAsia="Noto Sans CJK SC"/>
-          <w:color w:val="B4362F"/>
-          <w:sz w:val="19"/>
-        </w:rPr>
-        <w:t>visual-plan.json</w:t>
-      </w:r>
-      <w:r>
-        <w:rPr>
-          <w:rFonts w:ascii="Noto Sans CJK SC" w:hAnsi="Noto Sans CJK SC" w:eastAsia="Noto Sans CJK SC"/>
-        </w:rPr>
-        <w:t>：视觉表达；</w:t>
-      </w:r>
-    </w:p>
-    <w:p>
-      <w:pPr>
-        <w:pStyle w:val="ListBullet"/>
-      </w:pPr>
-      <w:r>
-        <w:rPr>
-          <w:rFonts w:ascii="Consolas" w:hAnsi="Consolas" w:eastAsia="Noto Sans CJK SC"/>
-          <w:color w:val="B4362F"/>
-          <w:sz w:val="19"/>
-        </w:rPr>
-        <w:t>editorial-state.json</w:t>
-      </w:r>
-      <w:r>
-        <w:rPr>
-          <w:rFonts w:ascii="Noto Sans CJK SC" w:hAnsi="Noto Sans CJK SC" w:eastAsia="Noto Sans CJK SC"/>
-        </w:rPr>
-        <w:t>：批准状态和修改决策；</w:t>
-      </w:r>
-    </w:p>
-    <w:p>
-      <w:pPr>
-        <w:pStyle w:val="ListBullet"/>
-      </w:pPr>
-      <w:r>
-        <w:rPr>
-          <w:rFonts w:ascii="Consolas" w:hAnsi="Consolas" w:eastAsia="Noto Sans CJK SC"/>
-          <w:color w:val="B4362F"/>
-          <w:sz w:val="19"/>
-        </w:rPr>
-        <w:t>publication.json</w:t>
-      </w:r>
-      <w:r>
-        <w:rPr>
-          <w:rFonts w:ascii="Noto Sans CJK SC" w:hAnsi="Noto Sans CJK SC" w:eastAsia="Noto Sans CJK SC"/>
-        </w:rPr>
-        <w:t>：最终发布内容。</w:t>
-      </w:r>
-    </w:p>
-    <w:p>
-      <w:pPr>
-        <w:pStyle w:val="Heading2"/>
-      </w:pPr>
-      <w:r>
-        <w:t>4.5 注意事项</w:t>
-      </w:r>
-    </w:p>
-    <w:p>
-      <w:pPr>
-        <w:pStyle w:val="ListBullet"/>
-      </w:pPr>
-      <w:r>
-        <w:rPr>
-          <w:rFonts w:ascii="Noto Sans CJK SC" w:hAnsi="Noto Sans CJK SC" w:eastAsia="Noto Sans CJK SC"/>
-        </w:rPr>
-        <w:t>分类只有两个主路由，不增加含义模糊的“混合研究”类型；</w:t>
-      </w:r>
-    </w:p>
-    <w:p>
-      <w:pPr>
-        <w:pStyle w:val="ListBullet"/>
-      </w:pPr>
-      <w:r>
-        <w:rPr>
-          <w:rFonts w:ascii="Noto Sans CJK SC" w:hAnsi="Noto Sans CJK SC" w:eastAsia="Noto Sans CJK SC"/>
-        </w:rPr>
-        <w:t>分类结果允许人工修正，但修正必须发生在研究开始前；</w:t>
-      </w:r>
-    </w:p>
-    <w:p>
-      <w:pPr>
-        <w:pStyle w:val="ListBullet"/>
-      </w:pPr>
-      <w:r>
-        <w:rPr>
-          <w:rFonts w:ascii="Noto Sans CJK SC" w:hAnsi="Noto Sans CJK SC" w:eastAsia="Noto Sans CJK SC"/>
-        </w:rPr>
-        <w:t>slug 是技术标识，不等同于最终标题；</w:t>
-      </w:r>
-    </w:p>
-    <w:p>
-      <w:pPr>
-        <w:pStyle w:val="ListBullet"/>
-      </w:pPr>
-      <w:r>
-        <w:rPr>
-          <w:rFonts w:ascii="Noto Sans CJK SC" w:hAnsi="Noto Sans CJK SC" w:eastAsia="Noto Sans CJK SC"/>
-        </w:rPr>
-        <w:t>创建研究包不代表已经完成研究，只代表建立了工作空间；</w:t>
-      </w:r>
-    </w:p>
-    <w:p>
-      <w:pPr>
-        <w:pStyle w:val="ListBullet"/>
-      </w:pPr>
-      <w:r>
-        <w:rPr>
-          <w:rFonts w:ascii="Noto Sans CJK SC" w:hAnsi="Noto Sans CJK SC" w:eastAsia="Noto Sans CJK SC"/>
-        </w:rPr>
-        <w:t>不得在此阶段预设结论，否则后续检索会产生确认偏误。</w:t>
-      </w:r>
-    </w:p>
-    <w:p>
-      <w:r>
-        <w:br w:type="page"/>
-      </w:r>
-    </w:p>
-    <w:p>
-      <w:pPr>
-        <w:pStyle w:val="Heading1"/>
-      </w:pPr>
-      <w:r>
-        <w:t>5. 六道研究关卡的详细流程</w:t>
-      </w:r>
-    </w:p>
-    <w:p>
-      <w:pPr>
-        <w:pStyle w:val="Heading2"/>
-      </w:pPr>
-      <w:r>
-        <w:t>5.1 Gate 1：研究范围</w:t>
-      </w:r>
-    </w:p>
-    <w:p>
-      <w:pPr>
-        <w:pStyle w:val="Heading3"/>
-      </w:pPr>
-      <w:r>
-        <w:t>形成原理</w:t>
-      </w:r>
-    </w:p>
-    <w:p>
-      <w:r>
-        <w:rPr>
-          <w:rFonts w:ascii="Noto Sans CJK SC" w:hAnsi="Noto Sans CJK SC" w:eastAsia="Noto Sans CJK SC"/>
-        </w:rPr>
-        <w:t>开放式问题通常同时包含对象、时间、地区、业务维度和价值判断。范围关卡把这些混合信息拆解为可执行研究合同，防止研究过程中不断扩大问题。</w:t>
-      </w:r>
-    </w:p>
-    <w:p>
-      <w:pPr>
-        <w:pStyle w:val="Heading3"/>
-      </w:pPr>
-      <w:r>
-        <w:t>操作步骤</w:t>
-      </w:r>
-    </w:p>
-    <w:p>
-      <w:r>
-        <w:rPr>
-          <w:rFonts w:ascii="Noto Sans CJK SC" w:hAnsi="Noto Sans CJK SC" w:eastAsia="Noto Sans CJK SC"/>
-        </w:rPr>
-        <w:t>1. 保留用户原始请求； 2. 确定 `researchType`； 3. 写出一个核心问题； 4. 拆成若干可验证子问题； 5. 写明纳入范围和排除范围； 6. 指定研究截止日期、时间区间和地域； 7. 列出可能推翻初步方向的证据。</w:t>
-      </w:r>
-    </w:p>
-    <w:p>
-      <w:pPr>
-        <w:pStyle w:val="Heading3"/>
-      </w:pPr>
-      <w:r>
-        <w:t>通过条件</w:t>
-      </w:r>
-    </w:p>
-    <w:p>
-      <w:pPr>
-        <w:pStyle w:val="ListBullet"/>
-      </w:pPr>
-      <w:r>
-        <w:rPr>
-          <w:rFonts w:ascii="Noto Sans CJK SC" w:hAnsi="Noto Sans CJK SC" w:eastAsia="Noto Sans CJK SC"/>
-        </w:rPr>
-        <w:t>核心问题可以被证据回答；</w:t>
-      </w:r>
-    </w:p>
-    <w:p>
-      <w:pPr>
-        <w:pStyle w:val="ListBullet"/>
-      </w:pPr>
-      <w:r>
-        <w:rPr>
-          <w:rFonts w:ascii="Noto Sans CJK SC" w:hAnsi="Noto Sans CJK SC" w:eastAsia="Noto Sans CJK SC"/>
-        </w:rPr>
-        <w:t>子问题之间没有明显重复；</w:t>
-      </w:r>
-    </w:p>
-    <w:p>
-      <w:pPr>
-        <w:pStyle w:val="ListBullet"/>
-      </w:pPr>
-      <w:r>
-        <w:rPr>
-          <w:rFonts w:ascii="Noto Sans CJK SC" w:hAnsi="Noto Sans CJK SC" w:eastAsia="Noto Sans CJK SC"/>
-        </w:rPr>
-        <w:t>范围足以支持一篇完整报告，但不无限扩张；</w:t>
-      </w:r>
-    </w:p>
-    <w:p>
-      <w:pPr>
-        <w:pStyle w:val="ListBullet"/>
-      </w:pPr>
-      <w:r>
-        <w:rPr>
-          <w:rFonts w:ascii="Noto Sans CJK SC" w:hAnsi="Noto Sans CJK SC" w:eastAsia="Noto Sans CJK SC"/>
-        </w:rPr>
-        <w:t>至少有一项反证条件；</w:t>
-      </w:r>
-    </w:p>
-    <w:p>
-      <w:pPr>
-        <w:pStyle w:val="ListBullet"/>
-      </w:pPr>
-      <w:r>
-        <w:rPr>
-          <w:rFonts w:ascii="Noto Sans CJK SC" w:hAnsi="Noto Sans CJK SC" w:eastAsia="Noto Sans CJK SC"/>
-        </w:rPr>
-        <w:t>研究截止日期明确。</w:t>
-      </w:r>
-    </w:p>
-    <w:p>
-      <w:pPr>
-        <w:pStyle w:val="Heading3"/>
-      </w:pPr>
-      <w:r>
-        <w:t>注意事项</w:t>
-      </w:r>
-    </w:p>
-    <w:p>
-      <w:pPr>
-        <w:pStyle w:val="ListBullet"/>
-      </w:pPr>
-      <w:r>
-        <w:rPr>
-          <w:rFonts w:ascii="Noto Sans CJK SC" w:hAnsi="Noto Sans CJK SC" w:eastAsia="Noto Sans CJK SC"/>
-        </w:rPr>
-        <w:t>“全面研究”不等于无限搜集；</w:t>
-      </w:r>
-    </w:p>
-    <w:p>
-      <w:pPr>
-        <w:pStyle w:val="ListBullet"/>
-      </w:pPr>
-      <w:r>
-        <w:rPr>
-          <w:rFonts w:ascii="Noto Sans CJK SC" w:hAnsi="Noto Sans CJK SC" w:eastAsia="Noto Sans CJK SC"/>
-        </w:rPr>
-        <w:t>排除投资建议、未经授权的个人隐私和无法核实的传闻；</w:t>
-      </w:r>
-    </w:p>
-    <w:p>
-      <w:pPr>
-        <w:pStyle w:val="ListBullet"/>
-      </w:pPr>
-      <w:r>
-        <w:rPr>
-          <w:rFonts w:ascii="Noto Sans CJK SC" w:hAnsi="Noto Sans CJK SC" w:eastAsia="Noto Sans CJK SC"/>
-        </w:rPr>
-        <w:t>研究截止日期之后发生的事实不得混入当前版本；</w:t>
-      </w:r>
-    </w:p>
-    <w:p>
-      <w:pPr>
-        <w:pStyle w:val="ListBullet"/>
-      </w:pPr>
-      <w:r>
-        <w:rPr>
-          <w:rFonts w:ascii="Noto Sans CJK SC" w:hAnsi="Noto Sans CJK SC" w:eastAsia="Noto Sans CJK SC"/>
-        </w:rPr>
-        <w:t>若用户的问题本身带有强结论，应将结论改写为待检验假设。</w:t>
-      </w:r>
-    </w:p>
-    <w:p>
-      <w:pPr>
-        <w:pStyle w:val="Heading2"/>
-      </w:pPr>
-      <w:r>
-        <w:t>5.2 Gate 2：证据账本</w:t>
-      </w:r>
-    </w:p>
-    <w:p>
-      <w:pPr>
-        <w:pStyle w:val="Heading3"/>
-      </w:pPr>
-      <w:r>
-        <w:t>形成原理</w:t>
-      </w:r>
-    </w:p>
-    <w:p>
-      <w:r>
-        <w:rPr>
-          <w:rFonts w:ascii="Noto Sans CJK SC" w:hAnsi="Noto Sans CJK SC" w:eastAsia="Noto Sans CJK SC"/>
-        </w:rPr>
-        <w:t>文章中的事实如果只保留脚注序号，后续修改时很难判断来源是否仍然适用。证据账本把来源视为可管理对象：每条来源都有身份、时间、口径、覆盖问题和可信度。</w:t>
-      </w:r>
-    </w:p>
-    <w:p>
-      <w:pPr>
-        <w:pStyle w:val="Heading3"/>
-      </w:pPr>
-      <w:r>
-        <w:t>来源优先级</w:t>
-      </w:r>
-    </w:p>
-    <w:p>
-      <w:r>
-        <w:rPr>
-          <w:rFonts w:ascii="Noto Sans CJK SC" w:hAnsi="Noto Sans CJK SC" w:eastAsia="Noto Sans CJK SC"/>
-        </w:rPr>
-        <w:t>1. 法律、监管、交易所和政府原始文件； 2. 公司公告、财报、官网与正式演讲； 3. 学术论文、行业标准和权威数据库； 4. 高质量新闻机构； 5. 专业人士或相关方的公开陈述； 6. 社交平台和论坛，只作为调查线索。</w:t>
-      </w:r>
-    </w:p>
-    <w:p>
-      <w:pPr>
-        <w:pStyle w:val="Heading3"/>
-      </w:pPr>
-      <w:r>
-        <w:t>操作步骤</w:t>
-      </w:r>
-    </w:p>
-    <w:p>
-      <w:r>
-        <w:rPr>
-          <w:rFonts w:ascii="Noto Sans CJK SC" w:hAnsi="Noto Sans CJK SC" w:eastAsia="Noto Sans CJK SC"/>
-        </w:rPr>
-        <w:t>1. 按子问题建立证据需求清单； 2. 优先寻找原始材料； 3. 记录标题、发布者、URL、发布日期和访问日期； 4. 用自己的语言写来源摘要； 5. 记录统计口径、币种、单位和时间区间； 6. 标记来源覆盖的子问题； 7. 标记可信度与潜在利益关系； 8. 遇到冲突时同时保留两边证据，不直接删除其中一方。</w:t>
-      </w:r>
-    </w:p>
-    <w:p>
-      <w:pPr>
-        <w:pStyle w:val="Heading3"/>
-      </w:pPr>
-      <w:r>
-        <w:t>通过条件</w:t>
-      </w:r>
-    </w:p>
-    <w:p>
-      <w:pPr>
-        <w:pStyle w:val="ListBullet"/>
-      </w:pPr>
-      <w:r>
-        <w:rPr>
-          <w:rFonts w:ascii="Noto Sans CJK SC" w:hAnsi="Noto Sans CJK SC" w:eastAsia="Noto Sans CJK SC"/>
-        </w:rPr>
-        <w:t>每个关键子问题至少有可用证据；</w:t>
-      </w:r>
-    </w:p>
-    <w:p>
-      <w:pPr>
-        <w:pStyle w:val="ListBullet"/>
-      </w:pPr>
-      <w:r>
-        <w:rPr>
-          <w:rFonts w:ascii="Noto Sans CJK SC" w:hAnsi="Noto Sans CJK SC" w:eastAsia="Noto Sans CJK SC"/>
-        </w:rPr>
-        <w:t>核心数字能够回到原始来源；</w:t>
-      </w:r>
-    </w:p>
-    <w:p>
-      <w:pPr>
-        <w:pStyle w:val="ListBullet"/>
-      </w:pPr>
-      <w:r>
-        <w:rPr>
-          <w:rFonts w:ascii="Noto Sans CJK SC" w:hAnsi="Noto Sans CJK SC" w:eastAsia="Noto Sans CJK SC"/>
-        </w:rPr>
-        <w:t>重大事实尽可能交叉验证；</w:t>
-      </w:r>
-    </w:p>
-    <w:p>
-      <w:pPr>
-        <w:pStyle w:val="ListBullet"/>
-      </w:pPr>
-      <w:r>
-        <w:rPr>
-          <w:rFonts w:ascii="Noto Sans CJK SC" w:hAnsi="Noto Sans CJK SC" w:eastAsia="Noto Sans CJK SC"/>
-        </w:rPr>
-        <w:t>冲突证据已被标记；</w:t>
-      </w:r>
-    </w:p>
-    <w:p>
-      <w:pPr>
-        <w:pStyle w:val="ListBullet"/>
-      </w:pPr>
-      <w:r>
-        <w:rPr>
-          <w:rFonts w:ascii="Noto Sans CJK SC" w:hAnsi="Noto Sans CJK SC" w:eastAsia="Noto Sans CJK SC"/>
-        </w:rPr>
-        <w:t>来源的时间和口径可解释。</w:t>
-      </w:r>
-    </w:p>
-    <w:p>
-      <w:pPr>
-        <w:pStyle w:val="Heading3"/>
-      </w:pPr>
-      <w:r>
-        <w:t>注意事项</w:t>
-      </w:r>
-    </w:p>
-    <w:p>
-      <w:pPr>
-        <w:pStyle w:val="ListBullet"/>
-      </w:pPr>
-      <w:r>
-        <w:rPr>
-          <w:rFonts w:ascii="Noto Sans CJK SC" w:hAnsi="Noto Sans CJK SC" w:eastAsia="Noto Sans CJK SC"/>
-        </w:rPr>
-        <w:t>“未单独披露”不等于“不存在”；</w:t>
-      </w:r>
-    </w:p>
-    <w:p>
-      <w:pPr>
-        <w:pStyle w:val="ListBullet"/>
-      </w:pPr>
-      <w:r>
-        <w:rPr>
-          <w:rFonts w:ascii="Noto Sans CJK SC" w:hAnsi="Noto Sans CJK SC" w:eastAsia="Noto Sans CJK SC"/>
-        </w:rPr>
-        <w:t>注册获批、正式上市和开始交易是不同事件；</w:t>
-      </w:r>
-    </w:p>
-    <w:p>
-      <w:pPr>
-        <w:pStyle w:val="ListBullet"/>
-      </w:pPr>
-      <w:r>
-        <w:rPr>
-          <w:rFonts w:ascii="Noto Sans CJK SC" w:hAnsi="Noto Sans CJK SC" w:eastAsia="Noto Sans CJK SC"/>
-        </w:rPr>
-        <w:t>净利润、归母净利润和扣非净利润不得混用；</w:t>
-      </w:r>
-    </w:p>
-    <w:p>
-      <w:pPr>
-        <w:pStyle w:val="ListBullet"/>
-      </w:pPr>
-      <w:r>
-        <w:rPr>
-          <w:rFonts w:ascii="Noto Sans CJK SC" w:hAnsi="Noto Sans CJK SC" w:eastAsia="Noto Sans CJK SC"/>
-        </w:rPr>
-        <w:t>媒体转述应尽量回查被引用的原始材料；</w:t>
-      </w:r>
-    </w:p>
-    <w:p>
-      <w:pPr>
-        <w:pStyle w:val="ListBullet"/>
-      </w:pPr>
-      <w:r>
-        <w:rPr>
-          <w:rFonts w:ascii="Noto Sans CJK SC" w:hAnsi="Noto Sans CJK SC" w:eastAsia="Noto Sans CJK SC"/>
-        </w:rPr>
-        <w:t>不为了形成漂亮图表而推算没有依据的数据拆分。</w:t>
-      </w:r>
-    </w:p>
-    <w:p>
-      <w:pPr>
-        <w:pStyle w:val="Heading2"/>
-      </w:pPr>
-      <w:r>
-        <w:t>5.3 Gate 3：主张地图</w:t>
-      </w:r>
-    </w:p>
-    <w:p>
-      <w:pPr>
-        <w:pStyle w:val="Heading3"/>
-      </w:pPr>
-      <w:r>
-        <w:t>形成原理</w:t>
-      </w:r>
-    </w:p>
-    <w:p>
-      <w:r>
-        <w:rPr>
-          <w:rFonts w:ascii="Noto Sans CJK SC" w:hAnsi="Noto Sans CJK SC" w:eastAsia="Noto Sans CJK SC"/>
-        </w:rPr>
-        <w:t>证据不是文章。主张地图负责把证据转换成可讨论的判断，同时保留事实与分析之间的边界。</w:t>
-      </w:r>
-    </w:p>
-    <w:p>
-      <w:r>
-        <w:rPr>
-          <w:rFonts w:ascii="Noto Sans CJK SC" w:hAnsi="Noto Sans CJK SC" w:eastAsia="Noto Sans CJK SC"/>
-        </w:rPr>
-        <w:t>主张分为：</w:t>
-      </w:r>
-    </w:p>
-    <w:p>
-      <w:pPr>
-        <w:pStyle w:val="ListBullet"/>
-      </w:pPr>
-      <w:r>
-        <w:rPr>
-          <w:rFonts w:ascii="Consolas" w:hAnsi="Consolas" w:eastAsia="Noto Sans CJK SC"/>
-          <w:color w:val="B4362F"/>
-          <w:sz w:val="19"/>
-        </w:rPr>
-        <w:t>fact</w:t>
-      </w:r>
-      <w:r>
-        <w:rPr>
-          <w:rFonts w:ascii="Noto Sans CJK SC" w:hAnsi="Noto Sans CJK SC" w:eastAsia="Noto Sans CJK SC"/>
-        </w:rPr>
-        <w:t>：来源直接支持；</w:t>
-      </w:r>
-    </w:p>
-    <w:p>
-      <w:pPr>
-        <w:pStyle w:val="ListBullet"/>
-      </w:pPr>
-      <w:r>
-        <w:rPr>
-          <w:rFonts w:ascii="Consolas" w:hAnsi="Consolas" w:eastAsia="Noto Sans CJK SC"/>
-          <w:color w:val="B4362F"/>
-          <w:sz w:val="19"/>
-        </w:rPr>
-        <w:t>analysis</w:t>
-      </w:r>
-      <w:r>
-        <w:rPr>
-          <w:rFonts w:ascii="Noto Sans CJK SC" w:hAnsi="Noto Sans CJK SC" w:eastAsia="Noto Sans CJK SC"/>
-        </w:rPr>
-        <w:t>：基于多项事实的解释；</w:t>
-      </w:r>
-    </w:p>
-    <w:p>
-      <w:pPr>
-        <w:pStyle w:val="ListBullet"/>
-      </w:pPr>
-      <w:r>
-        <w:rPr>
-          <w:rFonts w:ascii="Consolas" w:hAnsi="Consolas" w:eastAsia="Noto Sans CJK SC"/>
-          <w:color w:val="B4362F"/>
-          <w:sz w:val="19"/>
-        </w:rPr>
-        <w:t>unverified</w:t>
-      </w:r>
-      <w:r>
-        <w:rPr>
-          <w:rFonts w:ascii="Noto Sans CJK SC" w:hAnsi="Noto Sans CJK SC" w:eastAsia="Noto Sans CJK SC"/>
-        </w:rPr>
-        <w:t>：尚未解决；</w:t>
-      </w:r>
-    </w:p>
-    <w:p>
-      <w:pPr>
-        <w:pStyle w:val="ListBullet"/>
-      </w:pPr>
-      <w:r>
-        <w:rPr>
-          <w:rFonts w:ascii="Consolas" w:hAnsi="Consolas" w:eastAsia="Noto Sans CJK SC"/>
-          <w:color w:val="B4362F"/>
-          <w:sz w:val="19"/>
-        </w:rPr>
-        <w:t>forecast</w:t>
-      </w:r>
-      <w:r>
-        <w:rPr>
-          <w:rFonts w:ascii="Noto Sans CJK SC" w:hAnsi="Noto Sans CJK SC" w:eastAsia="Noto Sans CJK SC"/>
-        </w:rPr>
-        <w:t>：附条件的未来判断。</w:t>
-      </w:r>
-    </w:p>
-    <w:p>
-      <w:pPr>
-        <w:pStyle w:val="Heading3"/>
-      </w:pPr>
-      <w:r>
-        <w:t>操作步骤</w:t>
-      </w:r>
-    </w:p>
-    <w:p>
-      <w:r>
-        <w:rPr>
-          <w:rFonts w:ascii="Noto Sans CJK SC" w:hAnsi="Noto Sans CJK SC" w:eastAsia="Noto Sans CJK SC"/>
-        </w:rPr>
-        <w:t>1. 从证据中提取事实句； 2. 合并重复或同义事实； 3. 为每条主张分配唯一 ID； 4. 绑定支持证据； 5. 记录反证或替代解释； 6. 标记置信度和状态； 7. 从主张之间的关系形成全文核心论点。</w:t>
-      </w:r>
-    </w:p>
-    <w:p>
-      <w:pPr>
-        <w:pStyle w:val="Heading3"/>
-      </w:pPr>
-      <w:r>
-        <w:t>通过条件</w:t>
-      </w:r>
-    </w:p>
-    <w:p>
-      <w:pPr>
-        <w:pStyle w:val="ListBullet"/>
-      </w:pPr>
-      <w:r>
-        <w:rPr>
-          <w:rFonts w:ascii="Noto Sans CJK SC" w:hAnsi="Noto Sans CJK SC" w:eastAsia="Noto Sans CJK SC"/>
-        </w:rPr>
-        <w:t>每条发布主张至少绑定一项证据；</w:t>
-      </w:r>
-    </w:p>
-    <w:p>
-      <w:pPr>
-        <w:pStyle w:val="ListBullet"/>
-      </w:pPr>
-      <w:r>
-        <w:rPr>
-          <w:rFonts w:ascii="Noto Sans CJK SC" w:hAnsi="Noto Sans CJK SC" w:eastAsia="Noto Sans CJK SC"/>
-        </w:rPr>
-        <w:t>关键分析通常需要多项证据共同支持；</w:t>
-      </w:r>
-    </w:p>
-    <w:p>
-      <w:pPr>
-        <w:pStyle w:val="ListBullet"/>
-      </w:pPr>
-      <w:r>
-        <w:rPr>
-          <w:rFonts w:ascii="Noto Sans CJK SC" w:hAnsi="Noto Sans CJK SC" w:eastAsia="Noto Sans CJK SC"/>
-        </w:rPr>
-        <w:t>反证没有被隐藏；</w:t>
-      </w:r>
-    </w:p>
-    <w:p>
-      <w:pPr>
-        <w:pStyle w:val="ListBullet"/>
-      </w:pPr>
-      <w:r>
-        <w:rPr>
-          <w:rFonts w:ascii="Noto Sans CJK SC" w:hAnsi="Noto Sans CJK SC" w:eastAsia="Noto Sans CJK SC"/>
-        </w:rPr>
-        <w:t>推断被明确标记为分析；</w:t>
-      </w:r>
-    </w:p>
-    <w:p>
-      <w:pPr>
-        <w:pStyle w:val="ListBullet"/>
-      </w:pPr>
-      <w:r>
-        <w:rPr>
-          <w:rFonts w:ascii="Noto Sans CJK SC" w:hAnsi="Noto Sans CJK SC" w:eastAsia="Noto Sans CJK SC"/>
-        </w:rPr>
-        <w:t>核心论点能够回答研究简报中的核心问题。</w:t>
-      </w:r>
-    </w:p>
-    <w:p>
-      <w:pPr>
-        <w:pStyle w:val="Heading3"/>
-      </w:pPr>
-      <w:r>
-        <w:t>注意事项</w:t>
-      </w:r>
-    </w:p>
-    <w:p>
-      <w:pPr>
-        <w:pStyle w:val="ListBullet"/>
-      </w:pPr>
-      <w:r>
-        <w:rPr>
-          <w:rFonts w:ascii="Noto Sans CJK SC" w:hAnsi="Noto Sans CJK SC" w:eastAsia="Noto Sans CJK SC"/>
-        </w:rPr>
-        <w:t>相关性不自动构成因果关系；</w:t>
-      </w:r>
-    </w:p>
-    <w:p>
-      <w:pPr>
-        <w:pStyle w:val="ListBullet"/>
-      </w:pPr>
-      <w:r>
-        <w:rPr>
-          <w:rFonts w:ascii="Noto Sans CJK SC" w:hAnsi="Noto Sans CJK SC" w:eastAsia="Noto Sans CJK SC"/>
-        </w:rPr>
-        <w:t>不能用来源的语气强度替代证据强度；</w:t>
-      </w:r>
-    </w:p>
-    <w:p>
-      <w:pPr>
-        <w:pStyle w:val="ListBullet"/>
-      </w:pPr>
-      <w:r>
-        <w:rPr>
-          <w:rFonts w:ascii="Noto Sans CJK SC" w:hAnsi="Noto Sans CJK SC" w:eastAsia="Noto Sans CJK SC"/>
-        </w:rPr>
-        <w:t>一条证据可以支持多条主张，但必须说明支持的是哪一部分；</w:t>
-      </w:r>
-    </w:p>
-    <w:p>
-      <w:pPr>
-        <w:pStyle w:val="ListBullet"/>
-      </w:pPr>
-      <w:r>
-        <w:rPr>
-          <w:rFonts w:ascii="Noto Sans CJK SC" w:hAnsi="Noto Sans CJK SC" w:eastAsia="Noto Sans CJK SC"/>
-        </w:rPr>
-        <w:t>当证据无法支持确定结论时，应保留不确定性，而不是补足语言。</w:t>
-      </w:r>
-    </w:p>
-    <w:p>
-      <w:pPr>
-        <w:pStyle w:val="Heading2"/>
-      </w:pPr>
-      <w:r>
-        <w:t>5.4 Gate 4：编辑结构</w:t>
-      </w:r>
-    </w:p>
-    <w:p>
-      <w:pPr>
-        <w:pStyle w:val="Heading3"/>
-      </w:pPr>
-      <w:r>
-        <w:t>形成原理</w:t>
-      </w:r>
-    </w:p>
-    <w:p>
-      <w:r>
-        <w:rPr>
-          <w:rFonts w:ascii="Noto Sans CJK SC" w:hAnsi="Noto Sans CJK SC" w:eastAsia="Noto Sans CJK SC"/>
-        </w:rPr>
-        <w:t>传统 AI 报告常按“公司概况—行业—业务—财务—风险”机械分章。DIL V2 要求每章承担一个论证职责，并推动读者更接近核心问题的答案。</w:t>
-      </w:r>
-    </w:p>
-    <w:p>
-      <w:pPr>
-        <w:pStyle w:val="Heading3"/>
-      </w:pPr>
-      <w:r>
-        <w:t>操作步骤</w:t>
-      </w:r>
-    </w:p>
-    <w:p>
-      <w:r>
-        <w:rPr>
-          <w:rFonts w:ascii="Noto Sans CJK SC" w:hAnsi="Noto Sans CJK SC" w:eastAsia="Noto Sans CJK SC"/>
-        </w:rPr>
-        <w:t>1. 为每章定义 `sectionPurpose`； 2. 指定本章使用的主张 ID； 3. 确定章节之间的推进关系； 4. 检查同类事实是否被分散到不同章节； 5. 为导语设置核心张力； 6. 为结尾设置对核心问题的回扣； 7. 删除只提供背景、不推动论证的冗余部分。</w:t>
-      </w:r>
-    </w:p>
-    <w:p>
-      <w:pPr>
-        <w:pStyle w:val="Heading3"/>
-      </w:pPr>
-      <w:r>
-        <w:t>通过条件</w:t>
-      </w:r>
-    </w:p>
-    <w:p>
-      <w:pPr>
-        <w:pStyle w:val="ListBullet"/>
-      </w:pPr>
-      <w:r>
-        <w:rPr>
-          <w:rFonts w:ascii="Noto Sans CJK SC" w:hAnsi="Noto Sans CJK SC" w:eastAsia="Noto Sans CJK SC"/>
-        </w:rPr>
-        <w:t>一章只承担一个主要职责；</w:t>
-      </w:r>
-    </w:p>
-    <w:p>
-      <w:pPr>
-        <w:pStyle w:val="ListBullet"/>
-      </w:pPr>
-      <w:r>
-        <w:rPr>
-          <w:rFonts w:ascii="Noto Sans CJK SC" w:hAnsi="Noto Sans CJK SC" w:eastAsia="Noto Sans CJK SC"/>
-        </w:rPr>
-        <w:t>章节顺序体现因果、时间、对比或问题递进；</w:t>
-      </w:r>
-    </w:p>
-    <w:p>
-      <w:pPr>
-        <w:pStyle w:val="ListBullet"/>
-      </w:pPr>
-      <w:r>
-        <w:rPr>
-          <w:rFonts w:ascii="Noto Sans CJK SC" w:hAnsi="Noto Sans CJK SC" w:eastAsia="Noto Sans CJK SC"/>
-        </w:rPr>
-        <w:t>正文不是证据清单；</w:t>
-      </w:r>
-    </w:p>
-    <w:p>
-      <w:pPr>
-        <w:pStyle w:val="ListBullet"/>
-      </w:pPr>
-      <w:r>
-        <w:rPr>
-          <w:rFonts w:ascii="Noto Sans CJK SC" w:hAnsi="Noto Sans CJK SC" w:eastAsia="Noto Sans CJK SC"/>
-        </w:rPr>
-        <w:t>导语、章节和结尾围绕同一个核心问题；</w:t>
-      </w:r>
-    </w:p>
-    <w:p>
-      <w:pPr>
-        <w:pStyle w:val="ListBullet"/>
-      </w:pPr>
-      <w:r>
-        <w:rPr>
-          <w:rFonts w:ascii="Noto Sans CJK SC" w:hAnsi="Noto Sans CJK SC" w:eastAsia="Noto Sans CJK SC"/>
-        </w:rPr>
-        <w:t>新增材料有明确归属位置。</w:t>
-      </w:r>
-    </w:p>
-    <w:p>
-      <w:pPr>
-        <w:pStyle w:val="Heading3"/>
-      </w:pPr>
-      <w:r>
-        <w:t>注意事项</w:t>
-      </w:r>
-    </w:p>
-    <w:p>
-      <w:pPr>
-        <w:pStyle w:val="ListBullet"/>
-      </w:pPr>
-      <w:r>
-        <w:rPr>
-          <w:rFonts w:ascii="Noto Sans CJK SC" w:hAnsi="Noto Sans CJK SC" w:eastAsia="Noto Sans CJK SC"/>
-        </w:rPr>
-        <w:t>新材料若改变主张，不应直接追加到章节尾部；</w:t>
-      </w:r>
-    </w:p>
-    <w:p>
-      <w:pPr>
-        <w:pStyle w:val="ListBullet"/>
-      </w:pPr>
-      <w:r>
-        <w:rPr>
-          <w:rFonts w:ascii="Noto Sans CJK SC" w:hAnsi="Noto Sans CJK SC" w:eastAsia="Noto Sans CJK SC"/>
-        </w:rPr>
-        <w:t>当反馈涉及五个以上相互关联问题时，应考虑结构性重写；</w:t>
-      </w:r>
-    </w:p>
-    <w:p>
-      <w:pPr>
-        <w:pStyle w:val="ListBullet"/>
-      </w:pPr>
-      <w:r>
-        <w:rPr>
-          <w:rFonts w:ascii="Noto Sans CJK SC" w:hAnsi="Noto Sans CJK SC" w:eastAsia="Noto Sans CJK SC"/>
-        </w:rPr>
-        <w:t>不把每个分析维度都变成独立章节；</w:t>
-      </w:r>
-    </w:p>
-    <w:p>
-      <w:pPr>
-        <w:pStyle w:val="ListBullet"/>
-      </w:pPr>
-      <w:r>
-        <w:rPr>
-          <w:rFonts w:ascii="Noto Sans CJK SC" w:hAnsi="Noto Sans CJK SC" w:eastAsia="Noto Sans CJK SC"/>
-        </w:rPr>
-        <w:t>已批准章节必须记录，后续修改默认保护。</w:t>
-      </w:r>
-    </w:p>
-    <w:p>
-      <w:pPr>
-        <w:pStyle w:val="Heading2"/>
-      </w:pPr>
-      <w:r>
-        <w:t>5.5 Gate 5：视觉规划</w:t>
-      </w:r>
-    </w:p>
-    <w:p>
-      <w:pPr>
-        <w:pStyle w:val="Heading3"/>
-      </w:pPr>
-      <w:r>
-        <w:t>形成原理</w:t>
-      </w:r>
-    </w:p>
-    <w:p>
-      <w:r>
-        <w:rPr>
-          <w:rFonts w:ascii="Noto Sans CJK SC" w:hAnsi="Noto Sans CJK SC" w:eastAsia="Noto Sans CJK SC"/>
-        </w:rPr>
-        <w:t>图表类型不是表达模式。折线图、柱状图和表格只是组件；真正的编辑决策是“读者需要理解哪一种关系”。</w:t>
-      </w:r>
-    </w:p>
-    <w:p>
-      <w:r>
-        <w:rPr>
-          <w:rFonts w:ascii="Noto Sans CJK SC" w:hAnsi="Noto Sans CJK SC" w:eastAsia="Noto Sans CJK SC"/>
-        </w:rPr>
-        <w:t>视觉规划顺序为：</w:t>
-      </w:r>
-    </w:p>
-    <w:tbl>
-      <w:tblPr>
-        <w:tblW w:type="dxa" w:w="9360"/>
-        <w:jc w:val="left"/>
-        <w:tblLayout w:type="fixed"/>
-        <w:tblLook w:firstColumn="1" w:firstRow="1" w:lastColumn="0" w:lastRow="0" w:noHBand="0" w:noVBand="1" w:val="04A0"/>
-        <w:tblInd w:w="120" w:type="dxa"/>
-      </w:tblPr>
-      <w:tblGrid>
-        <w:gridCol w:w="9360"/>
-      </w:tblGrid>
-      <w:tr>
-        <w:tc>
-          <w:tcPr>
-            <w:tcW w:type="dxa" w:w="9360"/>
-            <w:shd w:fill="F7EAE7"/>
-            <w:vAlign w:val="center"/>
-            <w:tcMar>
-              <w:top w:w="100" w:type="dxa"/>
-              <w:start w:w="140" w:type="dxa"/>
-              <w:bottom w:w="100" w:type="dxa"/>
-              <w:end w:w="140" w:type="dxa"/>
-            </w:tcMar>
-          </w:tcPr>
-          <w:p>
-            <w:pPr>
-              <w:spacing w:after="0"/>
-            </w:pPr>
-            <w:r>
-              <w:rPr>
-                <w:rFonts w:ascii="Noto Sans CJK SC" w:hAnsi="Noto Sans CJK SC" w:eastAsia="Noto Sans CJK SC"/>
-                <w:i/>
-                <w:color w:val="17201C"/>
-                <w:sz w:val="21"/>
-              </w:rPr>
-              <w:t>主张 → 读者结论 → 证据 → 关系类型 → 表达模式 → 组件</w:t>
-            </w:r>
-          </w:p>
-        </w:tc>
-      </w:tr>
-    </w:tbl>
-    <w:p>
-      <w:pPr>
-        <w:pStyle w:val="Heading3"/>
-      </w:pPr>
-      <w:r>
-        <w:t>操作步骤</w:t>
-      </w:r>
-    </w:p>
-    <w:p>
-      <w:r>
-        <w:rPr>
-          <w:rFonts w:ascii="Noto Sans CJK SC" w:hAnsi="Noto Sans CJK SC" w:eastAsia="Noto Sans CJK SC"/>
-        </w:rPr>
-        <w:t>1. 写出候选视觉支持的 `editorialClaim`； 2. 写出读者三秒后应理解的 `readerTakeaway`； 3. 列出使用的证据 ID； 4. 判断视觉是否比一句简洁正文更有效； 5. 识别矛盾、因果、比较、趋势、时间、分布、网络或风险关系； 6. 选择表达模式； 7. 最后选择组件； 8. 设计结论型标题、注释和来源； 9. 检查移动端可读性。</w:t>
-      </w:r>
-    </w:p>
-    <w:p>
-      <w:pPr>
-        <w:pStyle w:val="Heading3"/>
-      </w:pPr>
-      <w:r>
-        <w:t>核心模式</w:t>
-      </w:r>
-    </w:p>
-    <w:p>
-      <w:pPr>
-        <w:pStyle w:val="ListBullet"/>
-      </w:pPr>
-      <w:r>
-        <w:rPr>
-          <w:rFonts w:ascii="Consolas" w:hAnsi="Consolas" w:eastAsia="Noto Sans CJK SC"/>
-          <w:color w:val="B4362F"/>
-          <w:sz w:val="19"/>
-        </w:rPr>
-        <w:t>contradiction</w:t>
-      </w:r>
-      <w:r>
-        <w:rPr>
-          <w:rFonts w:ascii="Noto Sans CJK SC" w:hAnsi="Noto Sans CJK SC" w:eastAsia="Noto Sans CJK SC"/>
-        </w:rPr>
-        <w:t>：指标方向冲突；</w:t>
-      </w:r>
-    </w:p>
-    <w:p>
-      <w:pPr>
-        <w:pStyle w:val="ListBullet"/>
-      </w:pPr>
-      <w:r>
-        <w:rPr>
-          <w:rFonts w:ascii="Consolas" w:hAnsi="Consolas" w:eastAsia="Noto Sans CJK SC"/>
-          <w:color w:val="B4362F"/>
-          <w:sz w:val="19"/>
-        </w:rPr>
-        <w:t>causality</w:t>
-      </w:r>
-      <w:r>
-        <w:rPr>
-          <w:rFonts w:ascii="Noto Sans CJK SC" w:hAnsi="Noto Sans CJK SC" w:eastAsia="Noto Sans CJK SC"/>
-        </w:rPr>
-        <w:t>：机制经过多个环节传导；</w:t>
-      </w:r>
-    </w:p>
-    <w:p>
-      <w:pPr>
-        <w:pStyle w:val="ListBullet"/>
-      </w:pPr>
-      <w:r>
-        <w:rPr>
-          <w:rFonts w:ascii="Consolas" w:hAnsi="Consolas" w:eastAsia="Noto Sans CJK SC"/>
-          <w:color w:val="B4362F"/>
-          <w:sz w:val="19"/>
-        </w:rPr>
-        <w:t>comparison</w:t>
-      </w:r>
-      <w:r>
-        <w:rPr>
-          <w:rFonts w:ascii="Noto Sans CJK SC" w:hAnsi="Noto Sans CJK SC" w:eastAsia="Noto Sans CJK SC"/>
-        </w:rPr>
-        <w:t>：同口径对象比较；</w:t>
-      </w:r>
-    </w:p>
-    <w:p>
-      <w:pPr>
-        <w:pStyle w:val="ListBullet"/>
-      </w:pPr>
-      <w:r>
-        <w:rPr>
-          <w:rFonts w:ascii="Consolas" w:hAnsi="Consolas" w:eastAsia="Noto Sans CJK SC"/>
-          <w:color w:val="B4362F"/>
-          <w:sz w:val="19"/>
-        </w:rPr>
-        <w:t>trend</w:t>
-      </w:r>
-      <w:r>
-        <w:rPr>
-          <w:rFonts w:ascii="Noto Sans CJK SC" w:hAnsi="Noto Sans CJK SC" w:eastAsia="Noto Sans CJK SC"/>
-        </w:rPr>
-        <w:t>：连续变化本身是证据；</w:t>
-      </w:r>
-    </w:p>
-    <w:p>
-      <w:pPr>
-        <w:pStyle w:val="ListBullet"/>
-      </w:pPr>
-      <w:r>
-        <w:rPr>
-          <w:rFonts w:ascii="Consolas" w:hAnsi="Consolas" w:eastAsia="Noto Sans CJK SC"/>
-          <w:color w:val="B4362F"/>
-          <w:sz w:val="19"/>
-        </w:rPr>
-        <w:t>timeline</w:t>
-      </w:r>
-      <w:r>
-        <w:rPr>
-          <w:rFonts w:ascii="Noto Sans CJK SC" w:hAnsi="Noto Sans CJK SC" w:eastAsia="Noto Sans CJK SC"/>
-        </w:rPr>
-        <w:t>：阶段和转折比数值更重要；</w:t>
-      </w:r>
-    </w:p>
-    <w:p>
-      <w:pPr>
-        <w:pStyle w:val="ListBullet"/>
-      </w:pPr>
-      <w:r>
-        <w:rPr>
-          <w:rFonts w:ascii="Consolas" w:hAnsi="Consolas" w:eastAsia="Noto Sans CJK SC"/>
-          <w:color w:val="B4362F"/>
-          <w:sz w:val="19"/>
-        </w:rPr>
-        <w:t>distribution</w:t>
-      </w:r>
-      <w:r>
-        <w:rPr>
-          <w:rFonts w:ascii="Noto Sans CJK SC" w:hAnsi="Noto Sans CJK SC" w:eastAsia="Noto Sans CJK SC"/>
-        </w:rPr>
-        <w:t>：集中度或构成是核心；</w:t>
-      </w:r>
-    </w:p>
-    <w:p>
-      <w:pPr>
-        <w:pStyle w:val="ListBullet"/>
-      </w:pPr>
-      <w:r>
-        <w:rPr>
-          <w:rFonts w:ascii="Consolas" w:hAnsi="Consolas" w:eastAsia="Noto Sans CJK SC"/>
-          <w:color w:val="B4362F"/>
-          <w:sz w:val="19"/>
-        </w:rPr>
-        <w:t>network</w:t>
-      </w:r>
-      <w:r>
-        <w:rPr>
-          <w:rFonts w:ascii="Noto Sans CJK SC" w:hAnsi="Noto Sans CJK SC" w:eastAsia="Noto Sans CJK SC"/>
-        </w:rPr>
-        <w:t>：主体关系是核心；</w:t>
-      </w:r>
-    </w:p>
-    <w:p>
-      <w:pPr>
-        <w:pStyle w:val="ListBullet"/>
-      </w:pPr>
-      <w:r>
-        <w:rPr>
-          <w:rFonts w:ascii="Consolas" w:hAnsi="Consolas" w:eastAsia="Noto Sans CJK SC"/>
-          <w:color w:val="B4362F"/>
-          <w:sz w:val="19"/>
-        </w:rPr>
-        <w:t>risk</w:t>
-      </w:r>
-      <w:r>
-        <w:rPr>
-          <w:rFonts w:ascii="Noto Sans CJK SC" w:hAnsi="Noto Sans CJK SC" w:eastAsia="Noto Sans CJK SC"/>
-        </w:rPr>
-        <w:t>：概率、影响或情景有证据支持；</w:t>
-      </w:r>
-    </w:p>
-    <w:p>
-      <w:pPr>
-        <w:pStyle w:val="ListBullet"/>
-      </w:pPr>
-      <w:r>
-        <w:rPr>
-          <w:rFonts w:ascii="Consolas" w:hAnsi="Consolas" w:eastAsia="Noto Sans CJK SC"/>
-          <w:color w:val="B4362F"/>
-          <w:sz w:val="19"/>
-        </w:rPr>
-        <w:t>prose-only</w:t>
-      </w:r>
-      <w:r>
-        <w:rPr>
-          <w:rFonts w:ascii="Noto Sans CJK SC" w:hAnsi="Noto Sans CJK SC" w:eastAsia="Noto Sans CJK SC"/>
-        </w:rPr>
-        <w:t>：可视化不能降低理解成本。</w:t>
-      </w:r>
-    </w:p>
-    <w:p>
-      <w:pPr>
-        <w:pStyle w:val="Heading3"/>
-      </w:pPr>
-      <w:r>
-        <w:t>通过条件</w:t>
-      </w:r>
-    </w:p>
-    <w:p>
-      <w:pPr>
-        <w:pStyle w:val="ListBullet"/>
-      </w:pPr>
-      <w:r>
-        <w:rPr>
-          <w:rFonts w:ascii="Noto Sans CJK SC" w:hAnsi="Noto Sans CJK SC" w:eastAsia="Noto Sans CJK SC"/>
-        </w:rPr>
-        <w:t>图表标题表达结论；</w:t>
-      </w:r>
-    </w:p>
-    <w:p>
-      <w:pPr>
-        <w:pStyle w:val="ListBullet"/>
-      </w:pPr>
-      <w:r>
-        <w:rPr>
-          <w:rFonts w:ascii="Noto Sans CJK SC" w:hAnsi="Noto Sans CJK SC" w:eastAsia="Noto Sans CJK SC"/>
-        </w:rPr>
-        <w:t>图表能指出所支持的主张；</w:t>
-      </w:r>
-    </w:p>
-    <w:p>
-      <w:pPr>
-        <w:pStyle w:val="ListBullet"/>
-      </w:pPr>
-      <w:r>
-        <w:rPr>
-          <w:rFonts w:ascii="Noto Sans CJK SC" w:hAnsi="Noto Sans CJK SC" w:eastAsia="Noto Sans CJK SC"/>
-        </w:rPr>
-        <w:t>每项数据可回到证据账本；</w:t>
-      </w:r>
-    </w:p>
-    <w:p>
-      <w:pPr>
-        <w:pStyle w:val="ListBullet"/>
-      </w:pPr>
-      <w:r>
-        <w:rPr>
-          <w:rFonts w:ascii="Noto Sans CJK SC" w:hAnsi="Noto Sans CJK SC" w:eastAsia="Noto Sans CJK SC"/>
-        </w:rPr>
-        <w:t>组件与关系类型匹配；</w:t>
-      </w:r>
-    </w:p>
-    <w:p>
-      <w:pPr>
-        <w:pStyle w:val="ListBullet"/>
-      </w:pPr>
-      <w:r>
-        <w:rPr>
-          <w:rFonts w:ascii="Noto Sans CJK SC" w:hAnsi="Noto Sans CJK SC" w:eastAsia="Noto Sans CJK SC"/>
-        </w:rPr>
-        <w:t>正文与图表不是简单重复；</w:t>
-      </w:r>
-    </w:p>
-    <w:p>
-      <w:pPr>
-        <w:pStyle w:val="ListBullet"/>
-      </w:pPr>
-      <w:r>
-        <w:rPr>
-          <w:rFonts w:ascii="Noto Sans CJK SC" w:hAnsi="Noto Sans CJK SC" w:eastAsia="Noto Sans CJK SC"/>
-        </w:rPr>
-        <w:t>移动端仍能理解核心关系。</w:t>
-      </w:r>
-    </w:p>
-    <w:p>
-      <w:pPr>
-        <w:pStyle w:val="Heading3"/>
-      </w:pPr>
-      <w:r>
-        <w:t>注意事项</w:t>
-      </w:r>
-    </w:p>
-    <w:p>
-      <w:pPr>
-        <w:pStyle w:val="ListBullet"/>
-      </w:pPr>
-      <w:r>
-        <w:rPr>
-          <w:rFonts w:ascii="Noto Sans CJK SC" w:hAnsi="Noto Sans CJK SC" w:eastAsia="Noto Sans CJK SC"/>
-        </w:rPr>
-        <w:t>不设置“每章至少一图”的配额；</w:t>
-      </w:r>
-    </w:p>
-    <w:p>
-      <w:pPr>
-        <w:pStyle w:val="ListBullet"/>
-      </w:pPr>
-      <w:r>
-        <w:rPr>
-          <w:rFonts w:ascii="Noto Sans CJK SC" w:hAnsi="Noto Sans CJK SC" w:eastAsia="Noto Sans CJK SC"/>
-        </w:rPr>
-        <w:t>没有共同口径时不得强行比较；</w:t>
-      </w:r>
-    </w:p>
-    <w:p>
-      <w:pPr>
-        <w:pStyle w:val="ListBullet"/>
-      </w:pPr>
-      <w:r>
-        <w:rPr>
-          <w:rFonts w:ascii="Noto Sans CJK SC" w:hAnsi="Noto Sans CJK SC" w:eastAsia="Noto Sans CJK SC"/>
-        </w:rPr>
-        <w:t>只有两个简单数字时，对比卡可能优于图表；</w:t>
-      </w:r>
-    </w:p>
-    <w:p>
-      <w:pPr>
-        <w:pStyle w:val="ListBullet"/>
-      </w:pPr>
-      <w:r>
-        <w:rPr>
-          <w:rFonts w:ascii="Noto Sans CJK SC" w:hAnsi="Noto Sans CJK SC" w:eastAsia="Noto Sans CJK SC"/>
-        </w:rPr>
-        <w:t>多个环节传导时，故事流程图可能优于三张折线图；</w:t>
-      </w:r>
-    </w:p>
-    <w:p>
-      <w:pPr>
-        <w:pStyle w:val="ListBullet"/>
-      </w:pPr>
-      <w:r>
-        <w:rPr>
-          <w:rFonts w:ascii="Noto Sans CJK SC" w:hAnsi="Noto Sans CJK SC" w:eastAsia="Noto Sans CJK SC"/>
-        </w:rPr>
-        <w:t>动画只有在帮助理解时才保留；</w:t>
-      </w:r>
-    </w:p>
-    <w:p>
-      <w:pPr>
-        <w:pStyle w:val="ListBullet"/>
-      </w:pPr>
-      <w:r>
-        <w:rPr>
-          <w:rFonts w:ascii="Consolas" w:hAnsi="Consolas" w:eastAsia="Noto Sans CJK SC"/>
-          <w:color w:val="B4362F"/>
-          <w:sz w:val="19"/>
-        </w:rPr>
-        <w:t>prose-only</w:t>
-      </w:r>
-      <w:r>
-        <w:rPr>
-          <w:rFonts w:ascii="Noto Sans CJK SC" w:hAnsi="Noto Sans CJK SC" w:eastAsia="Noto Sans CJK SC"/>
-        </w:rPr>
-        <w:t xml:space="preserve"> 是正式决策，不是失败状态。</w:t>
-      </w:r>
-    </w:p>
-    <w:p>
-      <w:pPr>
-        <w:pStyle w:val="Heading2"/>
-      </w:pPr>
-      <w:r>
-        <w:t>5.6 Gate 6：发布校验</w:t>
-      </w:r>
-    </w:p>
-    <w:p>
-      <w:pPr>
-        <w:pStyle w:val="Heading3"/>
-      </w:pPr>
-      <w:r>
-        <w:t>形成原理</w:t>
-      </w:r>
-    </w:p>
-    <w:p>
-      <w:r>
-        <w:rPr>
-          <w:rFonts w:ascii="Noto Sans CJK SC" w:hAnsi="Noto Sans CJK SC" w:eastAsia="Noto Sans CJK SC"/>
-        </w:rPr>
-        <w:t>发布不是把页面上传，而是确认研究内容、引用关系、视觉计划和工程构建同时处于可交付状态。</w:t>
-      </w:r>
-    </w:p>
-    <w:p>
-      <w:pPr>
-        <w:pStyle w:val="Heading3"/>
-      </w:pPr>
-      <w:r>
-        <w:t>操作步骤</w:t>
-      </w:r>
-    </w:p>
-    <w:p>
-      <w:r>
-        <w:rPr>
-          <w:rFonts w:ascii="Noto Sans CJK SC" w:hAnsi="Noto Sans CJK SC" w:eastAsia="Noto Sans CJK SC"/>
-        </w:rPr>
-        <w:t>1. 完成 `publication.json`； 2. 检查标题、摘要、章节、主张和视觉引用； 3. 执行研究包校验； 4. 运行自动测试； 5. 构建网站； 6. 发布到 GitHub Pages； 7. 检查公开链接； 8. 保存版本和变更记录。</w:t>
-      </w:r>
-    </w:p>
-    <w:p>
-      <w:pPr>
-        <w:pStyle w:val="Heading3"/>
-      </w:pPr>
-      <w:r>
-        <w:t>当前校验命令</w:t>
-      </w:r>
-    </w:p>
-    <w:p>
-      <w:pPr>
-        <w:pStyle w:val="ListBullet"/>
-      </w:pPr>
-      <w:r>
-        <w:rPr>
-          <w:rFonts w:ascii="Consolas" w:hAnsi="Consolas" w:eastAsia="Noto Sans CJK SC"/>
-          <w:color w:val="B4362F"/>
-          <w:sz w:val="19"/>
-        </w:rPr>
-        <w:t>npm run research:validate</w:t>
-      </w:r>
-    </w:p>
-    <w:p>
-      <w:pPr>
-        <w:pStyle w:val="ListBullet"/>
-      </w:pPr>
-      <w:r>
-        <w:rPr>
-          <w:rFonts w:ascii="Consolas" w:hAnsi="Consolas" w:eastAsia="Noto Sans CJK SC"/>
-          <w:color w:val="B4362F"/>
-          <w:sz w:val="19"/>
-        </w:rPr>
-        <w:t>npm test</w:t>
-      </w:r>
-    </w:p>
-    <w:p>
-      <w:pPr>
-        <w:pStyle w:val="ListBullet"/>
-      </w:pPr>
-      <w:r>
-        <w:rPr>
-          <w:rFonts w:ascii="Consolas" w:hAnsi="Consolas" w:eastAsia="Noto Sans CJK SC"/>
-          <w:color w:val="B4362F"/>
-          <w:sz w:val="19"/>
-        </w:rPr>
-        <w:t>npm run build:pages</w:t>
-      </w:r>
-    </w:p>
-    <w:p>
-      <w:pPr>
-        <w:pStyle w:val="Heading3"/>
-      </w:pPr>
-      <w:r>
-        <w:t>通过条件</w:t>
-      </w:r>
-    </w:p>
-    <w:p>
-      <w:pPr>
-        <w:pStyle w:val="ListBullet"/>
-      </w:pPr>
-      <w:r>
-        <w:rPr>
-          <w:rFonts w:ascii="Noto Sans CJK SC" w:hAnsi="Noto Sans CJK SC" w:eastAsia="Noto Sans CJK SC"/>
-        </w:rPr>
-        <w:t>所有必需文件存在且 JSON 有效；</w:t>
-      </w:r>
-    </w:p>
-    <w:p>
-      <w:pPr>
-        <w:pStyle w:val="ListBullet"/>
-      </w:pPr>
-      <w:r>
-        <w:rPr>
-          <w:rFonts w:ascii="Noto Sans CJK SC" w:hAnsi="Noto Sans CJK SC" w:eastAsia="Noto Sans CJK SC"/>
-        </w:rPr>
-        <w:t>claim 引用的 evidence ID 存在；</w:t>
-      </w:r>
-    </w:p>
-    <w:p>
-      <w:pPr>
-        <w:pStyle w:val="ListBullet"/>
-      </w:pPr>
-      <w:r>
-        <w:rPr>
-          <w:rFonts w:ascii="Noto Sans CJK SC" w:hAnsi="Noto Sans CJK SC" w:eastAsia="Noto Sans CJK SC"/>
-        </w:rPr>
-        <w:t>visual 引用的 evidence ID 存在；</w:t>
-      </w:r>
-    </w:p>
-    <w:p>
-      <w:pPr>
-        <w:pStyle w:val="ListBullet"/>
-      </w:pPr>
-      <w:r>
-        <w:rPr>
-          <w:rFonts w:ascii="Noto Sans CJK SC" w:hAnsi="Noto Sans CJK SC" w:eastAsia="Noto Sans CJK SC"/>
-        </w:rPr>
-        <w:t>自动测试通过；</w:t>
-      </w:r>
-    </w:p>
-    <w:p>
-      <w:pPr>
-        <w:pStyle w:val="ListBullet"/>
-      </w:pPr>
-      <w:r>
-        <w:rPr>
-          <w:rFonts w:ascii="Noto Sans CJK SC" w:hAnsi="Noto Sans CJK SC" w:eastAsia="Noto Sans CJK SC"/>
-        </w:rPr>
-        <w:t>静态页面构建成功；</w:t>
-      </w:r>
-    </w:p>
-    <w:p>
-      <w:pPr>
-        <w:pStyle w:val="ListBullet"/>
-      </w:pPr>
-      <w:r>
-        <w:rPr>
-          <w:rFonts w:ascii="Noto Sans CJK SC" w:hAnsi="Noto Sans CJK SC" w:eastAsia="Noto Sans CJK SC"/>
-        </w:rPr>
-        <w:t>首页、手册和报告页面返回正常；</w:t>
-      </w:r>
-    </w:p>
-    <w:p>
-      <w:pPr>
-        <w:pStyle w:val="ListBullet"/>
-      </w:pPr>
-      <w:r>
-        <w:rPr>
-          <w:rFonts w:ascii="Noto Sans CJK SC" w:hAnsi="Noto Sans CJK SC" w:eastAsia="Noto Sans CJK SC"/>
-        </w:rPr>
-        <w:t>GitHub Pages 部署成功。</w:t>
-      </w:r>
-    </w:p>
-    <w:p>
-      <w:pPr>
-        <w:pStyle w:val="Heading3"/>
-      </w:pPr>
-      <w:r>
-        <w:t>注意事项</w:t>
-      </w:r>
-    </w:p>
-    <w:p>
-      <w:pPr>
-        <w:pStyle w:val="ListBullet"/>
-      </w:pPr>
-      <w:r>
-        <w:rPr>
-          <w:rFonts w:ascii="Noto Sans CJK SC" w:hAnsi="Noto Sans CJK SC" w:eastAsia="Noto Sans CJK SC"/>
-        </w:rPr>
-        <w:t>构建成功不代表事实正确，事实责任仍由前五道关卡承担；</w:t>
-      </w:r>
-    </w:p>
-    <w:p>
-      <w:pPr>
-        <w:pStyle w:val="ListBullet"/>
-      </w:pPr>
-      <w:r>
-        <w:rPr>
-          <w:rFonts w:ascii="Noto Sans CJK SC" w:hAnsi="Noto Sans CJK SC" w:eastAsia="Noto Sans CJK SC"/>
-        </w:rPr>
-        <w:t>发布失败优先看 GitHub Actions 日志，不在正文层盲目修改；</w:t>
-      </w:r>
-    </w:p>
-    <w:p>
-      <w:pPr>
-        <w:pStyle w:val="ListBullet"/>
-      </w:pPr>
-      <w:r>
-        <w:rPr>
-          <w:rFonts w:ascii="Noto Sans CJK SC" w:hAnsi="Noto Sans CJK SC" w:eastAsia="Noto Sans CJK SC"/>
-        </w:rPr>
-        <w:t>部署配置只维护一份；</w:t>
-      </w:r>
-    </w:p>
-    <w:p>
-      <w:pPr>
-        <w:pStyle w:val="ListBullet"/>
-      </w:pPr>
-      <w:r>
-        <w:rPr>
-          <w:rFonts w:ascii="Noto Sans CJK SC" w:hAnsi="Noto Sans CJK SC" w:eastAsia="Noto Sans CJK SC"/>
-        </w:rPr>
-        <w:t>GitHub Pages 使用仓库子路径，链接和静态资源必须带正确 base path。</w:t>
-      </w:r>
-    </w:p>
-    <w:p>
-      <w:pPr>
-        <w:pStyle w:val="Heading1"/>
-      </w:pPr>
-      <w:r>
-        <w:t>6. 修改机制：为什么不再“生搬硬套”</w:t>
-      </w:r>
-    </w:p>
-    <w:p>
-      <w:pPr>
-        <w:pStyle w:val="Heading2"/>
-      </w:pPr>
-      <w:r>
-        <w:t>6.1 修改的四种深度</w:t>
-      </w:r>
-    </w:p>
-    <w:p>
-      <w:pPr>
-        <w:pStyle w:val="Heading3"/>
-      </w:pPr>
-      <w:r>
-        <w:t>证据更新</w:t>
-      </w:r>
-    </w:p>
-    <w:p>
-      <w:r>
-        <w:rPr>
-          <w:rFonts w:ascii="Noto Sans CJK SC" w:hAnsi="Noto Sans CJK SC" w:eastAsia="Noto Sans CJK SC"/>
-        </w:rPr>
-        <w:t>适用：数字、日期或来源更新，但主张和结构不变。 过程：更新证据账本 → 检查受影响主张 → 修改对应句子和图表数据。</w:t>
-      </w:r>
-    </w:p>
-    <w:p>
-      <w:pPr>
-        <w:pStyle w:val="Heading3"/>
-      </w:pPr>
-      <w:r>
-        <w:t>局部重写</w:t>
-      </w:r>
-    </w:p>
-    <w:p>
-      <w:r>
-        <w:rPr>
-          <w:rFonts w:ascii="Noto Sans CJK SC" w:hAnsi="Noto Sans CJK SC" w:eastAsia="Noto Sans CJK SC"/>
-        </w:rPr>
-        <w:t>适用：表达不清、段落重复或注释需要改善，但章节职责不变。 过程：读取章节职责和已批准状态 → 只改限定范围 → 重新校验引用。</w:t>
-      </w:r>
-    </w:p>
-    <w:p>
-      <w:pPr>
-        <w:pStyle w:val="Heading3"/>
-      </w:pPr>
-      <w:r>
-        <w:t>结构调整</w:t>
-      </w:r>
-    </w:p>
-    <w:p>
-      <w:r>
-        <w:rPr>
-          <w:rFonts w:ascii="Noto Sans CJK SC" w:hAnsi="Noto Sans CJK SC" w:eastAsia="Noto Sans CJK SC"/>
-        </w:rPr>
-        <w:t>适用：新材料改变论证顺序或章节职责。 过程：先改主张地图 → 重排章节 → 更新视觉计划 → 最后重写正文。</w:t>
-      </w:r>
-    </w:p>
-    <w:p>
-      <w:pPr>
-        <w:pStyle w:val="Heading3"/>
-      </w:pPr>
-      <w:r>
-        <w:t>全文重写</w:t>
-      </w:r>
-    </w:p>
-    <w:p>
-      <w:r>
-        <w:rPr>
-          <w:rFonts w:ascii="Noto Sans CJK SC" w:hAnsi="Noto Sans CJK SC" w:eastAsia="Noto Sans CJK SC"/>
-        </w:rPr>
-        <w:t>适用：核心问题、主要结论发生变化，或多个结构问题互相影响。 过程：保留证据账本 → 重新执行主张、结构和视觉关卡 → 生成新发布版本。</w:t>
-      </w:r>
-    </w:p>
-    <w:p>
-      <w:pPr>
-        <w:pStyle w:val="Heading2"/>
-      </w:pPr>
-      <w:r>
-        <w:t>6.2 编辑状态如何形成</w:t>
-      </w:r>
-    </w:p>
-    <w:p>
-      <w:r>
-        <w:rPr>
-          <w:rFonts w:ascii="Consolas" w:hAnsi="Consolas" w:eastAsia="Noto Sans CJK SC"/>
-          <w:color w:val="B4362F"/>
-          <w:sz w:val="19"/>
-        </w:rPr>
-        <w:t>editorial-state.json</w:t>
-      </w:r>
-      <w:r>
-        <w:rPr>
-          <w:rFonts w:ascii="Noto Sans CJK SC" w:hAnsi="Noto Sans CJK SC" w:eastAsia="Noto Sans CJK SC"/>
-        </w:rPr>
-        <w:t xml:space="preserve"> 记录：</w:t>
-      </w:r>
-    </w:p>
-    <w:p>
-      <w:pPr>
-        <w:pStyle w:val="ListBullet"/>
-      </w:pPr>
-      <w:r>
-        <w:rPr>
-          <w:rFonts w:ascii="Noto Sans CJK SC" w:hAnsi="Noto Sans CJK SC" w:eastAsia="Noto Sans CJK SC"/>
-        </w:rPr>
-        <w:t>已批准章节；</w:t>
-      </w:r>
-    </w:p>
-    <w:p>
-      <w:pPr>
-        <w:pStyle w:val="ListBullet"/>
-      </w:pPr>
-      <w:r>
-        <w:rPr>
-          <w:rFonts w:ascii="Noto Sans CJK SC" w:hAnsi="Noto Sans CJK SC" w:eastAsia="Noto Sans CJK SC"/>
-        </w:rPr>
-        <w:t>锁定事实；</w:t>
-      </w:r>
-    </w:p>
-    <w:p>
-      <w:pPr>
-        <w:pStyle w:val="ListBullet"/>
-      </w:pPr>
-      <w:r>
-        <w:rPr>
-          <w:rFonts w:ascii="Noto Sans CJK SC" w:hAnsi="Noto Sans CJK SC" w:eastAsia="Noto Sans CJK SC"/>
-        </w:rPr>
-        <w:t>AI 原建议；</w:t>
-      </w:r>
-    </w:p>
-    <w:p>
-      <w:pPr>
-        <w:pStyle w:val="ListBullet"/>
-      </w:pPr>
-      <w:r>
-        <w:rPr>
-          <w:rFonts w:ascii="Noto Sans CJK SC" w:hAnsi="Noto Sans CJK SC" w:eastAsia="Noto Sans CJK SC"/>
-        </w:rPr>
-        <w:t>人工接受、修改或拒绝；</w:t>
-      </w:r>
-    </w:p>
-    <w:p>
-      <w:pPr>
-        <w:pStyle w:val="ListBullet"/>
-      </w:pPr>
-      <w:r>
-        <w:rPr>
-          <w:rFonts w:ascii="Noto Sans CJK SC" w:hAnsi="Noto Sans CJK SC" w:eastAsia="Noto Sans CJK SC"/>
-        </w:rPr>
-        <w:t>最终选择；</w:t>
-      </w:r>
-    </w:p>
-    <w:p>
-      <w:pPr>
-        <w:pStyle w:val="ListBullet"/>
-      </w:pPr>
-      <w:r>
-        <w:rPr>
-          <w:rFonts w:ascii="Noto Sans CJK SC" w:hAnsi="Noto Sans CJK SC" w:eastAsia="Noto Sans CJK SC"/>
-        </w:rPr>
-        <w:t>修改原因；</w:t>
-      </w:r>
-    </w:p>
-    <w:p>
-      <w:pPr>
-        <w:pStyle w:val="ListBullet"/>
-      </w:pPr>
-      <w:r>
-        <w:rPr>
-          <w:rFonts w:ascii="Noto Sans CJK SC" w:hAnsi="Noto Sans CJK SC" w:eastAsia="Noto Sans CJK SC"/>
-        </w:rPr>
-        <w:t>涉及的表达模式和组件。</w:t>
-      </w:r>
-    </w:p>
-    <w:p>
-      <w:r>
-        <w:rPr>
-          <w:rFonts w:ascii="Noto Sans CJK SC" w:hAnsi="Noto Sans CJK SC" w:eastAsia="Noto Sans CJK SC"/>
-        </w:rPr>
-        <w:t>这是一种“可积累学习”，不是模型训练。系统学习的对象不是成文风格，而是编辑为何改变某个方案。</w:t>
-      </w:r>
-    </w:p>
-    <w:p>
-      <w:pPr>
-        <w:pStyle w:val="Heading2"/>
-      </w:pPr>
-      <w:r>
-        <w:t>6.3 注意事项</w:t>
-      </w:r>
-    </w:p>
-    <w:p>
-      <w:pPr>
-        <w:pStyle w:val="ListBullet"/>
-      </w:pPr>
-      <w:r>
-        <w:rPr>
-          <w:rFonts w:ascii="Noto Sans CJK SC" w:hAnsi="Noto Sans CJK SC" w:eastAsia="Noto Sans CJK SC"/>
-        </w:rPr>
-        <w:t>一次人工选择不能立即升级为全局规则；</w:t>
-      </w:r>
-    </w:p>
-    <w:p>
-      <w:pPr>
-        <w:pStyle w:val="ListBullet"/>
-      </w:pPr>
-      <w:r>
-        <w:rPr>
-          <w:rFonts w:ascii="Noto Sans CJK SC" w:hAnsi="Noto Sans CJK SC" w:eastAsia="Noto Sans CJK SC"/>
-        </w:rPr>
-        <w:t>同类决策重复出现后，才应提出规则更新；</w:t>
-      </w:r>
-    </w:p>
-    <w:p>
-      <w:pPr>
-        <w:pStyle w:val="ListBullet"/>
-      </w:pPr>
-      <w:r>
-        <w:rPr>
-          <w:rFonts w:ascii="Noto Sans CJK SC" w:hAnsi="Noto Sans CJK SC" w:eastAsia="Noto Sans CJK SC"/>
-        </w:rPr>
-        <w:t>修改前必须读取当前编辑状态；</w:t>
-      </w:r>
-    </w:p>
-    <w:p>
-      <w:pPr>
-        <w:pStyle w:val="ListBullet"/>
-      </w:pPr>
-      <w:r>
-        <w:rPr>
-          <w:rFonts w:ascii="Noto Sans CJK SC" w:hAnsi="Noto Sans CJK SC" w:eastAsia="Noto Sans CJK SC"/>
-        </w:rPr>
-        <w:t>不得用修复当前报告为理由修改其他报告；</w:t>
-      </w:r>
-    </w:p>
-    <w:p>
-      <w:pPr>
-        <w:pStyle w:val="ListBullet"/>
-      </w:pPr>
-      <w:r>
-        <w:rPr>
-          <w:rFonts w:ascii="Noto Sans CJK SC" w:hAnsi="Noto Sans CJK SC" w:eastAsia="Noto Sans CJK SC"/>
-        </w:rPr>
-        <w:t>被锁定的事实只有在来源变化或人工明确要求时才更新。</w:t>
-      </w:r>
-    </w:p>
-    <w:p>
-      <w:pPr>
-        <w:pStyle w:val="Heading1"/>
-      </w:pPr>
-      <w:r>
-        <w:t>7. 网站与发布工程</w:t>
-      </w:r>
-    </w:p>
-    <w:p>
-      <w:pPr>
-        <w:pStyle w:val="Heading2"/>
-      </w:pPr>
-      <w:r>
-        <w:t>7.1 为什么使用共享应用</w:t>
-      </w:r>
-    </w:p>
-    <w:p>
-      <w:r>
-        <w:rPr>
-          <w:rFonts w:ascii="Noto Sans CJK SC" w:hAnsi="Noto Sans CJK SC" w:eastAsia="Noto Sans CJK SC"/>
-        </w:rPr>
-        <w:t>共享应用把网站框架视为产品基础设施：</w:t>
-      </w:r>
-    </w:p>
-    <w:p>
-      <w:pPr>
-        <w:pStyle w:val="ListBullet"/>
-      </w:pPr>
-      <w:r>
-        <w:rPr>
-          <w:rFonts w:ascii="Noto Sans CJK SC" w:hAnsi="Noto Sans CJK SC" w:eastAsia="Noto Sans CJK SC"/>
-        </w:rPr>
-        <w:t>导航、字体、颜色和响应式规则统一；</w:t>
-      </w:r>
-    </w:p>
-    <w:p>
-      <w:pPr>
-        <w:pStyle w:val="ListBullet"/>
-      </w:pPr>
-      <w:r>
-        <w:rPr>
-          <w:rFonts w:ascii="Noto Sans CJK SC" w:hAnsi="Noto Sans CJK SC" w:eastAsia="Noto Sans CJK SC"/>
-        </w:rPr>
-        <w:t>新报告只新增研究数据和路由；</w:t>
-      </w:r>
-    </w:p>
-    <w:p>
-      <w:pPr>
-        <w:pStyle w:val="ListBullet"/>
-      </w:pPr>
-      <w:r>
-        <w:rPr>
-          <w:rFonts w:ascii="Noto Sans CJK SC" w:hAnsi="Noto Sans CJK SC" w:eastAsia="Noto Sans CJK SC"/>
-        </w:rPr>
-        <w:t>组件修复可以经过测试后统一生效；</w:t>
-      </w:r>
-    </w:p>
-    <w:p>
-      <w:pPr>
-        <w:pStyle w:val="ListBullet"/>
-      </w:pPr>
-      <w:r>
-        <w:rPr>
-          <w:rFonts w:ascii="Noto Sans CJK SC" w:hAnsi="Noto Sans CJK SC" w:eastAsia="Noto Sans CJK SC"/>
-        </w:rPr>
-        <w:t>报告之间不共享运行状态；</w:t>
-      </w:r>
-    </w:p>
-    <w:p>
-      <w:pPr>
-        <w:pStyle w:val="ListBullet"/>
-      </w:pPr>
-      <w:r>
-        <w:rPr>
-          <w:rFonts w:ascii="Noto Sans CJK SC" w:hAnsi="Noto Sans CJK SC" w:eastAsia="Noto Sans CJK SC"/>
-        </w:rPr>
-        <w:t>不再为每篇报告复制全套 HTML、CSS 和 JavaScript。</w:t>
-      </w:r>
-    </w:p>
-    <w:p>
-      <w:pPr>
-        <w:pStyle w:val="Heading2"/>
-      </w:pPr>
-      <w:r>
-        <w:t>7.2 双构建策略</w:t>
-      </w:r>
-    </w:p>
-    <w:p>
-      <w:r>
-        <w:rPr>
-          <w:rFonts w:ascii="Noto Sans CJK SC" w:hAnsi="Noto Sans CJK SC" w:eastAsia="Noto Sans CJK SC"/>
-        </w:rPr>
-        <w:t>当前项目保留两种构建路径：</w:t>
-      </w:r>
-    </w:p>
-    <w:p>
-      <w:pPr>
-        <w:pStyle w:val="ListBullet"/>
-      </w:pPr>
-      <w:r>
-        <w:rPr>
-          <w:rFonts w:ascii="Noto Sans CJK SC" w:hAnsi="Noto Sans CJK SC" w:eastAsia="Noto Sans CJK SC"/>
-        </w:rPr>
-        <w:t>Sites/Vinext 构建：用于原先的 ChatGPT Sites 环境；</w:t>
-      </w:r>
-    </w:p>
-    <w:p>
-      <w:pPr>
-        <w:pStyle w:val="ListBullet"/>
-      </w:pPr>
-      <w:r>
-        <w:rPr>
-          <w:rFonts w:ascii="Noto Sans CJK SC" w:hAnsi="Noto Sans CJK SC" w:eastAsia="Noto Sans CJK SC"/>
-        </w:rPr>
-        <w:t>Next.js 静态导出：用于公开 GitHub Pages。</w:t>
-      </w:r>
-    </w:p>
-    <w:p>
-      <w:r>
-        <w:rPr>
-          <w:rFonts w:ascii="Noto Sans CJK SC" w:hAnsi="Noto Sans CJK SC" w:eastAsia="Noto Sans CJK SC"/>
-        </w:rPr>
-        <w:t>由于 ChatGPT Sites 私有登录在当前环境无法正常使用，对外入口已切换为 GitHub Pages。静态导出设置包括：</w:t>
-      </w:r>
-    </w:p>
-    <w:p>
-      <w:pPr>
-        <w:pStyle w:val="ListBullet"/>
-      </w:pPr>
-      <w:r>
-        <w:rPr>
-          <w:rFonts w:ascii="Consolas" w:hAnsi="Consolas" w:eastAsia="Noto Sans CJK SC"/>
-          <w:color w:val="B4362F"/>
-          <w:sz w:val="19"/>
-        </w:rPr>
-        <w:t>output: export</w:t>
-      </w:r>
-    </w:p>
-    <w:p>
-      <w:pPr>
-        <w:pStyle w:val="ListBullet"/>
-      </w:pPr>
-      <w:r>
-        <w:rPr>
-          <w:rFonts w:ascii="Noto Sans CJK SC" w:hAnsi="Noto Sans CJK SC" w:eastAsia="Noto Sans CJK SC"/>
-        </w:rPr>
-        <w:t>仓库子路径 `basePath`</w:t>
-      </w:r>
-    </w:p>
-    <w:p>
-      <w:pPr>
-        <w:pStyle w:val="ListBullet"/>
-      </w:pPr>
-      <w:r>
-        <w:rPr>
-          <w:rFonts w:ascii="Noto Sans CJK SC" w:hAnsi="Noto Sans CJK SC" w:eastAsia="Noto Sans CJK SC"/>
-        </w:rPr>
-        <w:t>静态资源 `assetPrefix`</w:t>
-      </w:r>
-    </w:p>
-    <w:p>
-      <w:pPr>
-        <w:pStyle w:val="ListBullet"/>
-      </w:pPr>
-      <w:r>
-        <w:rPr>
-          <w:rFonts w:ascii="Consolas" w:hAnsi="Consolas" w:eastAsia="Noto Sans CJK SC"/>
-          <w:color w:val="B4362F"/>
-          <w:sz w:val="19"/>
-        </w:rPr>
-        <w:t>trailingSlash</w:t>
-      </w:r>
-    </w:p>
-    <w:p>
-      <w:pPr>
-        <w:pStyle w:val="ListBullet"/>
-      </w:pPr>
-      <w:r>
-        <w:rPr>
-          <w:rFonts w:ascii="Noto Sans CJK SC" w:hAnsi="Noto Sans CJK SC" w:eastAsia="Noto Sans CJK SC"/>
-        </w:rPr>
-        <w:t>无服务器依赖的预渲染页面</w:t>
-      </w:r>
-    </w:p>
-    <w:p>
-      <w:pPr>
-        <w:pStyle w:val="Heading2"/>
-      </w:pPr>
-      <w:r>
-        <w:t>7.3 GitHub Pages 发布过程</w:t>
-      </w:r>
-    </w:p>
-    <w:p>
-      <w:r>
-        <w:rPr>
-          <w:rFonts w:ascii="Noto Sans CJK SC" w:hAnsi="Noto Sans CJK SC" w:eastAsia="Noto Sans CJK SC"/>
-        </w:rPr>
-        <w:t>1. 开发者将代码推送到 `main`； 2. GitHub Actions 检出代码； 3. 安装锁定依赖； 4. 校验研究包； 5. 运行自动测试； 6. 执行静态构建； 7. 上传 `out` 目录； 8. GitHub Pages 发布； 9. 公开地址无需登录即可访问。</w:t>
-      </w:r>
-    </w:p>
-    <w:p>
-      <w:pPr>
-        <w:pStyle w:val="Heading2"/>
-      </w:pPr>
-      <w:r>
-        <w:t>7.4 注意事项</w:t>
-      </w:r>
-    </w:p>
-    <w:p>
-      <w:pPr>
-        <w:pStyle w:val="ListBullet"/>
-      </w:pPr>
-      <w:r>
-        <w:rPr>
-          <w:rFonts w:ascii="Noto Sans CJK SC" w:hAnsi="Noto Sans CJK SC" w:eastAsia="Noto Sans CJK SC"/>
-        </w:rPr>
-        <w:t>只有静态可预渲染功能可以直接部署到 GitHub Pages；</w:t>
-      </w:r>
-    </w:p>
-    <w:p>
-      <w:pPr>
-        <w:pStyle w:val="ListBullet"/>
-      </w:pPr>
-      <w:r>
-        <w:rPr>
-          <w:rFonts w:ascii="Noto Sans CJK SC" w:hAnsi="Noto Sans CJK SC" w:eastAsia="Noto Sans CJK SC"/>
-        </w:rPr>
-        <w:t>如果未来加入数据库、登录或服务端检索，需要独立后端；</w:t>
-      </w:r>
-    </w:p>
-    <w:p>
-      <w:pPr>
-        <w:pStyle w:val="ListBullet"/>
-      </w:pPr>
-      <w:r>
-        <w:rPr>
-          <w:rFonts w:ascii="Noto Sans CJK SC" w:hAnsi="Noto Sans CJK SC" w:eastAsia="Noto Sans CJK SC"/>
-        </w:rPr>
-        <w:t>项目路径包含 `#` 时，本地 Next.js 工具可能出现路径解析问题；应在无特殊字符路径中构建，GitHub Actions 不受影响；</w:t>
-      </w:r>
-    </w:p>
-    <w:p>
-      <w:pPr>
-        <w:pStyle w:val="ListBullet"/>
-      </w:pPr>
-      <w:r>
-        <w:rPr>
-          <w:rFonts w:ascii="Consolas" w:hAnsi="Consolas" w:eastAsia="Noto Sans CJK SC"/>
-          <w:color w:val="B4362F"/>
-          <w:sz w:val="19"/>
-        </w:rPr>
-        <w:t>main</w:t>
-      </w:r>
-      <w:r>
-        <w:rPr>
-          <w:rFonts w:ascii="Noto Sans CJK SC" w:hAnsi="Noto Sans CJK SC" w:eastAsia="Noto Sans CJK SC"/>
-        </w:rPr>
-        <w:t xml:space="preserve"> 是自动发布分支，推送前必须通过校验；</w:t>
-      </w:r>
-    </w:p>
-    <w:p>
-      <w:pPr>
-        <w:pStyle w:val="ListBullet"/>
-      </w:pPr>
-      <w:r>
-        <w:rPr>
-          <w:rFonts w:ascii="Noto Sans CJK SC" w:hAnsi="Noto Sans CJK SC" w:eastAsia="Noto Sans CJK SC"/>
-        </w:rPr>
-        <w:t>Actions 失败时应保留失败日志和对应提交 SHA。</w:t>
-      </w:r>
-    </w:p>
-    <w:p>
-      <w:r>
-        <w:br w:type="page"/>
-      </w:r>
-    </w:p>
-    <w:p>
-      <w:pPr>
-        <w:pStyle w:val="Heading1"/>
-      </w:pPr>
-      <w:r>
-        <w:t>8. 面向产品经理的日常操作流程</w:t>
-      </w:r>
-    </w:p>
-    <w:p>
-      <w:pPr>
-        <w:pStyle w:val="Heading2"/>
-      </w:pPr>
-      <w:r>
-        <w:t>8.1 创建一项新研究</w:t>
-      </w:r>
-    </w:p>
-    <w:p>
-      <w:r>
-        <w:rPr>
-          <w:rFonts w:ascii="Noto Sans CJK SC" w:hAnsi="Noto Sans CJK SC" w:eastAsia="Noto Sans CJK SC"/>
-        </w:rPr>
-        <w:t>1. 在 Codex 中打开 V2 仓库； 2. 用自然语言提出研究请求； 3. 审核主体/话题分类； 4. 审核范围和反证条件； 5. 要求完成证据搜集，不直接催促成文； 6. 审核主张地图； 7. 审核章节职责； 8. 审核视觉计划，重点看“为什么使用”； 9. 生成发布包； 10. 执行校验和发布。</w:t>
-      </w:r>
-    </w:p>
-    <w:p>
-      <w:r>
-        <w:rPr>
-          <w:rFonts w:ascii="Noto Sans CJK SC" w:hAnsi="Noto Sans CJK SC" w:eastAsia="Noto Sans CJK SC"/>
-        </w:rPr>
-        <w:t>产品经理在每个阶段的关键问题分别是：</w:t>
-      </w:r>
-    </w:p>
-    <w:p>
-      <w:pPr>
-        <w:pStyle w:val="ListBullet"/>
-      </w:pPr>
-      <w:r>
-        <w:rPr>
-          <w:rFonts w:ascii="Noto Sans CJK SC" w:hAnsi="Noto Sans CJK SC" w:eastAsia="Noto Sans CJK SC"/>
-        </w:rPr>
-        <w:t>研究范围：我们到底在回答什么？</w:t>
-      </w:r>
-    </w:p>
-    <w:p>
-      <w:pPr>
-        <w:pStyle w:val="ListBullet"/>
-      </w:pPr>
-      <w:r>
-        <w:rPr>
-          <w:rFonts w:ascii="Noto Sans CJK SC" w:hAnsi="Noto Sans CJK SC" w:eastAsia="Noto Sans CJK SC"/>
-        </w:rPr>
-        <w:t>证据：哪些事实足以支撑判断？</w:t>
-      </w:r>
-    </w:p>
-    <w:p>
-      <w:pPr>
-        <w:pStyle w:val="ListBullet"/>
-      </w:pPr>
-      <w:r>
-        <w:rPr>
-          <w:rFonts w:ascii="Noto Sans CJK SC" w:hAnsi="Noto Sans CJK SC" w:eastAsia="Noto Sans CJK SC"/>
-        </w:rPr>
-        <w:t>主张：事实与解释是否分开？</w:t>
-      </w:r>
-    </w:p>
-    <w:p>
-      <w:pPr>
-        <w:pStyle w:val="ListBullet"/>
-      </w:pPr>
-      <w:r>
-        <w:rPr>
-          <w:rFonts w:ascii="Noto Sans CJK SC" w:hAnsi="Noto Sans CJK SC" w:eastAsia="Noto Sans CJK SC"/>
-        </w:rPr>
-        <w:t>结构：读者如何一步步得到答案？</w:t>
-      </w:r>
-    </w:p>
-    <w:p>
-      <w:pPr>
-        <w:pStyle w:val="ListBullet"/>
-      </w:pPr>
-      <w:r>
-        <w:rPr>
-          <w:rFonts w:ascii="Noto Sans CJK SC" w:hAnsi="Noto Sans CJK SC" w:eastAsia="Noto Sans CJK SC"/>
-        </w:rPr>
-        <w:t>视觉：这张图帮助理解了什么？</w:t>
-      </w:r>
-    </w:p>
-    <w:p>
-      <w:pPr>
-        <w:pStyle w:val="ListBullet"/>
-      </w:pPr>
-      <w:r>
-        <w:rPr>
-          <w:rFonts w:ascii="Noto Sans CJK SC" w:hAnsi="Noto Sans CJK SC" w:eastAsia="Noto Sans CJK SC"/>
-        </w:rPr>
-        <w:t>发布：来源、内容和页面是否同时可交付？</w:t>
-      </w:r>
-    </w:p>
-    <w:p>
-      <w:pPr>
-        <w:pStyle w:val="Heading2"/>
-      </w:pPr>
-      <w:r>
-        <w:t>8.2 修改已发布研究</w:t>
-      </w:r>
-    </w:p>
-    <w:p>
-      <w:r>
-        <w:rPr>
-          <w:rFonts w:ascii="Noto Sans CJK SC" w:hAnsi="Noto Sans CJK SC" w:eastAsia="Noto Sans CJK SC"/>
-        </w:rPr>
-        <w:t>建议的反馈格式：</w:t>
-      </w:r>
-    </w:p>
-    <w:tbl>
-      <w:tblPr>
-        <w:tblW w:type="dxa" w:w="9360"/>
-        <w:jc w:val="left"/>
-        <w:tblLayout w:type="fixed"/>
-        <w:tblLook w:firstColumn="1" w:firstRow="1" w:lastColumn="0" w:lastRow="0" w:noHBand="0" w:noVBand="1" w:val="04A0"/>
-        <w:tblInd w:w="120" w:type="dxa"/>
-      </w:tblPr>
-      <w:tblGrid>
-        <w:gridCol w:w="9360"/>
-      </w:tblGrid>
-      <w:tr>
-        <w:tc>
-          <w:tcPr>
-            <w:tcW w:type="dxa" w:w="9360"/>
-            <w:shd w:fill="F7EAE7"/>
-            <w:vAlign w:val="center"/>
-            <w:tcMar>
-              <w:top w:w="100" w:type="dxa"/>
-              <w:start w:w="140" w:type="dxa"/>
-              <w:bottom w:w="100" w:type="dxa"/>
-              <w:end w:w="140" w:type="dxa"/>
-            </w:tcMar>
-          </w:tcPr>
-          <w:p>
-            <w:pPr>
-              <w:spacing w:after="0"/>
-            </w:pPr>
-            <w:r>
-              <w:rPr>
-                <w:rFonts w:ascii="Noto Sans CJK SC" w:hAnsi="Noto Sans CJK SC" w:eastAsia="Noto Sans CJK SC"/>
-                <w:i/>
-                <w:color w:val="17201C"/>
-                <w:sz w:val="21"/>
-              </w:rPr>
-              <w:t>新增材料显示发动机短缺的影响可能持续更久。请先判断它属于证据更新还是结构调整；保护已批准的订单章节，并说明哪些主张和视觉需要变化。</w:t>
-            </w:r>
-          </w:p>
-        </w:tc>
-      </w:tr>
-    </w:tbl>
-    <w:p>
-      <w:r>
-        <w:rPr>
-          <w:rFonts w:ascii="Noto Sans CJK SC" w:hAnsi="Noto Sans CJK SC" w:eastAsia="Noto Sans CJK SC"/>
-        </w:rPr>
-        <w:t>避免只说：</w:t>
-      </w:r>
-    </w:p>
-    <w:tbl>
-      <w:tblPr>
-        <w:tblW w:type="dxa" w:w="9360"/>
-        <w:jc w:val="left"/>
-        <w:tblLayout w:type="fixed"/>
-        <w:tblLook w:firstColumn="1" w:firstRow="1" w:lastColumn="0" w:lastRow="0" w:noHBand="0" w:noVBand="1" w:val="04A0"/>
-        <w:tblInd w:w="120" w:type="dxa"/>
-      </w:tblPr>
-      <w:tblGrid>
-        <w:gridCol w:w="9360"/>
-      </w:tblGrid>
-      <w:tr>
-        <w:tc>
-          <w:tcPr>
-            <w:tcW w:type="dxa" w:w="9360"/>
-            <w:shd w:fill="F7EAE7"/>
-            <w:vAlign w:val="center"/>
-            <w:tcMar>
-              <w:top w:w="100" w:type="dxa"/>
-              <w:start w:w="140" w:type="dxa"/>
-              <w:bottom w:w="100" w:type="dxa"/>
-              <w:end w:w="140" w:type="dxa"/>
-            </w:tcMar>
-          </w:tcPr>
-          <w:p>
-            <w:pPr>
-              <w:spacing w:after="0"/>
-            </w:pPr>
-            <w:r>
-              <w:rPr>
-                <w:rFonts w:ascii="Noto Sans CJK SC" w:hAnsi="Noto Sans CJK SC" w:eastAsia="Noto Sans CJK SC"/>
-                <w:i/>
-                <w:color w:val="17201C"/>
-                <w:sz w:val="21"/>
-              </w:rPr>
-              <w:t>把这段加进去。</w:t>
-            </w:r>
-          </w:p>
-        </w:tc>
-      </w:tr>
-    </w:tbl>
-    <w:p>
-      <w:r>
-        <w:rPr>
-          <w:rFonts w:ascii="Noto Sans CJK SC" w:hAnsi="Noto Sans CJK SC" w:eastAsia="Noto Sans CJK SC"/>
-        </w:rPr>
-        <w:t>前者提供了修改目标和保护边界，后者容易触发补丁式编辑。</w:t>
-      </w:r>
-    </w:p>
-    <w:p>
-      <w:pPr>
-        <w:pStyle w:val="Heading2"/>
-      </w:pPr>
-      <w:r>
-        <w:t>8.3 发布与验收</w:t>
-      </w:r>
-    </w:p>
-    <w:p>
-      <w:r>
-        <w:rPr>
-          <w:rFonts w:ascii="Noto Sans CJK SC" w:hAnsi="Noto Sans CJK SC" w:eastAsia="Noto Sans CJK SC"/>
-        </w:rPr>
-        <w:t>发布前由产品经理确认：</w:t>
-      </w:r>
-    </w:p>
-    <w:p>
-      <w:pPr>
-        <w:pStyle w:val="ListBullet"/>
-      </w:pPr>
-      <w:r>
-        <w:rPr>
-          <w:rFonts w:ascii="Noto Sans CJK SC" w:hAnsi="Noto Sans CJK SC" w:eastAsia="Noto Sans CJK SC"/>
-        </w:rPr>
-        <w:t>核心问题与标题一致；</w:t>
-      </w:r>
-    </w:p>
-    <w:p>
-      <w:pPr>
-        <w:pStyle w:val="ListBullet"/>
-      </w:pPr>
-      <w:r>
-        <w:rPr>
-          <w:rFonts w:ascii="Noto Sans CJK SC" w:hAnsi="Noto Sans CJK SC" w:eastAsia="Noto Sans CJK SC"/>
-        </w:rPr>
-        <w:t>关键主张有来源；</w:t>
-      </w:r>
-    </w:p>
-    <w:p>
-      <w:pPr>
-        <w:pStyle w:val="ListBullet"/>
-      </w:pPr>
-      <w:r>
-        <w:rPr>
-          <w:rFonts w:ascii="Noto Sans CJK SC" w:hAnsi="Noto Sans CJK SC" w:eastAsia="Noto Sans CJK SC"/>
-        </w:rPr>
-        <w:t>待核实信息没有伪装成事实；</w:t>
-      </w:r>
-    </w:p>
-    <w:p>
-      <w:pPr>
-        <w:pStyle w:val="ListBullet"/>
-      </w:pPr>
-      <w:r>
-        <w:rPr>
-          <w:rFonts w:ascii="Noto Sans CJK SC" w:hAnsi="Noto Sans CJK SC" w:eastAsia="Noto Sans CJK SC"/>
-        </w:rPr>
-        <w:t>图表标题能独立表达结论；</w:t>
-      </w:r>
-    </w:p>
-    <w:p>
-      <w:pPr>
-        <w:pStyle w:val="ListBullet"/>
-      </w:pPr>
-      <w:r>
-        <w:rPr>
-          <w:rFonts w:ascii="Noto Sans CJK SC" w:hAnsi="Noto Sans CJK SC" w:eastAsia="Noto Sans CJK SC"/>
-        </w:rPr>
-        <w:t>正文与视觉互相补充；</w:t>
-      </w:r>
-    </w:p>
-    <w:p>
-      <w:pPr>
-        <w:pStyle w:val="ListBullet"/>
-      </w:pPr>
-      <w:r>
-        <w:rPr>
-          <w:rFonts w:ascii="Noto Sans CJK SC" w:hAnsi="Noto Sans CJK SC" w:eastAsia="Noto Sans CJK SC"/>
-        </w:rPr>
-        <w:t>移动端阅读顺序自然；</w:t>
-      </w:r>
-    </w:p>
-    <w:p>
-      <w:pPr>
-        <w:pStyle w:val="ListBullet"/>
-      </w:pPr>
-      <w:r>
-        <w:rPr>
-          <w:rFonts w:ascii="Noto Sans CJK SC" w:hAnsi="Noto Sans CJK SC" w:eastAsia="Noto Sans CJK SC"/>
-        </w:rPr>
-        <w:t>操作手册和报告链接正常；</w:t>
-      </w:r>
-    </w:p>
-    <w:p>
-      <w:pPr>
-        <w:pStyle w:val="ListBullet"/>
-      </w:pPr>
-      <w:r>
-        <w:rPr>
-          <w:rFonts w:ascii="Noto Sans CJK SC" w:hAnsi="Noto Sans CJK SC" w:eastAsia="Noto Sans CJK SC"/>
-        </w:rPr>
-        <w:t>GitHub Actions 显示成功。</w:t>
-      </w:r>
-    </w:p>
-    <w:p>
-      <w:pPr>
-        <w:pStyle w:val="Heading1"/>
-      </w:pPr>
-      <w:r>
-        <w:t>9. 维护与治理</w:t>
-      </w:r>
-    </w:p>
-    <w:p>
-      <w:pPr>
-        <w:pStyle w:val="Heading2"/>
-      </w:pPr>
-      <w:r>
-        <w:t>9.1 三层维护频率</w:t>
-      </w:r>
-    </w:p>
-    <w:p>
-      <w:pPr>
-        <w:pStyle w:val="Heading3"/>
-      </w:pPr>
-      <w:r>
-        <w:t>高频：报告内容层</w:t>
-      </w:r>
-    </w:p>
-    <w:p>
-      <w:r>
-        <w:rPr>
-          <w:rFonts w:ascii="Noto Sans CJK SC" w:hAnsi="Noto Sans CJK SC" w:eastAsia="Noto Sans CJK SC"/>
-        </w:rPr>
-        <w:t>位置：`content/reports/` 维护内容：研究范围、证据、主张、视觉、编辑状态和发布内容。</w:t>
-      </w:r>
-    </w:p>
-    <w:p>
-      <w:pPr>
-        <w:pStyle w:val="Heading3"/>
-      </w:pPr>
-      <w:r>
-        <w:t>按需：研究规则层</w:t>
-      </w:r>
-    </w:p>
-    <w:p>
-      <w:r>
-        <w:rPr>
-          <w:rFonts w:ascii="Noto Sans CJK SC" w:hAnsi="Noto Sans CJK SC" w:eastAsia="Noto Sans CJK SC"/>
-        </w:rPr>
-        <w:t>位置：`.codex/skills/deep-investigation/` 与 `docs/` 维护条件：多个报告重复出现同一类问题，且已有足够决策记录。</w:t>
-      </w:r>
-    </w:p>
-    <w:p>
-      <w:pPr>
-        <w:pStyle w:val="Heading3"/>
-      </w:pPr>
-      <w:r>
-        <w:t>低频：网站框架层</w:t>
-      </w:r>
-    </w:p>
-    <w:p>
-      <w:r>
-        <w:rPr>
-          <w:rFonts w:ascii="Noto Sans CJK SC" w:hAnsi="Noto Sans CJK SC" w:eastAsia="Noto Sans CJK SC"/>
-        </w:rPr>
-        <w:t>位置：`app/`、构建配置与发布工作流 维护条件：跨报告的展示、交互或发布能力需要升级。</w:t>
-      </w:r>
-    </w:p>
-    <w:p>
-      <w:pPr>
-        <w:pStyle w:val="Heading2"/>
-      </w:pPr>
-      <w:r>
-        <w:t>9.2 版本治理</w:t>
-      </w:r>
-    </w:p>
-    <w:p>
-      <w:r>
-        <w:rPr>
-          <w:rFonts w:ascii="Noto Sans CJK SC" w:hAnsi="Noto Sans CJK SC" w:eastAsia="Noto Sans CJK SC"/>
-        </w:rPr>
-        <w:t>建议使用以下变化级别：</w:t>
-      </w:r>
-    </w:p>
-    <w:p>
-      <w:pPr>
-        <w:pStyle w:val="ListBullet"/>
-      </w:pPr>
-      <w:r>
-        <w:rPr>
-          <w:rFonts w:ascii="Noto Sans CJK SC" w:hAnsi="Noto Sans CJK SC" w:eastAsia="Noto Sans CJK SC"/>
-        </w:rPr>
-        <w:t>Patch：事实更正、文案修复、样式修复；</w:t>
-      </w:r>
-    </w:p>
-    <w:p>
-      <w:pPr>
-        <w:pStyle w:val="ListBullet"/>
-      </w:pPr>
-      <w:r>
-        <w:rPr>
-          <w:rFonts w:ascii="Noto Sans CJK SC" w:hAnsi="Noto Sans CJK SC" w:eastAsia="Noto Sans CJK SC"/>
-        </w:rPr>
-        <w:t>Minor：新增报告、模式或组件；</w:t>
-      </w:r>
-    </w:p>
-    <w:p>
-      <w:pPr>
-        <w:pStyle w:val="ListBullet"/>
-      </w:pPr>
-      <w:r>
-        <w:rPr>
-          <w:rFonts w:ascii="Noto Sans CJK SC" w:hAnsi="Noto Sans CJK SC" w:eastAsia="Noto Sans CJK SC"/>
-        </w:rPr>
-        <w:t>Major：研究数据合同、工作流或渲染架构改变。</w:t>
-      </w:r>
-    </w:p>
-    <w:p>
-      <w:r>
-        <w:rPr>
-          <w:rFonts w:ascii="Noto Sans CJK SC" w:hAnsi="Noto Sans CJK SC" w:eastAsia="Noto Sans CJK SC"/>
-        </w:rPr>
-        <w:t>数据结构升级时，需要：</w:t>
-      </w:r>
-    </w:p>
-    <w:p>
-      <w:r>
-        <w:rPr>
-          <w:rFonts w:ascii="Noto Sans CJK SC" w:hAnsi="Noto Sans CJK SC" w:eastAsia="Noto Sans CJK SC"/>
-        </w:rPr>
-        <w:t>1. 更新 schemaVersion； 2. 提供旧数据迁移策略； 3. 更新校验器； 4. 增加回归测试； 5. 验证现有报告不受影响。</w:t>
-      </w:r>
-    </w:p>
-    <w:p>
-      <w:pPr>
-        <w:pStyle w:val="Heading2"/>
-      </w:pPr>
-      <w:r>
-        <w:t>9.3 质量指标</w:t>
-      </w:r>
-    </w:p>
-    <w:p>
-      <w:r>
-        <w:rPr>
-          <w:rFonts w:ascii="Noto Sans CJK SC" w:hAnsi="Noto Sans CJK SC" w:eastAsia="Noto Sans CJK SC"/>
-        </w:rPr>
-        <w:t>建议逐步建立以下指标：</w:t>
-      </w:r>
-    </w:p>
-    <w:p>
-      <w:pPr>
-        <w:pStyle w:val="ListBullet"/>
-      </w:pPr>
-      <w:r>
-        <w:rPr>
-          <w:rFonts w:ascii="Noto Sans CJK SC" w:hAnsi="Noto Sans CJK SC" w:eastAsia="Noto Sans CJK SC"/>
-        </w:rPr>
-        <w:t>关键主张证据覆盖率；</w:t>
-      </w:r>
-    </w:p>
-    <w:p>
-      <w:pPr>
-        <w:pStyle w:val="ListBullet"/>
-      </w:pPr>
-      <w:r>
-        <w:rPr>
-          <w:rFonts w:ascii="Noto Sans CJK SC" w:hAnsi="Noto Sans CJK SC" w:eastAsia="Noto Sans CJK SC"/>
-        </w:rPr>
-        <w:t>主张被人工接受、修改、拒绝的比例；</w:t>
-      </w:r>
-    </w:p>
-    <w:p>
-      <w:pPr>
-        <w:pStyle w:val="ListBullet"/>
-      </w:pPr>
-      <w:r>
-        <w:rPr>
-          <w:rFonts w:ascii="Noto Sans CJK SC" w:hAnsi="Noto Sans CJK SC" w:eastAsia="Noto Sans CJK SC"/>
-        </w:rPr>
-        <w:t>视觉方案接受率；</w:t>
-      </w:r>
-    </w:p>
-    <w:p>
-      <w:pPr>
-        <w:pStyle w:val="ListBullet"/>
-      </w:pPr>
-      <w:r>
-        <w:rPr>
-          <w:rFonts w:ascii="Consolas" w:hAnsi="Consolas" w:eastAsia="Noto Sans CJK SC"/>
-          <w:color w:val="B4362F"/>
-          <w:sz w:val="19"/>
-        </w:rPr>
-        <w:t>prose-only</w:t>
-      </w:r>
-      <w:r>
-        <w:rPr>
-          <w:rFonts w:ascii="Noto Sans CJK SC" w:hAnsi="Noto Sans CJK SC" w:eastAsia="Noto Sans CJK SC"/>
-        </w:rPr>
-        <w:t xml:space="preserve"> 使用率；</w:t>
-      </w:r>
-    </w:p>
-    <w:p>
-      <w:pPr>
-        <w:pStyle w:val="ListBullet"/>
-      </w:pPr>
-      <w:r>
-        <w:rPr>
-          <w:rFonts w:ascii="Noto Sans CJK SC" w:hAnsi="Noto Sans CJK SC" w:eastAsia="Noto Sans CJK SC"/>
-        </w:rPr>
-        <w:t>发布前校验失败类型；</w:t>
-      </w:r>
-    </w:p>
-    <w:p>
-      <w:pPr>
-        <w:pStyle w:val="ListBullet"/>
-      </w:pPr>
-      <w:r>
-        <w:rPr>
-          <w:rFonts w:ascii="Noto Sans CJK SC" w:hAnsi="Noto Sans CJK SC" w:eastAsia="Noto Sans CJK SC"/>
-        </w:rPr>
-        <w:t>报告修改影响范围；</w:t>
-      </w:r>
-    </w:p>
-    <w:p>
-      <w:pPr>
-        <w:pStyle w:val="ListBullet"/>
-      </w:pPr>
-      <w:r>
-        <w:rPr>
-          <w:rFonts w:ascii="Noto Sans CJK SC" w:hAnsi="Noto Sans CJK SC" w:eastAsia="Noto Sans CJK SC"/>
-        </w:rPr>
-        <w:t>从请求到可发布版本的周期；</w:t>
-      </w:r>
-    </w:p>
-    <w:p>
-      <w:pPr>
-        <w:pStyle w:val="ListBullet"/>
-      </w:pPr>
-      <w:r>
-        <w:rPr>
-          <w:rFonts w:ascii="Noto Sans CJK SC" w:hAnsi="Noto Sans CJK SC" w:eastAsia="Noto Sans CJK SC"/>
-        </w:rPr>
-        <w:t>发布后事实更正次数。</w:t>
-      </w:r>
-    </w:p>
-    <w:p>
-      <w:r>
-        <w:rPr>
-          <w:rFonts w:ascii="Noto Sans CJK SC" w:hAnsi="Noto Sans CJK SC" w:eastAsia="Noto Sans CJK SC"/>
-        </w:rPr>
-        <w:t>这些指标用于发现系统问题，不应被用来鼓励更多图表或更长文章。</w:t>
-      </w:r>
-    </w:p>
-    <w:p>
-      <w:r>
-        <w:br w:type="page"/>
-      </w:r>
-    </w:p>
-    <w:p>
-      <w:pPr>
-        <w:pStyle w:val="Heading1"/>
-      </w:pPr>
-      <w:r>
-        <w:t>10. GitHub 仓库架构与文件维护</w:t>
-      </w:r>
-    </w:p>
-    <w:p>
-      <w:pPr>
-        <w:pStyle w:val="Heading2"/>
-      </w:pPr>
-      <w:r>
-        <w:t>10.1 当前仓库的总体结构</w:t>
-      </w:r>
-    </w:p>
-    <w:p>
-      <w:r>
-        <w:rPr>
-          <w:rFonts w:ascii="Noto Sans CJK SC" w:hAnsi="Noto Sans CJK SC" w:eastAsia="Noto Sans CJK SC"/>
-        </w:rPr>
-        <w:t>GitHub 仓库 `szsyqq/deep-investigation-lab-version-2` 同时承担四种职责：</w:t>
-      </w:r>
-    </w:p>
-    <w:p>
-      <w:r>
-        <w:rPr>
-          <w:rFonts w:ascii="Noto Sans CJK SC" w:hAnsi="Noto Sans CJK SC" w:eastAsia="Noto Sans CJK SC"/>
-        </w:rPr>
-        <w:t xml:space="preserve">1. </w:t>
-      </w:r>
-      <w:r>
-        <w:rPr>
-          <w:rFonts w:ascii="Noto Sans CJK SC" w:hAnsi="Noto Sans CJK SC" w:eastAsia="Noto Sans CJK SC"/>
-          <w:b/>
-          <w:color w:val="17201C"/>
-        </w:rPr>
-      </w:r>
-      <w:r>
-        <w:rPr>
-          <w:rFonts w:ascii="Noto Sans CJK SC" w:hAnsi="Noto Sans CJK SC" w:eastAsia="Noto Sans CJK SC"/>
-        </w:rPr>
-        <w:t>研究工作台</w:t>
-      </w:r>
-      <w:r>
-        <w:rPr>
-          <w:rFonts w:ascii="Noto Sans CJK SC" w:hAnsi="Noto Sans CJK SC" w:eastAsia="Noto Sans CJK SC"/>
-          <w:b/>
-          <w:color w:val="17201C"/>
-        </w:rPr>
-      </w:r>
-      <w:r>
-        <w:rPr>
-          <w:rFonts w:ascii="Noto Sans CJK SC" w:hAnsi="Noto Sans CJK SC" w:eastAsia="Noto Sans CJK SC"/>
-        </w:rPr>
-        <w:t xml:space="preserve">：保存 Codex 能识别和执行的调查流程； 2. </w:t>
-      </w:r>
-      <w:r>
-        <w:rPr>
-          <w:rFonts w:ascii="Noto Sans CJK SC" w:hAnsi="Noto Sans CJK SC" w:eastAsia="Noto Sans CJK SC"/>
-          <w:b/>
-          <w:color w:val="17201C"/>
-        </w:rPr>
-      </w:r>
-      <w:r>
-        <w:rPr>
-          <w:rFonts w:ascii="Noto Sans CJK SC" w:hAnsi="Noto Sans CJK SC" w:eastAsia="Noto Sans CJK SC"/>
-        </w:rPr>
-        <w:t>内容数据库</w:t>
-      </w:r>
-      <w:r>
-        <w:rPr>
-          <w:rFonts w:ascii="Noto Sans CJK SC" w:hAnsi="Noto Sans CJK SC" w:eastAsia="Noto Sans CJK SC"/>
-          <w:b/>
-          <w:color w:val="17201C"/>
-        </w:rPr>
-      </w:r>
-      <w:r>
-        <w:rPr>
-          <w:rFonts w:ascii="Noto Sans CJK SC" w:hAnsi="Noto Sans CJK SC" w:eastAsia="Noto Sans CJK SC"/>
-        </w:rPr>
-        <w:t xml:space="preserve">：用结构化文件保存每篇研究的证据、主张与编辑状态； 3. </w:t>
-      </w:r>
-      <w:r>
-        <w:rPr>
-          <w:rFonts w:ascii="Noto Sans CJK SC" w:hAnsi="Noto Sans CJK SC" w:eastAsia="Noto Sans CJK SC"/>
-          <w:b/>
-          <w:color w:val="17201C"/>
-        </w:rPr>
-      </w:r>
-      <w:r>
-        <w:rPr>
-          <w:rFonts w:ascii="Noto Sans CJK SC" w:hAnsi="Noto Sans CJK SC" w:eastAsia="Noto Sans CJK SC"/>
-        </w:rPr>
-        <w:t>网站源代码</w:t>
-      </w:r>
-      <w:r>
-        <w:rPr>
-          <w:rFonts w:ascii="Noto Sans CJK SC" w:hAnsi="Noto Sans CJK SC" w:eastAsia="Noto Sans CJK SC"/>
-          <w:b/>
-          <w:color w:val="17201C"/>
-        </w:rPr>
-      </w:r>
-      <w:r>
-        <w:rPr>
-          <w:rFonts w:ascii="Noto Sans CJK SC" w:hAnsi="Noto Sans CJK SC" w:eastAsia="Noto Sans CJK SC"/>
-        </w:rPr>
-        <w:t xml:space="preserve">：保存共享页面、样式和交互组件； 4. </w:t>
-      </w:r>
-      <w:r>
-        <w:rPr>
-          <w:rFonts w:ascii="Noto Sans CJK SC" w:hAnsi="Noto Sans CJK SC" w:eastAsia="Noto Sans CJK SC"/>
-          <w:b/>
-          <w:color w:val="17201C"/>
-        </w:rPr>
-      </w:r>
-      <w:r>
-        <w:rPr>
-          <w:rFonts w:ascii="Noto Sans CJK SC" w:hAnsi="Noto Sans CJK SC" w:eastAsia="Noto Sans CJK SC"/>
-        </w:rPr>
-        <w:t>发布流水线</w:t>
-      </w:r>
-      <w:r>
-        <w:rPr>
-          <w:rFonts w:ascii="Noto Sans CJK SC" w:hAnsi="Noto Sans CJK SC" w:eastAsia="Noto Sans CJK SC"/>
-          <w:b/>
-          <w:color w:val="17201C"/>
-        </w:rPr>
-      </w:r>
-      <w:r>
-        <w:rPr>
-          <w:rFonts w:ascii="Noto Sans CJK SC" w:hAnsi="Noto Sans CJK SC" w:eastAsia="Noto Sans CJK SC"/>
-        </w:rPr>
-        <w:t>：通过 GitHub Actions 自动校验并发布 GitHub Pages。</w:t>
-      </w:r>
-    </w:p>
-    <w:p>
-      <w:r>
-        <w:rPr>
-          <w:rFonts w:ascii="Noto Sans CJK SC" w:hAnsi="Noto Sans CJK SC" w:eastAsia="Noto Sans CJK SC"/>
-        </w:rPr>
-        <w:t>当前核心目录如下：</w:t>
-      </w:r>
-    </w:p>
-    <w:p>
-      <w:r>
-        <w:rPr>
-          <w:rFonts w:ascii="Consolas" w:hAnsi="Consolas" w:eastAsia="Noto Sans CJK SC"/>
-          <w:color w:val="B4362F"/>
-          <w:sz w:val="19"/>
-        </w:rPr>
-        <w:t>AGENTS.md</w:t>
-      </w:r>
-      <w:r>
-        <w:rPr>
-          <w:rFonts w:ascii="Noto Sans CJK SC" w:hAnsi="Noto Sans CJK SC" w:eastAsia="Noto Sans CJK SC"/>
-        </w:rPr>
-        <w:t xml:space="preserve"> 项目最高层的代理规则。告诉 Codex 何时触发调查 Skill，并规定不得修改 V1、不得复制单页 HTML、不得跳过证据和校验。</w:t>
-      </w:r>
-    </w:p>
-    <w:p>
-      <w:r>
-        <w:rPr>
-          <w:rFonts w:ascii="Consolas" w:hAnsi="Consolas" w:eastAsia="Noto Sans CJK SC"/>
-          <w:color w:val="B4362F"/>
-          <w:sz w:val="19"/>
-        </w:rPr>
-        <w:t>.codex/skills/deep-investigation/</w:t>
-      </w:r>
-      <w:r>
-        <w:rPr>
-          <w:rFonts w:ascii="Noto Sans CJK SC" w:hAnsi="Noto Sans CJK SC" w:eastAsia="Noto Sans CJK SC"/>
-        </w:rPr>
-        <w:t xml:space="preserve"> 调查研究 Skill。`SKILL.md` 保存主流程，`references/` 保存研究路由、视觉规划和修改协议，`agents/openai.yaml` 保存 Codex 界面元数据。</w:t>
-      </w:r>
-    </w:p>
-    <w:p>
-      <w:r>
-        <w:rPr>
-          <w:rFonts w:ascii="Consolas" w:hAnsi="Consolas" w:eastAsia="Noto Sans CJK SC"/>
-          <w:color w:val="B4362F"/>
-          <w:sz w:val="19"/>
-        </w:rPr>
-        <w:t>content/reports/&lt;slug&gt;/</w:t>
-      </w:r>
-      <w:r>
-        <w:rPr>
-          <w:rFonts w:ascii="Noto Sans CJK SC" w:hAnsi="Noto Sans CJK SC" w:eastAsia="Noto Sans CJK SC"/>
-        </w:rPr>
-        <w:t xml:space="preserve"> 每篇报告的独立研究包。报告之间不得共享事实状态或编辑状态。</w:t>
-      </w:r>
-    </w:p>
-    <w:p>
-      <w:r>
-        <w:rPr>
-          <w:rFonts w:ascii="Consolas" w:hAnsi="Consolas" w:eastAsia="Noto Sans CJK SC"/>
-          <w:color w:val="B4362F"/>
-          <w:sz w:val="19"/>
-        </w:rPr>
-        <w:t>app/</w:t>
-      </w:r>
-      <w:r>
-        <w:rPr>
-          <w:rFonts w:ascii="Noto Sans CJK SC" w:hAnsi="Noto Sans CJK SC" w:eastAsia="Noto Sans CJK SC"/>
-        </w:rPr>
-        <w:t xml:space="preserve"> 共享网站应用。首页、操作手册、工作台和报告路由都从这里渲染；`globals.css` 保存统一视觉系统。</w:t>
-      </w:r>
-    </w:p>
-    <w:p>
-      <w:r>
-        <w:rPr>
-          <w:rFonts w:ascii="Consolas" w:hAnsi="Consolas" w:eastAsia="Noto Sans CJK SC"/>
-          <w:color w:val="B4362F"/>
-          <w:sz w:val="19"/>
-        </w:rPr>
-        <w:t>docs/</w:t>
-      </w:r>
-      <w:r>
-        <w:rPr>
-          <w:rFonts w:ascii="Noto Sans CJK SC" w:hAnsi="Noto Sans CJK SC" w:eastAsia="Noto Sans CJK SC"/>
-        </w:rPr>
-        <w:t xml:space="preserve"> 面向人和 Codex 的系统文档，包括研究协议、视觉协议、V1 审计、本技术报告源稿。</w:t>
-      </w:r>
-    </w:p>
-    <w:p>
-      <w:r>
-        <w:rPr>
-          <w:rFonts w:ascii="Consolas" w:hAnsi="Consolas" w:eastAsia="Noto Sans CJK SC"/>
-          <w:color w:val="B4362F"/>
-          <w:sz w:val="19"/>
-        </w:rPr>
-        <w:t>scripts/</w:t>
-      </w:r>
-      <w:r>
-        <w:rPr>
-          <w:rFonts w:ascii="Noto Sans CJK SC" w:hAnsi="Noto Sans CJK SC" w:eastAsia="Noto Sans CJK SC"/>
-        </w:rPr>
-        <w:t xml:space="preserve"> 确定性工具，包括研究包创建、研究包校验和技术报告生成。适合把容易重复出错的操作固化为程序。</w:t>
-      </w:r>
-    </w:p>
-    <w:p>
-      <w:r>
-        <w:rPr>
-          <w:rFonts w:ascii="Consolas" w:hAnsi="Consolas" w:eastAsia="Noto Sans CJK SC"/>
-          <w:color w:val="B4362F"/>
-          <w:sz w:val="19"/>
-        </w:rPr>
-        <w:t>tests/</w:t>
-      </w:r>
-      <w:r>
-        <w:rPr>
-          <w:rFonts w:ascii="Noto Sans CJK SC" w:hAnsi="Noto Sans CJK SC" w:eastAsia="Noto Sans CJK SC"/>
-        </w:rPr>
-        <w:t xml:space="preserve"> 自动测试。当前覆盖研究类型判断、研究包隔离和证据引用完整性。</w:t>
-      </w:r>
-    </w:p>
-    <w:p>
-      <w:r>
-        <w:rPr>
-          <w:rFonts w:ascii="Consolas" w:hAnsi="Consolas" w:eastAsia="Noto Sans CJK SC"/>
-          <w:color w:val="B4362F"/>
-          <w:sz w:val="19"/>
-        </w:rPr>
-        <w:t>.github/workflows/</w:t>
-      </w:r>
-      <w:r>
-        <w:rPr>
-          <w:rFonts w:ascii="Noto Sans CJK SC" w:hAnsi="Noto Sans CJK SC" w:eastAsia="Noto Sans CJK SC"/>
-        </w:rPr>
-        <w:t xml:space="preserve"> 自动发布流水线。每次 `main` 更新后依次安装依赖、校验研究、运行测试、构建静态站点并发布。</w:t>
-      </w:r>
-    </w:p>
-    <w:p>
-      <w:r>
-        <w:rPr>
-          <w:rFonts w:ascii="Consolas" w:hAnsi="Consolas" w:eastAsia="Noto Sans CJK SC"/>
-          <w:color w:val="B4362F"/>
-          <w:sz w:val="19"/>
-        </w:rPr>
-        <w:t>.openai/hosting.json</w:t>
-      </w:r>
-      <w:r>
-        <w:rPr>
-          <w:rFonts w:ascii="Noto Sans CJK SC" w:hAnsi="Noto Sans CJK SC" w:eastAsia="Noto Sans CJK SC"/>
-        </w:rPr>
-        <w:t xml:space="preserve"> 原 ChatGPT Sites 项目标识。由于当前对外发布已改为 GitHub Pages，该文件仍作为原部署记录保留，但不应存储密钥或业务数据。</w:t>
-      </w:r>
-    </w:p>
-    <w:p>
-      <w:r>
-        <w:rPr>
-          <w:rFonts w:ascii="Consolas" w:hAnsi="Consolas" w:eastAsia="Noto Sans CJK SC"/>
-          <w:color w:val="B4362F"/>
-          <w:sz w:val="19"/>
-        </w:rPr>
-        <w:t>package.json</w:t>
-      </w:r>
-      <w:r>
-        <w:rPr>
-          <w:rFonts w:ascii="Noto Sans CJK SC" w:hAnsi="Noto Sans CJK SC" w:eastAsia="Noto Sans CJK SC"/>
-        </w:rPr>
-        <w:t xml:space="preserve"> 与 `package-lock.json` 定义运行命令和锁定依赖版本。</w:t>
-      </w:r>
-    </w:p>
-    <w:p>
-      <w:r>
-        <w:rPr>
-          <w:rFonts w:ascii="Consolas" w:hAnsi="Consolas" w:eastAsia="Noto Sans CJK SC"/>
-          <w:color w:val="B4362F"/>
-          <w:sz w:val="19"/>
-        </w:rPr>
-        <w:t>next.config.ts</w:t>
-      </w:r>
-      <w:r>
-        <w:rPr>
-          <w:rFonts w:ascii="Noto Sans CJK SC" w:hAnsi="Noto Sans CJK SC" w:eastAsia="Noto Sans CJK SC"/>
-        </w:rPr>
-        <w:t xml:space="preserve"> 根据环境选择构建策略。GitHub Pages 模式启用静态导出、仓库子路径和资源前缀。</w:t>
-      </w:r>
-    </w:p>
-    <w:p>
-      <w:pPr>
-        <w:pStyle w:val="Heading2"/>
-      </w:pPr>
-      <w:r>
-        <w:t>10.2 文件之间的依赖关系</w:t>
-      </w:r>
-    </w:p>
-    <w:p>
-      <w:r>
-        <w:rPr>
-          <w:rFonts w:ascii="Noto Sans CJK SC" w:hAnsi="Noto Sans CJK SC" w:eastAsia="Noto Sans CJK SC"/>
-        </w:rPr>
-        <w:t>仓库的关键依赖方向是：</w:t>
-      </w:r>
-    </w:p>
-    <w:tbl>
-      <w:tblPr>
-        <w:tblW w:type="dxa" w:w="9360"/>
-        <w:jc w:val="left"/>
-        <w:tblLayout w:type="fixed"/>
-        <w:tblLook w:firstColumn="1" w:firstRow="1" w:lastColumn="0" w:lastRow="0" w:noHBand="0" w:noVBand="1" w:val="04A0"/>
-        <w:tblInd w:w="120" w:type="dxa"/>
-      </w:tblPr>
-      <w:tblGrid>
-        <w:gridCol w:w="9360"/>
-      </w:tblGrid>
-      <w:tr>
-        <w:tc>
-          <w:tcPr>
-            <w:tcW w:type="dxa" w:w="9360"/>
-            <w:shd w:fill="F7EAE7"/>
-            <w:vAlign w:val="center"/>
-            <w:tcMar>
-              <w:top w:w="100" w:type="dxa"/>
-              <w:start w:w="140" w:type="dxa"/>
-              <w:bottom w:w="100" w:type="dxa"/>
-              <w:end w:w="140" w:type="dxa"/>
-            </w:tcMar>
-          </w:tcPr>
-          <w:p>
-            <w:pPr>
-              <w:spacing w:after="0"/>
-            </w:pPr>
-            <w:r>
-              <w:rPr>
-                <w:rFonts w:ascii="Noto Sans CJK SC" w:hAnsi="Noto Sans CJK SC" w:eastAsia="Noto Sans CJK SC"/>
-                <w:i/>
-                <w:color w:val="17201C"/>
-                <w:sz w:val="21"/>
-              </w:rPr>
-              <w:t>AGENTS / Skill → scripts → content → app → build → GitHub Pages</w:t>
-            </w:r>
-          </w:p>
-        </w:tc>
-      </w:tr>
-    </w:tbl>
-    <w:p>
-      <w:r>
-        <w:rPr>
-          <w:rFonts w:ascii="Noto Sans CJK SC" w:hAnsi="Noto Sans CJK SC" w:eastAsia="Noto Sans CJK SC"/>
-        </w:rPr>
-        <w:t>规则层可以读取内容层，但内容层不应复制规则；网站层读取发布内容，但不应成为事实来源；发布层只负责验证和交付，不应改变研究结论。</w:t>
-      </w:r>
-    </w:p>
-    <w:p>
-      <w:r>
-        <w:rPr>
-          <w:rFonts w:ascii="Noto Sans CJK SC" w:hAnsi="Noto Sans CJK SC" w:eastAsia="Noto Sans CJK SC"/>
-        </w:rPr>
-        <w:t>如果反向依赖失控，例如把证据直接写进组件，或把页面 DOM 当成研究数据，系统会重新出现 V1 的维护问题。</w:t>
-      </w:r>
-    </w:p>
-    <w:p>
-      <w:pPr>
-        <w:pStyle w:val="Heading2"/>
-      </w:pPr>
-      <w:r>
-        <w:t>10.3 新文件进入后的维护顺序</w:t>
-      </w:r>
-    </w:p>
-    <w:p>
-      <w:pPr>
-        <w:pStyle w:val="Heading3"/>
-      </w:pPr>
-      <w:r>
-        <w:t>场景一：新增原始资料</w:t>
-      </w:r>
-    </w:p>
-    <w:p>
-      <w:r>
-        <w:rPr>
-          <w:rFonts w:ascii="Noto Sans CJK SC" w:hAnsi="Noto Sans CJK SC" w:eastAsia="Noto Sans CJK SC"/>
-        </w:rPr>
-        <w:t>1. 判断资料属于哪篇报告； 2. 不直接把 PDF、网页文字或截图写入正文； 3. 在 `evidence-ledger.json` 新增证据项； 4. 记录来源、时间、口径、摘要和可信度； 5. 检查它支持、修正还是反驳现有主张； 6. 更新受影响的 `claim-map.json`； 7. 必要时更新视觉与发布内容； 8. 执行校验和测试。</w:t>
-      </w:r>
-    </w:p>
-    <w:p>
-      <w:pPr>
-        <w:pStyle w:val="Heading3"/>
-      </w:pPr>
-      <w:r>
-        <w:t>场景二：新增一篇研究</w:t>
-      </w:r>
-    </w:p>
-    <w:p>
-      <w:r>
-        <w:rPr>
-          <w:rFonts w:ascii="Noto Sans CJK SC" w:hAnsi="Noto Sans CJK SC" w:eastAsia="Noto Sans CJK SC"/>
-        </w:rPr>
-        <w:t>1. 使用 `research:new` 创建独立目录； 2. 完成 brief； 3. 完成 evidence； 4. 完成 claims； 5. 完成结构和 visual plan； 6. 完成 publication； 7. 新增共享渲染路由，而不是复制旧页面； 8. 增加必要测试； 9. 推送 `main` 自动发布。</w:t>
-      </w:r>
-    </w:p>
-    <w:p>
-      <w:pPr>
-        <w:pStyle w:val="Heading3"/>
-      </w:pPr>
-      <w:r>
-        <w:t>场景三：新增视觉组件</w:t>
-      </w:r>
-    </w:p>
-    <w:p>
-      <w:r>
-        <w:rPr>
-          <w:rFonts w:ascii="Noto Sans CJK SC" w:hAnsi="Noto Sans CJK SC" w:eastAsia="Noto Sans CJK SC"/>
-        </w:rPr>
-        <w:t>1. 先确认它对应的表达模式，而不是因为“需要新图”； 2. 在视觉协议中定义适用和禁用条件； 3. 确定输入合同； 4. 在共享组件层实现； 5. 准备正常、数据不足和 `prose-only` 对照测试； 6. 在一篇实验报告验证； 7. 通过后再允许其他报告调用。</w:t>
-      </w:r>
-    </w:p>
-    <w:p>
-      <w:pPr>
-        <w:pStyle w:val="Heading3"/>
-      </w:pPr>
-      <w:r>
-        <w:t>场景四：新增规则或经验</w:t>
-      </w:r>
-    </w:p>
-    <w:p>
-      <w:r>
-        <w:rPr>
-          <w:rFonts w:ascii="Noto Sans CJK SC" w:hAnsi="Noto Sans CJK SC" w:eastAsia="Noto Sans CJK SC"/>
-        </w:rPr>
-        <w:t>1. 先写入某篇报告的 `editorial-state.json`； 2. 累积相似人工决策； 3. 形成规则更新建议； 4. 人工审核； 5. 更新 Skill 或参考文档； 6. 提升规则版本； 7. 对现有案例运行回归测试。</w:t>
-      </w:r>
-    </w:p>
-    <w:p>
-      <w:pPr>
-        <w:pStyle w:val="Heading2"/>
-      </w:pPr>
-      <w:r>
-        <w:t>10.4 仓库维护注意事项</w:t>
-      </w:r>
-    </w:p>
-    <w:p>
-      <w:pPr>
-        <w:pStyle w:val="ListBullet"/>
-      </w:pPr>
-      <w:r>
-        <w:rPr>
-          <w:rFonts w:ascii="Consolas" w:hAnsi="Consolas" w:eastAsia="Noto Sans CJK SC"/>
-          <w:color w:val="B4362F"/>
-          <w:sz w:val="19"/>
-        </w:rPr>
-        <w:t>main</w:t>
-      </w:r>
-      <w:r>
-        <w:rPr>
-          <w:rFonts w:ascii="Noto Sans CJK SC" w:hAnsi="Noto Sans CJK SC" w:eastAsia="Noto Sans CJK SC"/>
-        </w:rPr>
-        <w:t xml:space="preserve"> 是公开网站自动发布分支，不能把未通过校验的实验直接推入；</w:t>
-      </w:r>
-    </w:p>
-    <w:p>
-      <w:pPr>
-        <w:pStyle w:val="ListBullet"/>
-      </w:pPr>
-      <w:r>
-        <w:rPr>
-          <w:rFonts w:ascii="Noto Sans CJK SC" w:hAnsi="Noto Sans CJK SC" w:eastAsia="Noto Sans CJK SC"/>
-        </w:rPr>
-        <w:t>大型原始文件需要评估版权、体积和公开范围，不默认提交到公开仓库；</w:t>
-      </w:r>
-    </w:p>
-    <w:p>
-      <w:pPr>
-        <w:pStyle w:val="ListBullet"/>
-      </w:pPr>
-      <w:r>
-        <w:rPr>
-          <w:rFonts w:ascii="Noto Sans CJK SC" w:hAnsi="Noto Sans CJK SC" w:eastAsia="Noto Sans CJK SC"/>
-        </w:rPr>
-        <w:t>不在 JSON、代码或工作流中保存令牌、密码和私人信息；</w:t>
-      </w:r>
-    </w:p>
-    <w:p>
-      <w:pPr>
-        <w:pStyle w:val="ListBullet"/>
-      </w:pPr>
-      <w:r>
-        <w:rPr>
-          <w:rFonts w:ascii="Noto Sans CJK SC" w:hAnsi="Noto Sans CJK SC" w:eastAsia="Noto Sans CJK SC"/>
-        </w:rPr>
-        <w:t>修改 schema 时必须同步更新脚本、测试和迁移说明；</w:t>
-      </w:r>
-    </w:p>
-    <w:p>
-      <w:pPr>
-        <w:pStyle w:val="ListBullet"/>
-      </w:pPr>
-      <w:r>
-        <w:rPr>
-          <w:rFonts w:ascii="Noto Sans CJK SC" w:hAnsi="Noto Sans CJK SC" w:eastAsia="Noto Sans CJK SC"/>
-        </w:rPr>
-        <w:t>删除文件前先检查是否被报告、文档或工作流引用；</w:t>
-      </w:r>
-    </w:p>
-    <w:p>
-      <w:pPr>
-        <w:pStyle w:val="ListBullet"/>
-      </w:pPr>
-      <w:r>
-        <w:rPr>
-          <w:rFonts w:ascii="Noto Sans CJK SC" w:hAnsi="Noto Sans CJK SC" w:eastAsia="Noto Sans CJK SC"/>
-        </w:rPr>
-        <w:t>共享组件的改动风险高于单篇内容改动，应增加回归检查；</w:t>
-      </w:r>
-    </w:p>
-    <w:p>
-      <w:pPr>
-        <w:pStyle w:val="ListBullet"/>
-      </w:pPr>
-      <w:r>
-        <w:rPr>
-          <w:rFonts w:ascii="Noto Sans CJK SC" w:hAnsi="Noto Sans CJK SC" w:eastAsia="Noto Sans CJK SC"/>
-        </w:rPr>
-        <w:t>V1 继续保持只读，迁移应通过显式导入流程完成。</w:t>
-      </w:r>
-    </w:p>
-    <w:p>
-      <w:pPr>
-        <w:pStyle w:val="Heading1"/>
-      </w:pPr>
-      <w:r>
-        <w:t>11. 编写、修改与知识更新机制</w:t>
-      </w:r>
-    </w:p>
-    <w:p>
-      <w:pPr>
-        <w:pStyle w:val="Heading2"/>
-      </w:pPr>
-      <w:r>
-        <w:t>11.1 当前已经形成的内容</w:t>
-      </w:r>
-    </w:p>
-    <w:p>
-      <w:r>
-        <w:rPr>
-          <w:rFonts w:ascii="Noto Sans CJK SC" w:hAnsi="Noto Sans CJK SC" w:eastAsia="Noto Sans CJK SC"/>
-        </w:rPr>
-        <w:t>当前版本已经完成：</w:t>
-      </w:r>
-    </w:p>
-    <w:p>
-      <w:pPr>
-        <w:pStyle w:val="ListBullet"/>
-      </w:pPr>
-      <w:r>
-        <w:rPr>
-          <w:rFonts w:ascii="Noto Sans CJK SC" w:hAnsi="Noto Sans CJK SC" w:eastAsia="Noto Sans CJK SC"/>
-        </w:rPr>
-        <w:t>项目级 `AGENTS.md` 规则；</w:t>
-      </w:r>
-    </w:p>
-    <w:p>
-      <w:pPr>
-        <w:pStyle w:val="ListBullet"/>
-      </w:pPr>
-      <w:r>
-        <w:rPr>
-          <w:rFonts w:ascii="Consolas" w:hAnsi="Consolas" w:eastAsia="Noto Sans CJK SC"/>
-          <w:color w:val="B4362F"/>
-          <w:sz w:val="19"/>
-        </w:rPr>
-        <w:t>deep-investigation</w:t>
-      </w:r>
-      <w:r>
-        <w:rPr>
-          <w:rFonts w:ascii="Noto Sans CJK SC" w:hAnsi="Noto Sans CJK SC" w:eastAsia="Noto Sans CJK SC"/>
-        </w:rPr>
-        <w:t xml:space="preserve"> 调查 Skill；</w:t>
-      </w:r>
-    </w:p>
-    <w:p>
-      <w:pPr>
-        <w:pStyle w:val="ListBullet"/>
-      </w:pPr>
-      <w:r>
-        <w:rPr>
-          <w:rFonts w:ascii="Noto Sans CJK SC" w:hAnsi="Noto Sans CJK SC" w:eastAsia="Noto Sans CJK SC"/>
-        </w:rPr>
-        <w:t>主体研究与话题研究路由；</w:t>
-      </w:r>
-    </w:p>
-    <w:p>
-      <w:pPr>
-        <w:pStyle w:val="ListBullet"/>
-      </w:pPr>
-      <w:r>
-        <w:rPr>
-          <w:rFonts w:ascii="Noto Sans CJK SC" w:hAnsi="Noto Sans CJK SC" w:eastAsia="Noto Sans CJK SC"/>
-        </w:rPr>
-        <w:t>六文件研究包数据模型；</w:t>
-      </w:r>
-    </w:p>
-    <w:p>
-      <w:pPr>
-        <w:pStyle w:val="ListBullet"/>
-      </w:pPr>
-      <w:r>
-        <w:rPr>
-          <w:rFonts w:ascii="Noto Sans CJK SC" w:hAnsi="Noto Sans CJK SC" w:eastAsia="Noto Sans CJK SC"/>
-        </w:rPr>
-        <w:t>研究包创建与校验脚本；</w:t>
-      </w:r>
-    </w:p>
-    <w:p>
-      <w:pPr>
-        <w:pStyle w:val="ListBullet"/>
-      </w:pPr>
-      <w:r>
-        <w:rPr>
-          <w:rFonts w:ascii="Noto Sans CJK SC" w:hAnsi="Noto Sans CJK SC" w:eastAsia="Noto Sans CJK SC"/>
-        </w:rPr>
-        <w:t>证据引用完整性测试；</w:t>
-      </w:r>
-    </w:p>
-    <w:p>
-      <w:pPr>
-        <w:pStyle w:val="ListBullet"/>
-      </w:pPr>
-      <w:r>
-        <w:rPr>
-          <w:rFonts w:ascii="Noto Sans CJK SC" w:hAnsi="Noto Sans CJK SC" w:eastAsia="Noto Sans CJK SC"/>
-        </w:rPr>
-        <w:t>视觉表达协议与 `prose-only` 规则；</w:t>
-      </w:r>
-    </w:p>
-    <w:p>
-      <w:pPr>
-        <w:pStyle w:val="ListBullet"/>
-      </w:pPr>
-      <w:r>
-        <w:rPr>
-          <w:rFonts w:ascii="Noto Sans CJK SC" w:hAnsi="Noto Sans CJK SC" w:eastAsia="Noto Sans CJK SC"/>
-        </w:rPr>
-        <w:t>修改深度分类与编辑状态设计；</w:t>
-      </w:r>
-    </w:p>
-    <w:p>
-      <w:pPr>
-        <w:pStyle w:val="ListBullet"/>
-      </w:pPr>
-      <w:r>
-        <w:rPr>
-          <w:rFonts w:ascii="Noto Sans CJK SC" w:hAnsi="Noto Sans CJK SC" w:eastAsia="Noto Sans CJK SC"/>
-        </w:rPr>
-        <w:t>固定网站首页、工作台、操作手册和空客示例；</w:t>
-      </w:r>
-    </w:p>
-    <w:p>
-      <w:pPr>
-        <w:pStyle w:val="ListBullet"/>
-      </w:pPr>
-      <w:r>
-        <w:rPr>
-          <w:rFonts w:ascii="Noto Sans CJK SC" w:hAnsi="Noto Sans CJK SC" w:eastAsia="Noto Sans CJK SC"/>
-        </w:rPr>
-        <w:t>GitHub Pages 静态构建与自动发布；</w:t>
-      </w:r>
-    </w:p>
-    <w:p>
-      <w:pPr>
-        <w:pStyle w:val="ListBullet"/>
-      </w:pPr>
-      <w:r>
-        <w:rPr>
-          <w:rFonts w:ascii="Noto Sans CJK SC" w:hAnsi="Noto Sans CJK SC" w:eastAsia="Noto Sans CJK SC"/>
-        </w:rPr>
-        <w:t>产品操作手册和本技术报告。</w:t>
-      </w:r>
-    </w:p>
-    <w:p>
-      <w:r>
-        <w:rPr>
-          <w:rFonts w:ascii="Noto Sans CJK SC" w:hAnsi="Noto Sans CJK SC" w:eastAsia="Noto Sans CJK SC"/>
-        </w:rPr>
-        <w:t>尚未完成但已明确接口的部分包括：</w:t>
-      </w:r>
-    </w:p>
-    <w:p>
-      <w:pPr>
-        <w:pStyle w:val="ListBullet"/>
-      </w:pPr>
-      <w:r>
-        <w:rPr>
-          <w:rFonts w:ascii="Consolas" w:hAnsi="Consolas" w:eastAsia="Noto Sans CJK SC"/>
-          <w:color w:val="B4362F"/>
-          <w:sz w:val="19"/>
-        </w:rPr>
-        <w:t>publication.json</w:t>
-      </w:r>
-      <w:r>
-        <w:rPr>
-          <w:rFonts w:ascii="Noto Sans CJK SC" w:hAnsi="Noto Sans CJK SC" w:eastAsia="Noto Sans CJK SC"/>
-        </w:rPr>
-        <w:t xml:space="preserve"> 驱动的动态报告渲染；</w:t>
-      </w:r>
-    </w:p>
-    <w:p>
-      <w:pPr>
-        <w:pStyle w:val="ListBullet"/>
-      </w:pPr>
-      <w:r>
-        <w:rPr>
-          <w:rFonts w:ascii="Noto Sans CJK SC" w:hAnsi="Noto Sans CJK SC" w:eastAsia="Noto Sans CJK SC"/>
-        </w:rPr>
-        <w:t>自动化网页和 PDF 证据采集；</w:t>
-      </w:r>
-    </w:p>
-    <w:p>
-      <w:pPr>
-        <w:pStyle w:val="ListBullet"/>
-      </w:pPr>
-      <w:r>
-        <w:rPr>
-          <w:rFonts w:ascii="Noto Sans CJK SC" w:hAnsi="Noto Sans CJK SC" w:eastAsia="Noto Sans CJK SC"/>
-        </w:rPr>
-        <w:t>人工编辑决策界面；</w:t>
-      </w:r>
-    </w:p>
-    <w:p>
-      <w:pPr>
-        <w:pStyle w:val="ListBullet"/>
-      </w:pPr>
-      <w:r>
-        <w:rPr>
-          <w:rFonts w:ascii="Noto Sans CJK SC" w:hAnsi="Noto Sans CJK SC" w:eastAsia="Noto Sans CJK SC"/>
-        </w:rPr>
-        <w:t>完整 Pattern/Case/Decision 检索；</w:t>
-      </w:r>
-    </w:p>
-    <w:p>
-      <w:pPr>
-        <w:pStyle w:val="ListBullet"/>
-      </w:pPr>
-      <w:r>
-        <w:rPr>
-          <w:rFonts w:ascii="Noto Sans CJK SC" w:hAnsi="Noto Sans CJK SC" w:eastAsia="Noto Sans CJK SC"/>
-        </w:rPr>
-        <w:t>报告审批、撤回、归档和多用户协作。</w:t>
-      </w:r>
-    </w:p>
-    <w:p>
-      <w:pPr>
-        <w:pStyle w:val="Heading2"/>
-      </w:pPr>
-      <w:r>
-        <w:t>11.2 新内容的编写机制</w:t>
-      </w:r>
-    </w:p>
-    <w:p>
-      <w:r>
-        <w:rPr>
-          <w:rFonts w:ascii="Noto Sans CJK SC" w:hAnsi="Noto Sans CJK SC" w:eastAsia="Noto Sans CJK SC"/>
-        </w:rPr>
-        <w:t>新报告应遵循“先结构、后正文”的编写顺序：</w:t>
-      </w:r>
-    </w:p>
-    <w:p>
-      <w:r>
-        <w:rPr>
-          <w:rFonts w:ascii="Noto Sans CJK SC" w:hAnsi="Noto Sans CJK SC" w:eastAsia="Noto Sans CJK SC"/>
-        </w:rPr>
-        <w:t>1. 用户请求保存在 brief； 2. 子问题决定检索计划； 3. 证据账本先于主张； 4. 主张地图先于章节； 5. 章节职责先于长篇正文； 6. 视觉计划先于组件实现； 7. publication 先于网站发布。</w:t>
-      </w:r>
-    </w:p>
-    <w:p>
-      <w:r>
-        <w:rPr>
-          <w:rFonts w:ascii="Noto Sans CJK SC" w:hAnsi="Noto Sans CJK SC" w:eastAsia="Noto Sans CJK SC"/>
-        </w:rPr>
-        <w:t>这套顺序的意义是：任何阶段出现问题，都可以返回上一层修改，而不必重写全部结果。</w:t>
-      </w:r>
-    </w:p>
-    <w:p>
-      <w:pPr>
-        <w:pStyle w:val="Heading2"/>
-      </w:pPr>
-      <w:r>
-        <w:t>11.3 修改和更新的具体操作</w:t>
-      </w:r>
-    </w:p>
-    <w:p>
-      <w:pPr>
-        <w:pStyle w:val="Heading3"/>
-      </w:pPr>
-      <w:r>
-        <w:t>数据或来源变化</w:t>
-      </w:r>
-    </w:p>
-    <w:p>
-      <w:r>
-        <w:rPr>
-          <w:rFonts w:ascii="Noto Sans CJK SC" w:hAnsi="Noto Sans CJK SC" w:eastAsia="Noto Sans CJK SC"/>
-        </w:rPr>
-        <w:t>修改顺序：</w:t>
-      </w:r>
-    </w:p>
-    <w:tbl>
-      <w:tblPr>
-        <w:tblW w:type="dxa" w:w="9360"/>
-        <w:jc w:val="left"/>
-        <w:tblLayout w:type="fixed"/>
-        <w:tblLook w:firstColumn="1" w:firstRow="1" w:lastColumn="0" w:lastRow="0" w:noHBand="0" w:noVBand="1" w:val="04A0"/>
-        <w:tblInd w:w="120" w:type="dxa"/>
-      </w:tblPr>
-      <w:tblGrid>
-        <w:gridCol w:w="9360"/>
-      </w:tblGrid>
-      <w:tr>
-        <w:tc>
-          <w:tcPr>
-            <w:tcW w:type="dxa" w:w="9360"/>
-            <w:shd w:fill="F7EAE7"/>
-            <w:vAlign w:val="center"/>
-            <w:tcMar>
-              <w:top w:w="100" w:type="dxa"/>
-              <w:start w:w="140" w:type="dxa"/>
-              <w:bottom w:w="100" w:type="dxa"/>
-              <w:end w:w="140" w:type="dxa"/>
-            </w:tcMar>
-          </w:tcPr>
-          <w:p>
-            <w:pPr>
-              <w:spacing w:after="0"/>
-            </w:pPr>
-            <w:r>
-              <w:rPr>
-                <w:rFonts w:ascii="Noto Sans CJK SC" w:hAnsi="Noto Sans CJK SC" w:eastAsia="Noto Sans CJK SC"/>
-                <w:i/>
-                <w:color w:val="17201C"/>
-                <w:sz w:val="21"/>
-              </w:rPr>
-              <w:t>evidence → claim → visual → publication</w:t>
-            </w:r>
-          </w:p>
-        </w:tc>
-      </w:tr>
-    </w:tbl>
-    <w:p>
-      <w:r>
-        <w:rPr>
-          <w:rFonts w:ascii="Noto Sans CJK SC" w:hAnsi="Noto Sans CJK SC" w:eastAsia="Noto Sans CJK SC"/>
-        </w:rPr>
-        <w:t>不要只改页面显示数字，否则证据账本与发布内容会失去一致性。</w:t>
-      </w:r>
-    </w:p>
-    <w:p>
-      <w:pPr>
-        <w:pStyle w:val="Heading3"/>
-      </w:pPr>
-      <w:r>
-        <w:t>文章表达变化</w:t>
-      </w:r>
-    </w:p>
-    <w:p>
-      <w:r>
-        <w:rPr>
-          <w:rFonts w:ascii="Noto Sans CJK SC" w:hAnsi="Noto Sans CJK SC" w:eastAsia="Noto Sans CJK SC"/>
-        </w:rPr>
-        <w:t>先确认是否保持原 `sectionPurpose`。如果保持，只做局部重写；如果改变，先调整主张和章节结构。</w:t>
-      </w:r>
-    </w:p>
-    <w:p>
-      <w:pPr>
-        <w:pStyle w:val="Heading3"/>
-      </w:pPr>
-      <w:r>
-        <w:t>图表变化</w:t>
-      </w:r>
-    </w:p>
-    <w:p>
-      <w:r>
-        <w:rPr>
-          <w:rFonts w:ascii="Noto Sans CJK SC" w:hAnsi="Noto Sans CJK SC" w:eastAsia="Noto Sans CJK SC"/>
-        </w:rPr>
-        <w:t>先改 `visual-plan.json` 中的主张、模式、组件和理由，再修改共享组件或数据。不能直接在页面中替换一段图表代码而不记录编辑判断。</w:t>
-      </w:r>
-    </w:p>
-    <w:p>
-      <w:pPr>
-        <w:pStyle w:val="Heading3"/>
-      </w:pPr>
-      <w:r>
-        <w:t>工作流变化</w:t>
-      </w:r>
-    </w:p>
-    <w:p>
-      <w:r>
-        <w:rPr>
-          <w:rFonts w:ascii="Noto Sans CJK SC" w:hAnsi="Noto Sans CJK SC" w:eastAsia="Noto Sans CJK SC"/>
-        </w:rPr>
-        <w:t>先使用真实案例说明旧规则为何失败，再更新 Skill、参考文档和测试。工作流变更属于系统级更新，不应由单篇文章临时触发。</w:t>
-      </w:r>
-    </w:p>
-    <w:p>
-      <w:pPr>
-        <w:pStyle w:val="Heading2"/>
-      </w:pPr>
-      <w:r>
-        <w:t>11.4 已有的自动更新机制</w:t>
-      </w:r>
-    </w:p>
-    <w:p>
-      <w:r>
-        <w:rPr>
-          <w:rFonts w:ascii="Noto Sans CJK SC" w:hAnsi="Noto Sans CJK SC" w:eastAsia="Noto Sans CJK SC"/>
-        </w:rPr>
-        <w:t>当前自动机制主要是工程自动化，而不是知识自动学习：</w:t>
-      </w:r>
-    </w:p>
-    <w:p>
-      <w:pPr>
-        <w:pStyle w:val="ListBullet"/>
-      </w:pPr>
-      <w:r>
-        <w:rPr>
-          <w:rFonts w:ascii="Noto Sans CJK SC" w:hAnsi="Noto Sans CJK SC" w:eastAsia="Noto Sans CJK SC"/>
-        </w:rPr>
-        <w:t>新研究包由脚本自动建立；</w:t>
-      </w:r>
-    </w:p>
-    <w:p>
-      <w:pPr>
-        <w:pStyle w:val="ListBullet"/>
-      </w:pPr>
-      <w:r>
-        <w:rPr>
-          <w:rFonts w:ascii="Noto Sans CJK SC" w:hAnsi="Noto Sans CJK SC" w:eastAsia="Noto Sans CJK SC"/>
-        </w:rPr>
-        <w:t>校验器自动检查文件和引用关系；</w:t>
-      </w:r>
-    </w:p>
-    <w:p>
-      <w:pPr>
-        <w:pStyle w:val="ListBullet"/>
-      </w:pPr>
-      <w:r>
-        <w:rPr>
-          <w:rFonts w:ascii="Noto Sans CJK SC" w:hAnsi="Noto Sans CJK SC" w:eastAsia="Noto Sans CJK SC"/>
-        </w:rPr>
-        <w:t>测试自动检查关键逻辑；</w:t>
-      </w:r>
-    </w:p>
-    <w:p>
-      <w:pPr>
-        <w:pStyle w:val="ListBullet"/>
-      </w:pPr>
-      <w:r>
-        <w:rPr>
-          <w:rFonts w:ascii="Noto Sans CJK SC" w:hAnsi="Noto Sans CJK SC" w:eastAsia="Noto Sans CJK SC"/>
-        </w:rPr>
-        <w:t>推送 `main` 后自动构建和发布；</w:t>
-      </w:r>
-    </w:p>
-    <w:p>
-      <w:pPr>
-        <w:pStyle w:val="ListBullet"/>
-      </w:pPr>
-      <w:r>
-        <w:rPr>
-          <w:rFonts w:ascii="Noto Sans CJK SC" w:hAnsi="Noto Sans CJK SC" w:eastAsia="Noto Sans CJK SC"/>
-        </w:rPr>
-        <w:t>GitHub 保留每次变更历史，可以比较和回滚。</w:t>
-      </w:r>
-    </w:p>
-    <w:p>
-      <w:r>
-        <w:rPr>
-          <w:rFonts w:ascii="Noto Sans CJK SC" w:hAnsi="Noto Sans CJK SC" w:eastAsia="Noto Sans CJK SC"/>
-        </w:rPr>
-        <w:t>当前系统</w:t>
-      </w:r>
-      <w:r>
-        <w:rPr>
-          <w:rFonts w:ascii="Noto Sans CJK SC" w:hAnsi="Noto Sans CJK SC" w:eastAsia="Noto Sans CJK SC"/>
-          <w:b/>
-          <w:color w:val="17201C"/>
-        </w:rPr>
-      </w:r>
-      <w:r>
-        <w:rPr>
-          <w:rFonts w:ascii="Noto Sans CJK SC" w:hAnsi="Noto Sans CJK SC" w:eastAsia="Noto Sans CJK SC"/>
-        </w:rPr>
-        <w:t>不会</w:t>
-      </w:r>
-      <w:r>
-        <w:rPr>
-          <w:rFonts w:ascii="Noto Sans CJK SC" w:hAnsi="Noto Sans CJK SC" w:eastAsia="Noto Sans CJK SC"/>
-          <w:b/>
-          <w:color w:val="17201C"/>
-        </w:rPr>
-      </w:r>
-      <w:r>
-        <w:rPr>
-          <w:rFonts w:ascii="Noto Sans CJK SC" w:hAnsi="Noto Sans CJK SC" w:eastAsia="Noto Sans CJK SC"/>
-        </w:rPr>
-        <w:t>自动把每次聊天反馈写入全局规则，也不会自动修改 Skill。这是有意设计：单次反馈可能只适用于特定报告，自动升级全局规则会放大错误。</w:t>
-      </w:r>
-    </w:p>
-    <w:p>
-      <w:pPr>
-        <w:pStyle w:val="Heading2"/>
-      </w:pPr>
-      <w:r>
-        <w:t>11.5 为什么仍需要人工知识更新工作流</w:t>
-      </w:r>
-    </w:p>
-    <w:p>
-      <w:r>
-        <w:rPr>
-          <w:rFonts w:ascii="Noto Sans CJK SC" w:hAnsi="Noto Sans CJK SC" w:eastAsia="Noto Sans CJK SC"/>
-        </w:rPr>
-        <w:t>需要设计一条半自动、人工批准的知识更新流程：</w:t>
-      </w:r>
-    </w:p>
-    <w:tbl>
-      <w:tblPr>
-        <w:tblW w:type="dxa" w:w="9360"/>
-        <w:jc w:val="left"/>
-        <w:tblLayout w:type="fixed"/>
-        <w:tblLook w:firstColumn="1" w:firstRow="1" w:lastColumn="0" w:lastRow="0" w:noHBand="0" w:noVBand="1" w:val="04A0"/>
-        <w:tblInd w:w="120" w:type="dxa"/>
-      </w:tblPr>
-      <w:tblGrid>
-        <w:gridCol w:w="9360"/>
-      </w:tblGrid>
-      <w:tr>
-        <w:tc>
-          <w:tcPr>
-            <w:tcW w:type="dxa" w:w="9360"/>
-            <w:shd w:fill="F7EAE7"/>
-            <w:vAlign w:val="center"/>
-            <w:tcMar>
-              <w:top w:w="100" w:type="dxa"/>
-              <w:start w:w="140" w:type="dxa"/>
-              <w:bottom w:w="100" w:type="dxa"/>
-              <w:end w:w="140" w:type="dxa"/>
-            </w:tcMar>
-          </w:tcPr>
-          <w:p>
-            <w:pPr>
-              <w:spacing w:after="0"/>
-            </w:pPr>
-            <w:r>
-              <w:rPr>
-                <w:rFonts w:ascii="Noto Sans CJK SC" w:hAnsi="Noto Sans CJK SC" w:eastAsia="Noto Sans CJK SC"/>
-                <w:i/>
-                <w:color w:val="17201C"/>
-                <w:sz w:val="21"/>
-              </w:rPr>
-              <w:t>收集编辑决策 → 聚类重复修改 → 生成候选规则 → 案例回测 → 人工批准 → 更新 Skill/Pattern → 版本发布</w:t>
-            </w:r>
-          </w:p>
-        </w:tc>
-      </w:tr>
-    </w:tbl>
-    <w:p>
-      <w:r>
-        <w:rPr>
-          <w:rFonts w:ascii="Noto Sans CJK SC" w:hAnsi="Noto Sans CJK SC" w:eastAsia="Noto Sans CJK SC"/>
-        </w:rPr>
-        <w:t>人工环节必须保留在：</w:t>
-      </w:r>
-    </w:p>
-    <w:p>
-      <w:pPr>
-        <w:pStyle w:val="ListBullet"/>
-      </w:pPr>
-      <w:r>
-        <w:rPr>
-          <w:rFonts w:ascii="Noto Sans CJK SC" w:hAnsi="Noto Sans CJK SC" w:eastAsia="Noto Sans CJK SC"/>
-        </w:rPr>
-        <w:t>判断修改理由是否可泛化；</w:t>
-      </w:r>
-    </w:p>
-    <w:p>
-      <w:pPr>
-        <w:pStyle w:val="ListBullet"/>
-      </w:pPr>
-      <w:r>
-        <w:rPr>
-          <w:rFonts w:ascii="Noto Sans CJK SC" w:hAnsi="Noto Sans CJK SC" w:eastAsia="Noto Sans CJK SC"/>
-        </w:rPr>
-        <w:t>判断案例是否具有相同关系而非表面相似；</w:t>
-      </w:r>
-    </w:p>
-    <w:p>
-      <w:pPr>
-        <w:pStyle w:val="ListBullet"/>
-      </w:pPr>
-      <w:r>
-        <w:rPr>
-          <w:rFonts w:ascii="Noto Sans CJK SC" w:hAnsi="Noto Sans CJK SC" w:eastAsia="Noto Sans CJK SC"/>
-        </w:rPr>
-        <w:t>决定规则是否替换、补充或保持实验状态；</w:t>
-      </w:r>
-    </w:p>
-    <w:p>
-      <w:pPr>
-        <w:pStyle w:val="ListBullet"/>
-      </w:pPr>
-      <w:r>
-        <w:rPr>
-          <w:rFonts w:ascii="Noto Sans CJK SC" w:hAnsi="Noto Sans CJK SC" w:eastAsia="Noto Sans CJK SC"/>
-        </w:rPr>
-        <w:t>审核规则对旧报告是否产生副作用。</w:t>
-      </w:r>
-    </w:p>
-    <w:p>
-      <w:pPr>
-        <w:pStyle w:val="Heading2"/>
-      </w:pPr>
-      <w:r>
-        <w:t>11.6 推荐的手动更新节奏</w:t>
-      </w:r>
-    </w:p>
-    <w:p>
-      <w:r>
-        <w:rPr>
-          <w:rFonts w:ascii="Noto Sans CJK SC" w:hAnsi="Noto Sans CJK SC" w:eastAsia="Noto Sans CJK SC"/>
-        </w:rPr>
-        <w:t>每篇报告结束：</w:t>
-      </w:r>
-    </w:p>
-    <w:p>
-      <w:pPr>
-        <w:pStyle w:val="ListBullet"/>
-      </w:pPr>
-      <w:r>
-        <w:rPr>
-          <w:rFonts w:ascii="Noto Sans CJK SC" w:hAnsi="Noto Sans CJK SC" w:eastAsia="Noto Sans CJK SC"/>
-        </w:rPr>
-        <w:t>补齐 editorial-state；</w:t>
-      </w:r>
-    </w:p>
-    <w:p>
-      <w:pPr>
-        <w:pStyle w:val="ListBullet"/>
-      </w:pPr>
-      <w:r>
-        <w:rPr>
-          <w:rFonts w:ascii="Noto Sans CJK SC" w:hAnsi="Noto Sans CJK SC" w:eastAsia="Noto Sans CJK SC"/>
-        </w:rPr>
-        <w:t>记录最重要的接受、修改和拒绝原因；</w:t>
-      </w:r>
-    </w:p>
-    <w:p>
-      <w:pPr>
-        <w:pStyle w:val="ListBullet"/>
-      </w:pPr>
-      <w:r>
-        <w:rPr>
-          <w:rFonts w:ascii="Noto Sans CJK SC" w:hAnsi="Noto Sans CJK SC" w:eastAsia="Noto Sans CJK SC"/>
-        </w:rPr>
-        <w:t>标记可能形成新规则的候选项。</w:t>
-      </w:r>
-    </w:p>
-    <w:p>
-      <w:r>
-        <w:rPr>
-          <w:rFonts w:ascii="Noto Sans CJK SC" w:hAnsi="Noto Sans CJK SC" w:eastAsia="Noto Sans CJK SC"/>
-        </w:rPr>
-        <w:t>每完成 5—10 篇报告：</w:t>
-      </w:r>
-    </w:p>
-    <w:p>
-      <w:pPr>
-        <w:pStyle w:val="ListBullet"/>
-      </w:pPr>
-      <w:r>
-        <w:rPr>
-          <w:rFonts w:ascii="Noto Sans CJK SC" w:hAnsi="Noto Sans CJK SC" w:eastAsia="Noto Sans CJK SC"/>
-        </w:rPr>
-        <w:t>汇总重复决策；</w:t>
-      </w:r>
-    </w:p>
-    <w:p>
-      <w:pPr>
-        <w:pStyle w:val="ListBullet"/>
-      </w:pPr>
-      <w:r>
-        <w:rPr>
-          <w:rFonts w:ascii="Noto Sans CJK SC" w:hAnsi="Noto Sans CJK SC" w:eastAsia="Noto Sans CJK SC"/>
-        </w:rPr>
-        <w:t>检查视觉模式接受率；</w:t>
-      </w:r>
-    </w:p>
-    <w:p>
-      <w:pPr>
-        <w:pStyle w:val="ListBullet"/>
-      </w:pPr>
-      <w:r>
-        <w:rPr>
-          <w:rFonts w:ascii="Noto Sans CJK SC" w:hAnsi="Noto Sans CJK SC" w:eastAsia="Noto Sans CJK SC"/>
-        </w:rPr>
-        <w:t>识别高频失败原因；</w:t>
-      </w:r>
-    </w:p>
-    <w:p>
-      <w:pPr>
-        <w:pStyle w:val="ListBullet"/>
-      </w:pPr>
-      <w:r>
-        <w:rPr>
-          <w:rFonts w:ascii="Noto Sans CJK SC" w:hAnsi="Noto Sans CJK SC" w:eastAsia="Noto Sans CJK SC"/>
-        </w:rPr>
-        <w:t>评审是否升级 Skill 或组件。</w:t>
-      </w:r>
-    </w:p>
-    <w:p>
-      <w:r>
-        <w:rPr>
-          <w:rFonts w:ascii="Noto Sans CJK SC" w:hAnsi="Noto Sans CJK SC" w:eastAsia="Noto Sans CJK SC"/>
-        </w:rPr>
-        <w:t>每个正式版本：</w:t>
-      </w:r>
-    </w:p>
-    <w:p>
-      <w:pPr>
-        <w:pStyle w:val="ListBullet"/>
-      </w:pPr>
-      <w:r>
-        <w:rPr>
-          <w:rFonts w:ascii="Noto Sans CJK SC" w:hAnsi="Noto Sans CJK SC" w:eastAsia="Noto Sans CJK SC"/>
-        </w:rPr>
-        <w:t>冻结规则版本；</w:t>
-      </w:r>
-    </w:p>
-    <w:p>
-      <w:pPr>
-        <w:pStyle w:val="ListBullet"/>
-      </w:pPr>
-      <w:r>
-        <w:rPr>
-          <w:rFonts w:ascii="Noto Sans CJK SC" w:hAnsi="Noto Sans CJK SC" w:eastAsia="Noto Sans CJK SC"/>
-        </w:rPr>
-        <w:t>运行回归测试；</w:t>
-      </w:r>
-    </w:p>
-    <w:p>
-      <w:pPr>
-        <w:pStyle w:val="ListBullet"/>
-      </w:pPr>
-      <w:r>
-        <w:rPr>
-          <w:rFonts w:ascii="Noto Sans CJK SC" w:hAnsi="Noto Sans CJK SC" w:eastAsia="Noto Sans CJK SC"/>
-        </w:rPr>
-        <w:t>更新技术文档；</w:t>
-      </w:r>
-    </w:p>
-    <w:p>
-      <w:pPr>
-        <w:pStyle w:val="ListBullet"/>
-      </w:pPr>
-      <w:r>
-        <w:rPr>
-          <w:rFonts w:ascii="Noto Sans CJK SC" w:hAnsi="Noto Sans CJK SC" w:eastAsia="Noto Sans CJK SC"/>
-        </w:rPr>
-        <w:t>发布变更摘要；</w:t>
-      </w:r>
-    </w:p>
-    <w:p>
-      <w:pPr>
-        <w:pStyle w:val="ListBullet"/>
-      </w:pPr>
-      <w:r>
-        <w:rPr>
-          <w:rFonts w:ascii="Noto Sans CJK SC" w:hAnsi="Noto Sans CJK SC" w:eastAsia="Noto Sans CJK SC"/>
-        </w:rPr>
-        <w:t>保留回滚点。</w:t>
-      </w:r>
-    </w:p>
-    <w:p>
-      <w:pPr>
-        <w:pStyle w:val="Heading2"/>
-      </w:pPr>
-      <w:r>
-        <w:t>11.7 注意事项</w:t>
-      </w:r>
-    </w:p>
-    <w:p>
-      <w:pPr>
-        <w:pStyle w:val="ListBullet"/>
-      </w:pPr>
-      <w:r>
-        <w:rPr>
-          <w:rFonts w:ascii="Noto Sans CJK SC" w:hAnsi="Noto Sans CJK SC" w:eastAsia="Noto Sans CJK SC"/>
-        </w:rPr>
-        <w:t>自动发布不等于自动审核；</w:t>
-      </w:r>
-    </w:p>
-    <w:p>
-      <w:pPr>
-        <w:pStyle w:val="ListBullet"/>
-      </w:pPr>
-      <w:r>
-        <w:rPr>
-          <w:rFonts w:ascii="Noto Sans CJK SC" w:hAnsi="Noto Sans CJK SC" w:eastAsia="Noto Sans CJK SC"/>
-        </w:rPr>
-        <w:t>聊天历史不是可靠知识库；</w:t>
-      </w:r>
-    </w:p>
-    <w:p>
-      <w:pPr>
-        <w:pStyle w:val="ListBullet"/>
-      </w:pPr>
-      <w:r>
-        <w:rPr>
-          <w:rFonts w:ascii="Noto Sans CJK SC" w:hAnsi="Noto Sans CJK SC" w:eastAsia="Noto Sans CJK SC"/>
-        </w:rPr>
-        <w:t>人工决策若不记录，就不能形成稳定学习；</w:t>
-      </w:r>
-    </w:p>
-    <w:p>
-      <w:pPr>
-        <w:pStyle w:val="ListBullet"/>
-      </w:pPr>
-      <w:r>
-        <w:rPr>
-          <w:rFonts w:ascii="Noto Sans CJK SC" w:hAnsi="Noto Sans CJK SC" w:eastAsia="Noto Sans CJK SC"/>
-        </w:rPr>
-        <w:t>不要把审美偏好误写成事实规则；</w:t>
-      </w:r>
-    </w:p>
-    <w:p>
-      <w:pPr>
-        <w:pStyle w:val="ListBullet"/>
-      </w:pPr>
-      <w:r>
-        <w:rPr>
-          <w:rFonts w:ascii="Noto Sans CJK SC" w:hAnsi="Noto Sans CJK SC" w:eastAsia="Noto Sans CJK SC"/>
-        </w:rPr>
-        <w:t>不要因一次成功案例就增加全局模式；</w:t>
-      </w:r>
-    </w:p>
-    <w:p>
-      <w:pPr>
-        <w:pStyle w:val="ListBullet"/>
-      </w:pPr>
-      <w:r>
-        <w:rPr>
-          <w:rFonts w:ascii="Noto Sans CJK SC" w:hAnsi="Noto Sans CJK SC" w:eastAsia="Noto Sans CJK SC"/>
-        </w:rPr>
-        <w:t>规则更新必须能说明影响范围和回退方法。</w:t>
-      </w:r>
-    </w:p>
-    <w:p>
-      <w:pPr>
-        <w:pStyle w:val="Heading1"/>
-      </w:pPr>
-      <w:r>
-        <w:t>12. 模型优化：怎样建立更好的研究模型</w:t>
-      </w:r>
-    </w:p>
-    <w:p>
-      <w:pPr>
-        <w:pStyle w:val="Heading2"/>
-      </w:pPr>
-      <w:r>
-        <w:t>12.1 “更好的模型”不是只换一个更大的大模型</w:t>
-      </w:r>
-    </w:p>
-    <w:p>
-      <w:r>
-        <w:rPr>
-          <w:rFonts w:ascii="Noto Sans CJK SC" w:hAnsi="Noto Sans CJK SC" w:eastAsia="Noto Sans CJK SC"/>
-        </w:rPr>
-        <w:t>在本项目中，模型质量由五部分共同决定：</w:t>
-      </w:r>
-    </w:p>
-    <w:tbl>
-      <w:tblPr>
-        <w:tblW w:type="dxa" w:w="9360"/>
-        <w:jc w:val="left"/>
-        <w:tblLayout w:type="fixed"/>
-        <w:tblLook w:firstColumn="1" w:firstRow="1" w:lastColumn="0" w:lastRow="0" w:noHBand="0" w:noVBand="1" w:val="04A0"/>
-        <w:tblInd w:w="120" w:type="dxa"/>
-      </w:tblPr>
-      <w:tblGrid>
-        <w:gridCol w:w="9360"/>
-      </w:tblGrid>
-      <w:tr>
-        <w:tc>
-          <w:tcPr>
-            <w:tcW w:type="dxa" w:w="9360"/>
-            <w:shd w:fill="F7EAE7"/>
-            <w:vAlign w:val="center"/>
-            <w:tcMar>
-              <w:top w:w="100" w:type="dxa"/>
-              <w:start w:w="140" w:type="dxa"/>
-              <w:bottom w:w="100" w:type="dxa"/>
-              <w:end w:w="140" w:type="dxa"/>
-            </w:tcMar>
-          </w:tcPr>
-          <w:p>
-            <w:pPr>
-              <w:spacing w:after="0"/>
-            </w:pPr>
-            <w:r>
-              <w:rPr>
-                <w:rFonts w:ascii="Noto Sans CJK SC" w:hAnsi="Noto Sans CJK SC" w:eastAsia="Noto Sans CJK SC"/>
-                <w:i/>
-                <w:color w:val="17201C"/>
-                <w:sz w:val="21"/>
-              </w:rPr>
-              <w:t>基础模型能力 × 上下文质量 × 工具可靠性 × 结构化反馈 × 评估机制</w:t>
-            </w:r>
-          </w:p>
-        </w:tc>
-      </w:tr>
-    </w:tbl>
-    <w:p>
-      <w:r>
-        <w:rPr>
-          <w:rFonts w:ascii="Noto Sans CJK SC" w:hAnsi="Noto Sans CJK SC" w:eastAsia="Noto Sans CJK SC"/>
-        </w:rPr>
-        <w:t>更大的模型可能提升推理和写作，但不能自动解决来源丢失、修改污染、图表错配和长期经验无法沉淀的问题。DIL V2 的优化重点应首先放在模型外部系统。</w:t>
-      </w:r>
-    </w:p>
-    <w:p>
-      <w:pPr>
-        <w:pStyle w:val="Heading2"/>
-      </w:pPr>
-      <w:r>
-        <w:t>12.2 第一层：改善任务分解</w:t>
-      </w:r>
-    </w:p>
-    <w:p>
-      <w:r>
-        <w:rPr>
-          <w:rFonts w:ascii="Noto Sans CJK SC" w:hAnsi="Noto Sans CJK SC" w:eastAsia="Noto Sans CJK SC"/>
-        </w:rPr>
-        <w:t>把复杂任务拆成研究路由、证据、主张、编辑结构、视觉和发布多个阶段。每个阶段使用更窄的输入和输出，可以降低模型一次性处理整篇报告时的漂移。</w:t>
-      </w:r>
-    </w:p>
-    <w:p>
-      <w:r>
-        <w:rPr>
-          <w:rFonts w:ascii="Noto Sans CJK SC" w:hAnsi="Noto Sans CJK SC" w:eastAsia="Noto Sans CJK SC"/>
-        </w:rPr>
-        <w:t>优化方法：</w:t>
-      </w:r>
-    </w:p>
-    <w:p>
-      <w:pPr>
-        <w:pStyle w:val="ListBullet"/>
-      </w:pPr>
-      <w:r>
-        <w:rPr>
-          <w:rFonts w:ascii="Noto Sans CJK SC" w:hAnsi="Noto Sans CJK SC" w:eastAsia="Noto Sans CJK SC"/>
-        </w:rPr>
-        <w:t>为每个阶段建立明确 schema；</w:t>
-      </w:r>
-    </w:p>
-    <w:p>
-      <w:pPr>
-        <w:pStyle w:val="ListBullet"/>
-      </w:pPr>
-      <w:r>
-        <w:rPr>
-          <w:rFonts w:ascii="Noto Sans CJK SC" w:hAnsi="Noto Sans CJK SC" w:eastAsia="Noto Sans CJK SC"/>
-        </w:rPr>
-        <w:t>限制阶段可修改的文件；</w:t>
-      </w:r>
-    </w:p>
-    <w:p>
-      <w:pPr>
-        <w:pStyle w:val="ListBullet"/>
-      </w:pPr>
-      <w:r>
-        <w:rPr>
-          <w:rFonts w:ascii="Noto Sans CJK SC" w:hAnsi="Noto Sans CJK SC" w:eastAsia="Noto Sans CJK SC"/>
-        </w:rPr>
-        <w:t>为低置信度设计返回路径；</w:t>
-      </w:r>
-    </w:p>
-    <w:p>
-      <w:pPr>
-        <w:pStyle w:val="ListBullet"/>
-      </w:pPr>
-      <w:r>
-        <w:rPr>
-          <w:rFonts w:ascii="Noto Sans CJK SC" w:hAnsi="Noto Sans CJK SC" w:eastAsia="Noto Sans CJK SC"/>
-        </w:rPr>
-        <w:t>把不可逆发布动作放在最后；</w:t>
-      </w:r>
-    </w:p>
-    <w:p>
-      <w:pPr>
-        <w:pStyle w:val="ListBullet"/>
-      </w:pPr>
-      <w:r>
-        <w:rPr>
-          <w:rFonts w:ascii="Noto Sans CJK SC" w:hAnsi="Noto Sans CJK SC" w:eastAsia="Noto Sans CJK SC"/>
-        </w:rPr>
-        <w:t>对关键判断要求解释理由和反证。</w:t>
-      </w:r>
-    </w:p>
-    <w:p>
-      <w:pPr>
-        <w:pStyle w:val="Heading2"/>
-      </w:pPr>
-      <w:r>
-        <w:t>12.3 第二层：改善上下文与检索</w:t>
-      </w:r>
-    </w:p>
-    <w:p>
-      <w:r>
-        <w:rPr>
-          <w:rFonts w:ascii="Noto Sans CJK SC" w:hAnsi="Noto Sans CJK SC" w:eastAsia="Noto Sans CJK SC"/>
-        </w:rPr>
-        <w:t>模型需要看到“当前任务最相关的内容”，而不是整个仓库。</w:t>
-      </w:r>
-    </w:p>
-    <w:p>
-      <w:r>
-        <w:rPr>
-          <w:rFonts w:ascii="Noto Sans CJK SC" w:hAnsi="Noto Sans CJK SC" w:eastAsia="Noto Sans CJK SC"/>
-        </w:rPr>
-        <w:t>优化方法：</w:t>
-      </w:r>
-    </w:p>
-    <w:p>
-      <w:pPr>
-        <w:pStyle w:val="ListBullet"/>
-      </w:pPr>
-      <w:r>
-        <w:rPr>
-          <w:rFonts w:ascii="Noto Sans CJK SC" w:hAnsi="Noto Sans CJK SC" w:eastAsia="Noto Sans CJK SC"/>
-        </w:rPr>
-        <w:t>研究开始只读取 brief 和路由规则；</w:t>
-      </w:r>
-    </w:p>
-    <w:p>
-      <w:pPr>
-        <w:pStyle w:val="ListBullet"/>
-      </w:pPr>
-      <w:r>
-        <w:rPr>
-          <w:rFonts w:ascii="Noto Sans CJK SC" w:hAnsi="Noto Sans CJK SC" w:eastAsia="Noto Sans CJK SC"/>
-        </w:rPr>
-        <w:t>形成主张时读取 evidence，不加载页面代码；</w:t>
-      </w:r>
-    </w:p>
-    <w:p>
-      <w:pPr>
-        <w:pStyle w:val="ListBullet"/>
-      </w:pPr>
-      <w:r>
-        <w:rPr>
-          <w:rFonts w:ascii="Noto Sans CJK SC" w:hAnsi="Noto Sans CJK SC" w:eastAsia="Noto Sans CJK SC"/>
-        </w:rPr>
-        <w:t>视觉规划时读取 claim、visual protocol 和相似案例；</w:t>
-      </w:r>
-    </w:p>
-    <w:p>
-      <w:pPr>
-        <w:pStyle w:val="ListBullet"/>
-      </w:pPr>
-      <w:r>
-        <w:rPr>
-          <w:rFonts w:ascii="Noto Sans CJK SC" w:hAnsi="Noto Sans CJK SC" w:eastAsia="Noto Sans CJK SC"/>
-        </w:rPr>
-        <w:t>修改时额外读取 editorial-state；</w:t>
-      </w:r>
-    </w:p>
-    <w:p>
-      <w:pPr>
-        <w:pStyle w:val="ListBullet"/>
-      </w:pPr>
-      <w:r>
-        <w:rPr>
-          <w:rFonts w:ascii="Noto Sans CJK SC" w:hAnsi="Noto Sans CJK SC" w:eastAsia="Noto Sans CJK SC"/>
-        </w:rPr>
-        <w:t>发布时读取 publication 和校验结果。</w:t>
-      </w:r>
-    </w:p>
-    <w:p>
-      <w:r>
-        <w:rPr>
-          <w:rFonts w:ascii="Noto Sans CJK SC" w:hAnsi="Noto Sans CJK SC" w:eastAsia="Noto Sans CJK SC"/>
-        </w:rPr>
-        <w:t>这种渐进披露可以减少上下文噪声，并降低把旧报告内容误带入新报告的概率。</w:t>
-      </w:r>
-    </w:p>
-    <w:p>
-      <w:pPr>
-        <w:pStyle w:val="Heading2"/>
-      </w:pPr>
-      <w:r>
-        <w:t>12.4 第三层：建立 Pattern、Case 与 Decision 三层知识</w:t>
-      </w:r>
-    </w:p>
-    <w:p>
-      <w:pPr>
-        <w:pStyle w:val="Heading3"/>
-      </w:pPr>
-      <w:r>
-        <w:t>Pattern</w:t>
-      </w:r>
-    </w:p>
-    <w:p>
-      <w:r>
-        <w:rPr>
-          <w:rFonts w:ascii="Noto Sans CJK SC" w:hAnsi="Noto Sans CJK SC" w:eastAsia="Noto Sans CJK SC"/>
-        </w:rPr>
-        <w:t>保存可复用编辑规则，例如“领先指标增长但结果恶化”。数量应少而稳定。</w:t>
-      </w:r>
-    </w:p>
-    <w:p>
-      <w:pPr>
-        <w:pStyle w:val="Heading3"/>
-      </w:pPr>
-      <w:r>
-        <w:t>Case</w:t>
-      </w:r>
-    </w:p>
-    <w:p>
-      <w:r>
-        <w:rPr>
-          <w:rFonts w:ascii="Noto Sans CJK SC" w:hAnsi="Noto Sans CJK SC" w:eastAsia="Noto Sans CJK SC"/>
-        </w:rPr>
-        <w:t>保存 Pattern 在真实报告中的正面、反面和修订案例。模型通过相似案例理解规则如何落地。</w:t>
-      </w:r>
-    </w:p>
-    <w:p>
-      <w:pPr>
-        <w:pStyle w:val="Heading3"/>
-      </w:pPr>
-      <w:r>
-        <w:t>Decision</w:t>
-      </w:r>
-    </w:p>
-    <w:p>
-      <w:r>
-        <w:rPr>
-          <w:rFonts w:ascii="Noto Sans CJK SC" w:hAnsi="Noto Sans CJK SC" w:eastAsia="Noto Sans CJK SC"/>
-        </w:rPr>
-        <w:t>保存 AI 建议、人类选择和修改原因。它最能体现真实编辑偏好。</w:t>
-      </w:r>
-    </w:p>
-    <w:p>
-      <w:r>
-        <w:rPr>
-          <w:rFonts w:ascii="Noto Sans CJK SC" w:hAnsi="Noto Sans CJK SC" w:eastAsia="Noto Sans CJK SC"/>
-        </w:rPr>
-        <w:t>三层分开的原因是：规则、案例和偏好具有不同稳定性，不能混成一篇自由笔记。</w:t>
-      </w:r>
-    </w:p>
-    <w:p>
-      <w:pPr>
-        <w:pStyle w:val="Heading2"/>
-      </w:pPr>
-      <w:r>
-        <w:t>12.5 第四层：建立评估集</w:t>
-      </w:r>
-    </w:p>
-    <w:p>
-      <w:r>
-        <w:rPr>
-          <w:rFonts w:ascii="Noto Sans CJK SC" w:hAnsi="Noto Sans CJK SC" w:eastAsia="Noto Sans CJK SC"/>
-        </w:rPr>
-        <w:t>没有评估集，就无法判断模型是否真正改善。</w:t>
-      </w:r>
-    </w:p>
-    <w:p>
-      <w:r>
-        <w:rPr>
-          <w:rFonts w:ascii="Noto Sans CJK SC" w:hAnsi="Noto Sans CJK SC" w:eastAsia="Noto Sans CJK SC"/>
-        </w:rPr>
-        <w:t>建议建立四类测试：</w:t>
-      </w:r>
-    </w:p>
-    <w:p>
-      <w:r>
-        <w:rPr>
-          <w:rFonts w:ascii="Noto Sans CJK SC" w:hAnsi="Noto Sans CJK SC" w:eastAsia="Noto Sans CJK SC"/>
-        </w:rPr>
-        <w:t xml:space="preserve">1. </w:t>
-      </w:r>
-      <w:r>
-        <w:rPr>
-          <w:rFonts w:ascii="Noto Sans CJK SC" w:hAnsi="Noto Sans CJK SC" w:eastAsia="Noto Sans CJK SC"/>
-          <w:b/>
-          <w:color w:val="17201C"/>
-        </w:rPr>
-      </w:r>
-      <w:r>
-        <w:rPr>
-          <w:rFonts w:ascii="Noto Sans CJK SC" w:hAnsi="Noto Sans CJK SC" w:eastAsia="Noto Sans CJK SC"/>
-        </w:rPr>
-        <w:t>研究路由测试</w:t>
-      </w:r>
-      <w:r>
-        <w:rPr>
-          <w:rFonts w:ascii="Noto Sans CJK SC" w:hAnsi="Noto Sans CJK SC" w:eastAsia="Noto Sans CJK SC"/>
-          <w:b/>
-          <w:color w:val="17201C"/>
-        </w:rPr>
-      </w:r>
-      <w:r>
-        <w:rPr>
-          <w:rFonts w:ascii="Noto Sans CJK SC" w:hAnsi="Noto Sans CJK SC" w:eastAsia="Noto Sans CJK SC"/>
-        </w:rPr>
-        <w:t xml:space="preserve">：主体和话题边界是否稳定； 2. </w:t>
-      </w:r>
-      <w:r>
-        <w:rPr>
-          <w:rFonts w:ascii="Noto Sans CJK SC" w:hAnsi="Noto Sans CJK SC" w:eastAsia="Noto Sans CJK SC"/>
-          <w:b/>
-          <w:color w:val="17201C"/>
-        </w:rPr>
-      </w:r>
-      <w:r>
-        <w:rPr>
-          <w:rFonts w:ascii="Noto Sans CJK SC" w:hAnsi="Noto Sans CJK SC" w:eastAsia="Noto Sans CJK SC"/>
-        </w:rPr>
-        <w:t>证据测试</w:t>
-      </w:r>
-      <w:r>
-        <w:rPr>
-          <w:rFonts w:ascii="Noto Sans CJK SC" w:hAnsi="Noto Sans CJK SC" w:eastAsia="Noto Sans CJK SC"/>
-          <w:b/>
-          <w:color w:val="17201C"/>
-        </w:rPr>
-      </w:r>
-      <w:r>
-        <w:rPr>
-          <w:rFonts w:ascii="Noto Sans CJK SC" w:hAnsi="Noto Sans CJK SC" w:eastAsia="Noto Sans CJK SC"/>
-        </w:rPr>
-        <w:t xml:space="preserve">：是否正确引用、识别冲突和口径； 3. </w:t>
-      </w:r>
-      <w:r>
-        <w:rPr>
-          <w:rFonts w:ascii="Noto Sans CJK SC" w:hAnsi="Noto Sans CJK SC" w:eastAsia="Noto Sans CJK SC"/>
-          <w:b/>
-          <w:color w:val="17201C"/>
-        </w:rPr>
-      </w:r>
-      <w:r>
-        <w:rPr>
-          <w:rFonts w:ascii="Noto Sans CJK SC" w:hAnsi="Noto Sans CJK SC" w:eastAsia="Noto Sans CJK SC"/>
-        </w:rPr>
-        <w:t>编辑测试</w:t>
-      </w:r>
-      <w:r>
-        <w:rPr>
-          <w:rFonts w:ascii="Noto Sans CJK SC" w:hAnsi="Noto Sans CJK SC" w:eastAsia="Noto Sans CJK SC"/>
-          <w:b/>
-          <w:color w:val="17201C"/>
-        </w:rPr>
-      </w:r>
-      <w:r>
-        <w:rPr>
-          <w:rFonts w:ascii="Noto Sans CJK SC" w:hAnsi="Noto Sans CJK SC" w:eastAsia="Noto Sans CJK SC"/>
-        </w:rPr>
-        <w:t xml:space="preserve">：是否能选出正确章节职责和修改深度； 4. </w:t>
-      </w:r>
-      <w:r>
-        <w:rPr>
-          <w:rFonts w:ascii="Noto Sans CJK SC" w:hAnsi="Noto Sans CJK SC" w:eastAsia="Noto Sans CJK SC"/>
-          <w:b/>
-          <w:color w:val="17201C"/>
-        </w:rPr>
-      </w:r>
-      <w:r>
-        <w:rPr>
-          <w:rFonts w:ascii="Noto Sans CJK SC" w:hAnsi="Noto Sans CJK SC" w:eastAsia="Noto Sans CJK SC"/>
-        </w:rPr>
-        <w:t>视觉测试</w:t>
-      </w:r>
-      <w:r>
-        <w:rPr>
-          <w:rFonts w:ascii="Noto Sans CJK SC" w:hAnsi="Noto Sans CJK SC" w:eastAsia="Noto Sans CJK SC"/>
-          <w:b/>
-          <w:color w:val="17201C"/>
-        </w:rPr>
-      </w:r>
-      <w:r>
-        <w:rPr>
-          <w:rFonts w:ascii="Noto Sans CJK SC" w:hAnsi="Noto Sans CJK SC" w:eastAsia="Noto Sans CJK SC"/>
-        </w:rPr>
-        <w:t>：是否选择合适模式，是否知道何时不用图。</w:t>
-      </w:r>
-    </w:p>
-    <w:p>
-      <w:r>
-        <w:rPr>
-          <w:rFonts w:ascii="Noto Sans CJK SC" w:hAnsi="Noto Sans CJK SC" w:eastAsia="Noto Sans CJK SC"/>
-        </w:rPr>
-        <w:t>每类测试都应包含：</w:t>
-      </w:r>
-    </w:p>
-    <w:p>
-      <w:pPr>
-        <w:pStyle w:val="ListBullet"/>
-      </w:pPr>
-      <w:r>
-        <w:rPr>
-          <w:rFonts w:ascii="Noto Sans CJK SC" w:hAnsi="Noto Sans CJK SC" w:eastAsia="Noto Sans CJK SC"/>
-        </w:rPr>
-        <w:t>正常案例；</w:t>
-      </w:r>
-    </w:p>
-    <w:p>
-      <w:pPr>
-        <w:pStyle w:val="ListBullet"/>
-      </w:pPr>
-      <w:r>
-        <w:rPr>
-          <w:rFonts w:ascii="Noto Sans CJK SC" w:hAnsi="Noto Sans CJK SC" w:eastAsia="Noto Sans CJK SC"/>
-        </w:rPr>
-        <w:t>边界案例；</w:t>
-      </w:r>
-    </w:p>
-    <w:p>
-      <w:pPr>
-        <w:pStyle w:val="ListBullet"/>
-      </w:pPr>
-      <w:r>
-        <w:rPr>
-          <w:rFonts w:ascii="Noto Sans CJK SC" w:hAnsi="Noto Sans CJK SC" w:eastAsia="Noto Sans CJK SC"/>
-        </w:rPr>
-        <w:t>数据不足案例；</w:t>
-      </w:r>
-    </w:p>
-    <w:p>
-      <w:pPr>
-        <w:pStyle w:val="ListBullet"/>
-      </w:pPr>
-      <w:r>
-        <w:rPr>
-          <w:rFonts w:ascii="Noto Sans CJK SC" w:hAnsi="Noto Sans CJK SC" w:eastAsia="Noto Sans CJK SC"/>
-        </w:rPr>
-        <w:t>容易诱导错误的案例；</w:t>
-      </w:r>
-    </w:p>
-    <w:p>
-      <w:pPr>
-        <w:pStyle w:val="ListBullet"/>
-      </w:pPr>
-      <w:r>
-        <w:rPr>
-          <w:rFonts w:ascii="Noto Sans CJK SC" w:hAnsi="Noto Sans CJK SC" w:eastAsia="Noto Sans CJK SC"/>
-        </w:rPr>
-        <w:t>期望返回 `prose-only` 或“待核实”的案例。</w:t>
-      </w:r>
-    </w:p>
-    <w:p>
-      <w:r>
-        <w:rPr>
-          <w:rFonts w:ascii="Noto Sans CJK SC" w:hAnsi="Noto Sans CJK SC" w:eastAsia="Noto Sans CJK SC"/>
-        </w:rPr>
-        <w:t>评估指标不只看最终文字，还应看：</w:t>
-      </w:r>
-    </w:p>
-    <w:p>
-      <w:pPr>
-        <w:pStyle w:val="ListBullet"/>
-      </w:pPr>
-      <w:r>
-        <w:rPr>
-          <w:rFonts w:ascii="Noto Sans CJK SC" w:hAnsi="Noto Sans CJK SC" w:eastAsia="Noto Sans CJK SC"/>
-        </w:rPr>
-        <w:t>事实准确率；</w:t>
-      </w:r>
-    </w:p>
-    <w:p>
-      <w:pPr>
-        <w:pStyle w:val="ListBullet"/>
-      </w:pPr>
-      <w:r>
-        <w:rPr>
-          <w:rFonts w:ascii="Noto Sans CJK SC" w:hAnsi="Noto Sans CJK SC" w:eastAsia="Noto Sans CJK SC"/>
-        </w:rPr>
-        <w:t>证据覆盖率；</w:t>
-      </w:r>
-    </w:p>
-    <w:p>
-      <w:pPr>
-        <w:pStyle w:val="ListBullet"/>
-      </w:pPr>
-      <w:r>
-        <w:rPr>
-          <w:rFonts w:ascii="Noto Sans CJK SC" w:hAnsi="Noto Sans CJK SC" w:eastAsia="Noto Sans CJK SC"/>
-        </w:rPr>
-        <w:t>引用完整性；</w:t>
-      </w:r>
-    </w:p>
-    <w:p>
-      <w:pPr>
-        <w:pStyle w:val="ListBullet"/>
-      </w:pPr>
-      <w:r>
-        <w:rPr>
-          <w:rFonts w:ascii="Noto Sans CJK SC" w:hAnsi="Noto Sans CJK SC" w:eastAsia="Noto Sans CJK SC"/>
-        </w:rPr>
-        <w:t>人工修改量；</w:t>
-      </w:r>
-    </w:p>
-    <w:p>
-      <w:pPr>
-        <w:pStyle w:val="ListBullet"/>
-      </w:pPr>
-      <w:r>
-        <w:rPr>
-          <w:rFonts w:ascii="Noto Sans CJK SC" w:hAnsi="Noto Sans CJK SC" w:eastAsia="Noto Sans CJK SC"/>
-        </w:rPr>
-        <w:t>视觉建议接受率；</w:t>
-      </w:r>
-    </w:p>
-    <w:p>
-      <w:pPr>
-        <w:pStyle w:val="ListBullet"/>
-      </w:pPr>
-      <w:r>
-        <w:rPr>
-          <w:rFonts w:ascii="Noto Sans CJK SC" w:hAnsi="Noto Sans CJK SC" w:eastAsia="Noto Sans CJK SC"/>
-        </w:rPr>
-        <w:t>结构性返工次数；</w:t>
-      </w:r>
-    </w:p>
-    <w:p>
-      <w:pPr>
-        <w:pStyle w:val="ListBullet"/>
-      </w:pPr>
-      <w:r>
-        <w:rPr>
-          <w:rFonts w:ascii="Noto Sans CJK SC" w:hAnsi="Noto Sans CJK SC" w:eastAsia="Noto Sans CJK SC"/>
-        </w:rPr>
-        <w:t>对已批准内容的保护率。</w:t>
-      </w:r>
-    </w:p>
-    <w:p>
-      <w:pPr>
-        <w:pStyle w:val="Heading2"/>
-      </w:pPr>
-      <w:r>
-        <w:t>12.6 第五层：选择模型与任务路由</w:t>
-      </w:r>
-    </w:p>
-    <w:p>
-      <w:r>
-        <w:rPr>
-          <w:rFonts w:ascii="Noto Sans CJK SC" w:hAnsi="Noto Sans CJK SC" w:eastAsia="Noto Sans CJK SC"/>
-        </w:rPr>
-        <w:t>不是所有阶段都需要同一模型：</w:t>
-      </w:r>
-    </w:p>
-    <w:p>
-      <w:pPr>
-        <w:pStyle w:val="ListBullet"/>
-      </w:pPr>
-      <w:r>
-        <w:rPr>
-          <w:rFonts w:ascii="Noto Sans CJK SC" w:hAnsi="Noto Sans CJK SC" w:eastAsia="Noto Sans CJK SC"/>
-        </w:rPr>
-        <w:t>分类、schema 校验和文件生成可使用确定性脚本或轻量模型；</w:t>
-      </w:r>
-    </w:p>
-    <w:p>
-      <w:pPr>
-        <w:pStyle w:val="ListBullet"/>
-      </w:pPr>
-      <w:r>
-        <w:rPr>
-          <w:rFonts w:ascii="Noto Sans CJK SC" w:hAnsi="Noto Sans CJK SC" w:eastAsia="Noto Sans CJK SC"/>
-        </w:rPr>
-        <w:t>跨来源综合、反证分析和结构重写需要更强推理模型；</w:t>
-      </w:r>
-    </w:p>
-    <w:p>
-      <w:pPr>
-        <w:pStyle w:val="ListBullet"/>
-      </w:pPr>
-      <w:r>
-        <w:rPr>
-          <w:rFonts w:ascii="Noto Sans CJK SC" w:hAnsi="Noto Sans CJK SC" w:eastAsia="Noto Sans CJK SC"/>
-        </w:rPr>
-        <w:t>文案润色可以在主张和结构锁定后使用语言能力强的模型；</w:t>
-      </w:r>
-    </w:p>
-    <w:p>
-      <w:pPr>
-        <w:pStyle w:val="ListBullet"/>
-      </w:pPr>
-      <w:r>
-        <w:rPr>
-          <w:rFonts w:ascii="Noto Sans CJK SC" w:hAnsi="Noto Sans CJK SC" w:eastAsia="Noto Sans CJK SC"/>
-        </w:rPr>
-        <w:t>发布校验尽量使用程序，不依赖模型“自我检查”。</w:t>
-      </w:r>
-    </w:p>
-    <w:p>
-      <w:r>
-        <w:rPr>
-          <w:rFonts w:ascii="Noto Sans CJK SC" w:hAnsi="Noto Sans CJK SC" w:eastAsia="Noto Sans CJK SC"/>
-        </w:rPr>
-        <w:t>这样可以在质量、速度和成本之间取得平衡。</w:t>
-      </w:r>
-    </w:p>
-    <w:p>
-      <w:pPr>
-        <w:pStyle w:val="Heading2"/>
-      </w:pPr>
-      <w:r>
-        <w:t>12.7 第六层：何时考虑微调</w:t>
-      </w:r>
-    </w:p>
-    <w:p>
-      <w:r>
-        <w:rPr>
-          <w:rFonts w:ascii="Noto Sans CJK SC" w:hAnsi="Noto Sans CJK SC" w:eastAsia="Noto Sans CJK SC"/>
-        </w:rPr>
-        <w:t>在积累足够高质量 Decision 和 Case 之前，不建议直接微调。</w:t>
-      </w:r>
-    </w:p>
-    <w:p>
-      <w:r>
-        <w:rPr>
-          <w:rFonts w:ascii="Noto Sans CJK SC" w:hAnsi="Noto Sans CJK SC" w:eastAsia="Noto Sans CJK SC"/>
-        </w:rPr>
-        <w:t>满足以下条件后才值得评估：</w:t>
-      </w:r>
-    </w:p>
-    <w:p>
-      <w:pPr>
-        <w:pStyle w:val="ListBullet"/>
-      </w:pPr>
-      <w:r>
-        <w:rPr>
-          <w:rFonts w:ascii="Noto Sans CJK SC" w:hAnsi="Noto Sans CJK SC" w:eastAsia="Noto Sans CJK SC"/>
-        </w:rPr>
-        <w:t>至少有数百个结构一致的输入输出案例；</w:t>
-      </w:r>
-    </w:p>
-    <w:p>
-      <w:pPr>
-        <w:pStyle w:val="ListBullet"/>
-      </w:pPr>
-      <w:r>
-        <w:rPr>
-          <w:rFonts w:ascii="Noto Sans CJK SC" w:hAnsi="Noto Sans CJK SC" w:eastAsia="Noto Sans CJK SC"/>
-        </w:rPr>
-        <w:t>人工修改原因已标准化；</w:t>
-      </w:r>
-    </w:p>
-    <w:p>
-      <w:pPr>
-        <w:pStyle w:val="ListBullet"/>
-      </w:pPr>
-      <w:r>
-        <w:rPr>
-          <w:rFonts w:ascii="Noto Sans CJK SC" w:hAnsi="Noto Sans CJK SC" w:eastAsia="Noto Sans CJK SC"/>
-        </w:rPr>
-        <w:t>可以划分训练集、验证集和保留测试集；</w:t>
-      </w:r>
-    </w:p>
-    <w:p>
-      <w:pPr>
-        <w:pStyle w:val="ListBullet"/>
-      </w:pPr>
-      <w:r>
-        <w:rPr>
-          <w:rFonts w:ascii="Noto Sans CJK SC" w:hAnsi="Noto Sans CJK SC" w:eastAsia="Noto Sans CJK SC"/>
-        </w:rPr>
-        <w:t>目标行为稳定，例如分类、模式选择或标题风格；</w:t>
-      </w:r>
-    </w:p>
-    <w:p>
-      <w:pPr>
-        <w:pStyle w:val="ListBullet"/>
-      </w:pPr>
-      <w:r>
-        <w:rPr>
-          <w:rFonts w:ascii="Noto Sans CJK SC" w:hAnsi="Noto Sans CJK SC" w:eastAsia="Noto Sans CJK SC"/>
-        </w:rPr>
-        <w:t>使用检索和规则仍无法稳定解决问题。</w:t>
-      </w:r>
-    </w:p>
-    <w:p>
-      <w:r>
-        <w:rPr>
-          <w:rFonts w:ascii="Noto Sans CJK SC" w:hAnsi="Noto Sans CJK SC" w:eastAsia="Noto Sans CJK SC"/>
-        </w:rPr>
-        <w:t>微调更适合稳定、重复、可评分的子任务，不适合替代实时事实研究。</w:t>
-      </w:r>
-    </w:p>
-    <w:p>
-      <w:pPr>
-        <w:pStyle w:val="Heading2"/>
-      </w:pPr>
-      <w:r>
-        <w:t>12.8 推荐的模型优化路线</w:t>
-      </w:r>
-    </w:p>
-    <w:p>
-      <w:r>
-        <w:rPr>
-          <w:rFonts w:ascii="Noto Sans CJK SC" w:hAnsi="Noto Sans CJK SC" w:eastAsia="Noto Sans CJK SC"/>
-        </w:rPr>
-        <w:t>阶段一：</w:t>
-      </w:r>
-    </w:p>
-    <w:p>
-      <w:pPr>
-        <w:pStyle w:val="ListBullet"/>
-      </w:pPr>
-      <w:r>
-        <w:rPr>
-          <w:rFonts w:ascii="Noto Sans CJK SC" w:hAnsi="Noto Sans CJK SC" w:eastAsia="Noto Sans CJK SC"/>
-        </w:rPr>
-        <w:t>完善 schema 和校验；</w:t>
-      </w:r>
-    </w:p>
-    <w:p>
-      <w:pPr>
-        <w:pStyle w:val="ListBullet"/>
-      </w:pPr>
-      <w:r>
-        <w:rPr>
-          <w:rFonts w:ascii="Noto Sans CJK SC" w:hAnsi="Noto Sans CJK SC" w:eastAsia="Noto Sans CJK SC"/>
-        </w:rPr>
-        <w:t>用真实报告建立 20—30 个高质量 Case；</w:t>
-      </w:r>
-    </w:p>
-    <w:p>
-      <w:pPr>
-        <w:pStyle w:val="ListBullet"/>
-      </w:pPr>
-      <w:r>
-        <w:rPr>
-          <w:rFonts w:ascii="Noto Sans CJK SC" w:hAnsi="Noto Sans CJK SC" w:eastAsia="Noto Sans CJK SC"/>
-        </w:rPr>
-        <w:t>记录至少 50 条人工 Decision；</w:t>
-      </w:r>
-    </w:p>
-    <w:p>
-      <w:pPr>
-        <w:pStyle w:val="ListBullet"/>
-      </w:pPr>
-      <w:r>
-        <w:rPr>
-          <w:rFonts w:ascii="Noto Sans CJK SC" w:hAnsi="Noto Sans CJK SC" w:eastAsia="Noto Sans CJK SC"/>
-        </w:rPr>
-        <w:t>建立第一版评估集。</w:t>
-      </w:r>
-    </w:p>
-    <w:p>
-      <w:r>
-        <w:rPr>
-          <w:rFonts w:ascii="Noto Sans CJK SC" w:hAnsi="Noto Sans CJK SC" w:eastAsia="Noto Sans CJK SC"/>
-        </w:rPr>
-        <w:t>阶段二：</w:t>
-      </w:r>
-    </w:p>
-    <w:p>
-      <w:pPr>
-        <w:pStyle w:val="ListBullet"/>
-      </w:pPr>
-      <w:r>
-        <w:rPr>
-          <w:rFonts w:ascii="Noto Sans CJK SC" w:hAnsi="Noto Sans CJK SC" w:eastAsia="Noto Sans CJK SC"/>
-        </w:rPr>
-        <w:t>加入相似案例检索；</w:t>
-      </w:r>
-    </w:p>
-    <w:p>
-      <w:pPr>
-        <w:pStyle w:val="ListBullet"/>
-      </w:pPr>
-      <w:r>
-        <w:rPr>
-          <w:rFonts w:ascii="Noto Sans CJK SC" w:hAnsi="Noto Sans CJK SC" w:eastAsia="Noto Sans CJK SC"/>
-        </w:rPr>
-        <w:t>对 Pattern 选择做离线回测；</w:t>
-      </w:r>
-    </w:p>
-    <w:p>
-      <w:pPr>
-        <w:pStyle w:val="ListBullet"/>
-      </w:pPr>
-      <w:r>
-        <w:rPr>
-          <w:rFonts w:ascii="Noto Sans CJK SC" w:hAnsi="Noto Sans CJK SC" w:eastAsia="Noto Sans CJK SC"/>
-        </w:rPr>
-        <w:t>比较不同模型在各阶段的质量和成本；</w:t>
-      </w:r>
-    </w:p>
-    <w:p>
-      <w:pPr>
-        <w:pStyle w:val="ListBullet"/>
-      </w:pPr>
-      <w:r>
-        <w:rPr>
-          <w:rFonts w:ascii="Noto Sans CJK SC" w:hAnsi="Noto Sans CJK SC" w:eastAsia="Noto Sans CJK SC"/>
-        </w:rPr>
-        <w:t>建立错误分类体系。</w:t>
-      </w:r>
-    </w:p>
-    <w:p>
-      <w:r>
-        <w:rPr>
-          <w:rFonts w:ascii="Noto Sans CJK SC" w:hAnsi="Noto Sans CJK SC" w:eastAsia="Noto Sans CJK SC"/>
-        </w:rPr>
-        <w:t>阶段三：</w:t>
-      </w:r>
-    </w:p>
-    <w:p>
-      <w:pPr>
-        <w:pStyle w:val="ListBullet"/>
-      </w:pPr>
-      <w:r>
-        <w:rPr>
-          <w:rFonts w:ascii="Noto Sans CJK SC" w:hAnsi="Noto Sans CJK SC" w:eastAsia="Noto Sans CJK SC"/>
-        </w:rPr>
-        <w:t>自动生成规则更新建议；</w:t>
-      </w:r>
-    </w:p>
-    <w:p>
-      <w:pPr>
-        <w:pStyle w:val="ListBullet"/>
-      </w:pPr>
-      <w:r>
-        <w:rPr>
-          <w:rFonts w:ascii="Noto Sans CJK SC" w:hAnsi="Noto Sans CJK SC" w:eastAsia="Noto Sans CJK SC"/>
-        </w:rPr>
-        <w:t>人工审核后升级知识库；</w:t>
-      </w:r>
-    </w:p>
-    <w:p>
-      <w:pPr>
-        <w:pStyle w:val="ListBullet"/>
-      </w:pPr>
-      <w:r>
-        <w:rPr>
-          <w:rFonts w:ascii="Noto Sans CJK SC" w:hAnsi="Noto Sans CJK SC" w:eastAsia="Noto Sans CJK SC"/>
-        </w:rPr>
-        <w:t>对稳定子任务尝试小规模微调；</w:t>
-      </w:r>
-    </w:p>
-    <w:p>
-      <w:pPr>
-        <w:pStyle w:val="ListBullet"/>
-      </w:pPr>
-      <w:r>
-        <w:rPr>
-          <w:rFonts w:ascii="Noto Sans CJK SC" w:hAnsi="Noto Sans CJK SC" w:eastAsia="Noto Sans CJK SC"/>
-        </w:rPr>
-        <w:t>始终保留原始证据和程序校验作为外部约束。</w:t>
-      </w:r>
-    </w:p>
-    <w:p>
-      <w:pPr>
-        <w:pStyle w:val="Heading2"/>
-      </w:pPr>
-      <w:r>
-        <w:t>12.9 模型优化注意事项</w:t>
-      </w:r>
-    </w:p>
-    <w:p>
-      <w:pPr>
-        <w:pStyle w:val="ListBullet"/>
-      </w:pPr>
-      <w:r>
-        <w:rPr>
-          <w:rFonts w:ascii="Noto Sans CJK SC" w:hAnsi="Noto Sans CJK SC" w:eastAsia="Noto Sans CJK SC"/>
-        </w:rPr>
-        <w:t>不用最终网页美观程度代替研究质量；</w:t>
-      </w:r>
-    </w:p>
-    <w:p>
-      <w:pPr>
-        <w:pStyle w:val="ListBullet"/>
-      </w:pPr>
-      <w:r>
-        <w:rPr>
-          <w:rFonts w:ascii="Noto Sans CJK SC" w:hAnsi="Noto Sans CJK SC" w:eastAsia="Noto Sans CJK SC"/>
-        </w:rPr>
-        <w:t>不用模型自评分作为唯一评估；</w:t>
-      </w:r>
-    </w:p>
-    <w:p>
-      <w:pPr>
-        <w:pStyle w:val="ListBullet"/>
-      </w:pPr>
-      <w:r>
-        <w:rPr>
-          <w:rFonts w:ascii="Noto Sans CJK SC" w:hAnsi="Noto Sans CJK SC" w:eastAsia="Noto Sans CJK SC"/>
-        </w:rPr>
-        <w:t>不把训练材料中的事实当作实时事实；</w:t>
-      </w:r>
-    </w:p>
-    <w:p>
-      <w:pPr>
-        <w:pStyle w:val="ListBullet"/>
-      </w:pPr>
-      <w:r>
-        <w:rPr>
-          <w:rFonts w:ascii="Noto Sans CJK SC" w:hAnsi="Noto Sans CJK SC" w:eastAsia="Noto Sans CJK SC"/>
-        </w:rPr>
-        <w:t>不让模型自动修改自己的最高层规则；</w:t>
-      </w:r>
-    </w:p>
-    <w:p>
-      <w:pPr>
-        <w:pStyle w:val="ListBullet"/>
-      </w:pPr>
-      <w:r>
-        <w:rPr>
-          <w:rFonts w:ascii="Noto Sans CJK SC" w:hAnsi="Noto Sans CJK SC" w:eastAsia="Noto Sans CJK SC"/>
-        </w:rPr>
-        <w:t>不在没有保留测试集时宣称模型已经改善；</w:t>
-      </w:r>
-    </w:p>
-    <w:p>
-      <w:pPr>
-        <w:pStyle w:val="ListBullet"/>
-      </w:pPr>
-      <w:r>
-        <w:rPr>
-          <w:rFonts w:ascii="Noto Sans CJK SC" w:hAnsi="Noto Sans CJK SC" w:eastAsia="Noto Sans CJK SC"/>
-        </w:rPr>
-        <w:t>优先优化错误成本最高的环节，如事实、引用和结构，而不是语气。</w:t>
-      </w:r>
-    </w:p>
-    <w:p>
-      <w:pPr>
-        <w:pStyle w:val="Heading1"/>
-      </w:pPr>
-      <w:r>
-        <w:t>13. 风险、限制与故障处理</w:t>
-      </w:r>
-    </w:p>
-    <w:p>
-      <w:pPr>
-        <w:pStyle w:val="Heading2"/>
-      </w:pPr>
-      <w:r>
-        <w:t>13.1 研究风险</w:t>
-      </w:r>
-    </w:p>
-    <w:p>
-      <w:pPr>
-        <w:pStyle w:val="ListBullet"/>
-      </w:pPr>
-      <w:r>
-        <w:rPr>
-          <w:rFonts w:ascii="Noto Sans CJK SC" w:hAnsi="Noto Sans CJK SC" w:eastAsia="Noto Sans CJK SC"/>
-        </w:rPr>
-        <w:t>来源过时：记录访问日期和研究截止时间；</w:t>
-      </w:r>
-    </w:p>
-    <w:p>
-      <w:pPr>
-        <w:pStyle w:val="ListBullet"/>
-      </w:pPr>
-      <w:r>
-        <w:rPr>
-          <w:rFonts w:ascii="Noto Sans CJK SC" w:hAnsi="Noto Sans CJK SC" w:eastAsia="Noto Sans CJK SC"/>
-        </w:rPr>
-        <w:t>来源冲突：并列保存并解释口径；</w:t>
-      </w:r>
-    </w:p>
-    <w:p>
-      <w:pPr>
-        <w:pStyle w:val="ListBullet"/>
-      </w:pPr>
-      <w:r>
-        <w:rPr>
-          <w:rFonts w:ascii="Noto Sans CJK SC" w:hAnsi="Noto Sans CJK SC" w:eastAsia="Noto Sans CJK SC"/>
-        </w:rPr>
-        <w:t>推断过度：区分 fact 与 analysis；</w:t>
-      </w:r>
-    </w:p>
-    <w:p>
-      <w:pPr>
-        <w:pStyle w:val="ListBullet"/>
-      </w:pPr>
-      <w:r>
-        <w:rPr>
-          <w:rFonts w:ascii="Noto Sans CJK SC" w:hAnsi="Noto Sans CJK SC" w:eastAsia="Noto Sans CJK SC"/>
-        </w:rPr>
-        <w:t>确认偏误：在 brief 中预先写反证条件；</w:t>
-      </w:r>
-    </w:p>
-    <w:p>
-      <w:pPr>
-        <w:pStyle w:val="ListBullet"/>
-      </w:pPr>
-      <w:r>
-        <w:rPr>
-          <w:rFonts w:ascii="Noto Sans CJK SC" w:hAnsi="Noto Sans CJK SC" w:eastAsia="Noto Sans CJK SC"/>
-        </w:rPr>
-        <w:t>假精确：无可靠依据时使用范围和不确定性。</w:t>
-      </w:r>
-    </w:p>
-    <w:p>
-      <w:pPr>
-        <w:pStyle w:val="Heading2"/>
-      </w:pPr>
-      <w:r>
-        <w:t>13.2 产品风险</w:t>
-      </w:r>
-    </w:p>
-    <w:p>
-      <w:pPr>
-        <w:pStyle w:val="ListBullet"/>
-      </w:pPr>
-      <w:r>
-        <w:rPr>
-          <w:rFonts w:ascii="Noto Sans CJK SC" w:hAnsi="Noto Sans CJK SC" w:eastAsia="Noto Sans CJK SC"/>
-        </w:rPr>
-        <w:t>工作流过重：简单任务也被强制执行过多步骤；</w:t>
-      </w:r>
-    </w:p>
-    <w:p>
-      <w:pPr>
-        <w:pStyle w:val="ListBullet"/>
-      </w:pPr>
-      <w:r>
-        <w:rPr>
-          <w:rFonts w:ascii="Noto Sans CJK SC" w:hAnsi="Noto Sans CJK SC" w:eastAsia="Noto Sans CJK SC"/>
-        </w:rPr>
-        <w:t>JSON 对非技术编辑不友好；</w:t>
-      </w:r>
-    </w:p>
-    <w:p>
-      <w:pPr>
-        <w:pStyle w:val="ListBullet"/>
-      </w:pPr>
-      <w:r>
-        <w:rPr>
-          <w:rFonts w:ascii="Noto Sans CJK SC" w:hAnsi="Noto Sans CJK SC" w:eastAsia="Noto Sans CJK SC"/>
-        </w:rPr>
-        <w:t>规则不断增长导致 Skill 上下文过长；</w:t>
-      </w:r>
-    </w:p>
-    <w:p>
-      <w:pPr>
-        <w:pStyle w:val="ListBullet"/>
-      </w:pPr>
-      <w:r>
-        <w:rPr>
-          <w:rFonts w:ascii="Noto Sans CJK SC" w:hAnsi="Noto Sans CJK SC" w:eastAsia="Noto Sans CJK SC"/>
-        </w:rPr>
-        <w:t>人工决策记录不完整，系统无法真正积累经验；</w:t>
-      </w:r>
-    </w:p>
-    <w:p>
-      <w:pPr>
-        <w:pStyle w:val="ListBullet"/>
-      </w:pPr>
-      <w:r>
-        <w:rPr>
-          <w:rFonts w:ascii="Noto Sans CJK SC" w:hAnsi="Noto Sans CJK SC" w:eastAsia="Noto Sans CJK SC"/>
-        </w:rPr>
-        <w:t>模式库过早扩张，出现大量同义模式。</w:t>
-      </w:r>
-    </w:p>
-    <w:p>
-      <w:r>
-        <w:rPr>
-          <w:rFonts w:ascii="Noto Sans CJK SC" w:hAnsi="Noto Sans CJK SC" w:eastAsia="Noto Sans CJK SC"/>
-        </w:rPr>
-        <w:t>应对方式是保留最小必要关卡、渐进披露参考资料，并用真实报告验证新增规则。</w:t>
-      </w:r>
-    </w:p>
-    <w:p>
-      <w:pPr>
-        <w:pStyle w:val="Heading2"/>
-      </w:pPr>
-      <w:r>
-        <w:t>13.3 工程风险</w:t>
-      </w:r>
-    </w:p>
-    <w:p>
-      <w:pPr>
-        <w:pStyle w:val="ListBullet"/>
-      </w:pPr>
-      <w:r>
-        <w:rPr>
-          <w:rFonts w:ascii="Noto Sans CJK SC" w:hAnsi="Noto Sans CJK SC" w:eastAsia="Noto Sans CJK SC"/>
-        </w:rPr>
-        <w:t>GitHub Actions 权限或 Pages 未启用；</w:t>
-      </w:r>
-    </w:p>
-    <w:p>
-      <w:pPr>
-        <w:pStyle w:val="ListBullet"/>
-      </w:pPr>
-      <w:r>
-        <w:rPr>
-          <w:rFonts w:ascii="Noto Sans CJK SC" w:hAnsi="Noto Sans CJK SC" w:eastAsia="Noto Sans CJK SC"/>
-        </w:rPr>
-        <w:t>仓库子路径造成资源 404；</w:t>
-      </w:r>
-    </w:p>
-    <w:p>
-      <w:pPr>
-        <w:pStyle w:val="ListBullet"/>
-      </w:pPr>
-      <w:r>
-        <w:rPr>
-          <w:rFonts w:ascii="Noto Sans CJK SC" w:hAnsi="Noto Sans CJK SC" w:eastAsia="Noto Sans CJK SC"/>
-        </w:rPr>
-        <w:t>本地特殊字符路径影响构建；</w:t>
-      </w:r>
-    </w:p>
-    <w:p>
-      <w:pPr>
-        <w:pStyle w:val="ListBullet"/>
-      </w:pPr>
-      <w:r>
-        <w:rPr>
-          <w:rFonts w:ascii="Noto Sans CJK SC" w:hAnsi="Noto Sans CJK SC" w:eastAsia="Noto Sans CJK SC"/>
-        </w:rPr>
-        <w:t>静态托管无法支持未来服务端功能；</w:t>
-      </w:r>
-    </w:p>
-    <w:p>
-      <w:pPr>
-        <w:pStyle w:val="ListBullet"/>
-      </w:pPr>
-      <w:r>
-        <w:rPr>
-          <w:rFonts w:ascii="Noto Sans CJK SC" w:hAnsi="Noto Sans CJK SC" w:eastAsia="Noto Sans CJK SC"/>
-        </w:rPr>
-        <w:t>依赖升级破坏构建。</w:t>
-      </w:r>
-    </w:p>
-    <w:p>
-      <w:r>
-        <w:rPr>
-          <w:rFonts w:ascii="Noto Sans CJK SC" w:hAnsi="Noto Sans CJK SC" w:eastAsia="Noto Sans CJK SC"/>
-        </w:rPr>
-        <w:t>故障处理顺序：</w:t>
-      </w:r>
-    </w:p>
-    <w:p>
-      <w:r>
-        <w:rPr>
-          <w:rFonts w:ascii="Noto Sans CJK SC" w:hAnsi="Noto Sans CJK SC" w:eastAsia="Noto Sans CJK SC"/>
-        </w:rPr>
-        <w:t>1. 确认失败发生在研究校验、测试、构建还是部署； 2. 查看对应命令或 Actions 步骤； 3. 在最小范围修复； 4. 重跑失败关卡； 5. 检查公开 URL； 6. 记录对维护规则有长期价值的原因。</w:t>
-      </w:r>
-    </w:p>
-    <w:p>
-      <w:r>
-        <w:br w:type="page"/>
-      </w:r>
-    </w:p>
-    <w:p>
-      <w:pPr>
-        <w:pStyle w:val="Heading1"/>
-      </w:pPr>
-      <w:r>
-        <w:t>14. 后续开发路线</w:t>
-      </w:r>
-    </w:p>
-    <w:p>
-      <w:pPr>
-        <w:pStyle w:val="Heading3"/>
-      </w:pPr>
-      <w:r>
-        <w:t>阶段一：真实报告渲染器</w:t>
-      </w:r>
-    </w:p>
-    <w:p>
-      <w:r>
-        <w:rPr>
-          <w:rFonts w:ascii="Noto Sans CJK SC" w:hAnsi="Noto Sans CJK SC" w:eastAsia="Noto Sans CJK SC"/>
-        </w:rPr>
-        <w:t>目标：让 `publication.json` 直接渲染为正式报告，而不是在页面中硬编码示例内容。</w:t>
-      </w:r>
-    </w:p>
-    <w:p>
-      <w:r>
-        <w:rPr>
-          <w:rFonts w:ascii="Noto Sans CJK SC" w:hAnsi="Noto Sans CJK SC" w:eastAsia="Noto Sans CJK SC"/>
-        </w:rPr>
-        <w:t>主要工作：</w:t>
-      </w:r>
-    </w:p>
-    <w:p>
-      <w:pPr>
-        <w:pStyle w:val="ListBullet"/>
-      </w:pPr>
-      <w:r>
-        <w:rPr>
-          <w:rFonts w:ascii="Noto Sans CJK SC" w:hAnsi="Noto Sans CJK SC" w:eastAsia="Noto Sans CJK SC"/>
-        </w:rPr>
-        <w:t>定义稳定的发布 schema；</w:t>
-      </w:r>
-    </w:p>
-    <w:p>
-      <w:pPr>
-        <w:pStyle w:val="ListBullet"/>
-      </w:pPr>
-      <w:r>
-        <w:rPr>
-          <w:rFonts w:ascii="Noto Sans CJK SC" w:hAnsi="Noto Sans CJK SC" w:eastAsia="Noto Sans CJK SC"/>
-        </w:rPr>
-        <w:t>创建章节、数据卡、来源和视觉组件；</w:t>
-      </w:r>
-    </w:p>
-    <w:p>
-      <w:pPr>
-        <w:pStyle w:val="ListBullet"/>
-      </w:pPr>
-      <w:r>
-        <w:rPr>
-          <w:rFonts w:ascii="Noto Sans CJK SC" w:hAnsi="Noto Sans CJK SC" w:eastAsia="Noto Sans CJK SC"/>
-        </w:rPr>
-        <w:t>增加动态报告路由；</w:t>
-      </w:r>
-    </w:p>
-    <w:p>
-      <w:pPr>
-        <w:pStyle w:val="ListBullet"/>
-      </w:pPr>
-      <w:r>
-        <w:rPr>
-          <w:rFonts w:ascii="Noto Sans CJK SC" w:hAnsi="Noto Sans CJK SC" w:eastAsia="Noto Sans CJK SC"/>
-        </w:rPr>
-        <w:t>建立空数据和异常数据状态；</w:t>
-      </w:r>
-    </w:p>
-    <w:p>
-      <w:pPr>
-        <w:pStyle w:val="ListBullet"/>
-      </w:pPr>
-      <w:r>
-        <w:rPr>
-          <w:rFonts w:ascii="Noto Sans CJK SC" w:hAnsi="Noto Sans CJK SC" w:eastAsia="Noto Sans CJK SC"/>
-        </w:rPr>
-        <w:t>对示例报告完成回归测试。</w:t>
-      </w:r>
-    </w:p>
-    <w:p>
-      <w:pPr>
-        <w:pStyle w:val="Heading3"/>
-      </w:pPr>
-      <w:r>
-        <w:t>阶段二：证据采集助手</w:t>
-      </w:r>
-    </w:p>
-    <w:p>
-      <w:r>
-        <w:rPr>
-          <w:rFonts w:ascii="Noto Sans CJK SC" w:hAnsi="Noto Sans CJK SC" w:eastAsia="Noto Sans CJK SC"/>
-        </w:rPr>
-        <w:t>目标：降低记录来源和口径的成本。</w:t>
-      </w:r>
-    </w:p>
-    <w:p>
-      <w:r>
-        <w:rPr>
-          <w:rFonts w:ascii="Noto Sans CJK SC" w:hAnsi="Noto Sans CJK SC" w:eastAsia="Noto Sans CJK SC"/>
-        </w:rPr>
-        <w:t>主要工作：</w:t>
-      </w:r>
-    </w:p>
-    <w:p>
-      <w:pPr>
-        <w:pStyle w:val="ListBullet"/>
-      </w:pPr>
-      <w:r>
-        <w:rPr>
-          <w:rFonts w:ascii="Noto Sans CJK SC" w:hAnsi="Noto Sans CJK SC" w:eastAsia="Noto Sans CJK SC"/>
-        </w:rPr>
-        <w:t>从网页、PDF和公告提取元数据；</w:t>
-      </w:r>
-    </w:p>
-    <w:p>
-      <w:pPr>
-        <w:pStyle w:val="ListBullet"/>
-      </w:pPr>
-      <w:r>
-        <w:rPr>
-          <w:rFonts w:ascii="Noto Sans CJK SC" w:hAnsi="Noto Sans CJK SC" w:eastAsia="Noto Sans CJK SC"/>
-        </w:rPr>
-        <w:t>保存访问时间和关键摘要；</w:t>
-      </w:r>
-    </w:p>
-    <w:p>
-      <w:pPr>
-        <w:pStyle w:val="ListBullet"/>
-      </w:pPr>
-      <w:r>
-        <w:rPr>
-          <w:rFonts w:ascii="Noto Sans CJK SC" w:hAnsi="Noto Sans CJK SC" w:eastAsia="Noto Sans CJK SC"/>
-        </w:rPr>
-        <w:t>检测相同数字的口径冲突；</w:t>
-      </w:r>
-    </w:p>
-    <w:p>
-      <w:pPr>
-        <w:pStyle w:val="ListBullet"/>
-      </w:pPr>
-      <w:r>
-        <w:rPr>
-          <w:rFonts w:ascii="Noto Sans CJK SC" w:hAnsi="Noto Sans CJK SC" w:eastAsia="Noto Sans CJK SC"/>
-        </w:rPr>
-        <w:t>对过时来源发出提示；</w:t>
-      </w:r>
-    </w:p>
-    <w:p>
-      <w:pPr>
-        <w:pStyle w:val="ListBullet"/>
-      </w:pPr>
-      <w:r>
-        <w:rPr>
-          <w:rFonts w:ascii="Noto Sans CJK SC" w:hAnsi="Noto Sans CJK SC" w:eastAsia="Noto Sans CJK SC"/>
-        </w:rPr>
-        <w:t>生成来源完整性报告。</w:t>
-      </w:r>
-    </w:p>
-    <w:p>
-      <w:pPr>
-        <w:pStyle w:val="Heading3"/>
-      </w:pPr>
-      <w:r>
-        <w:t>阶段三：编辑决策工作台</w:t>
-      </w:r>
-    </w:p>
-    <w:p>
-      <w:r>
-        <w:rPr>
-          <w:rFonts w:ascii="Noto Sans CJK SC" w:hAnsi="Noto Sans CJK SC" w:eastAsia="Noto Sans CJK SC"/>
-        </w:rPr>
-        <w:t>目标：让非程序员可以审核主张、视觉和修改建议。</w:t>
-      </w:r>
-    </w:p>
-    <w:p>
-      <w:r>
-        <w:rPr>
-          <w:rFonts w:ascii="Noto Sans CJK SC" w:hAnsi="Noto Sans CJK SC" w:eastAsia="Noto Sans CJK SC"/>
-        </w:rPr>
-        <w:t>主要工作：</w:t>
-      </w:r>
-    </w:p>
-    <w:p>
-      <w:pPr>
-        <w:pStyle w:val="ListBullet"/>
-      </w:pPr>
-      <w:r>
-        <w:rPr>
-          <w:rFonts w:ascii="Noto Sans CJK SC" w:hAnsi="Noto Sans CJK SC" w:eastAsia="Noto Sans CJK SC"/>
-        </w:rPr>
-        <w:t>展示 AI 建议与人工最终选择；</w:t>
-      </w:r>
-    </w:p>
-    <w:p>
-      <w:pPr>
-        <w:pStyle w:val="ListBullet"/>
-      </w:pPr>
-      <w:r>
-        <w:rPr>
-          <w:rFonts w:ascii="Noto Sans CJK SC" w:hAnsi="Noto Sans CJK SC" w:eastAsia="Noto Sans CJK SC"/>
-        </w:rPr>
-        <w:t>支持接受、修改和拒绝；</w:t>
-      </w:r>
-    </w:p>
-    <w:p>
-      <w:pPr>
-        <w:pStyle w:val="ListBullet"/>
-      </w:pPr>
-      <w:r>
-        <w:rPr>
-          <w:rFonts w:ascii="Noto Sans CJK SC" w:hAnsi="Noto Sans CJK SC" w:eastAsia="Noto Sans CJK SC"/>
-        </w:rPr>
-        <w:t>记录原因；</w:t>
-      </w:r>
-    </w:p>
-    <w:p>
-      <w:pPr>
-        <w:pStyle w:val="ListBullet"/>
-      </w:pPr>
-      <w:r>
-        <w:rPr>
-          <w:rFonts w:ascii="Noto Sans CJK SC" w:hAnsi="Noto Sans CJK SC" w:eastAsia="Noto Sans CJK SC"/>
-        </w:rPr>
-        <w:t>统计重复决策；</w:t>
-      </w:r>
-    </w:p>
-    <w:p>
-      <w:pPr>
-        <w:pStyle w:val="ListBullet"/>
-      </w:pPr>
-      <w:r>
-        <w:rPr>
-          <w:rFonts w:ascii="Noto Sans CJK SC" w:hAnsi="Noto Sans CJK SC" w:eastAsia="Noto Sans CJK SC"/>
-        </w:rPr>
-        <w:t>生成人工审核的规则升级建议。</w:t>
-      </w:r>
-    </w:p>
-    <w:p>
-      <w:pPr>
-        <w:pStyle w:val="Heading3"/>
-      </w:pPr>
-      <w:r>
-        <w:t>阶段四：表达模式库扩展</w:t>
-      </w:r>
-    </w:p>
-    <w:p>
-      <w:r>
-        <w:rPr>
-          <w:rFonts w:ascii="Noto Sans CJK SC" w:hAnsi="Noto Sans CJK SC" w:eastAsia="Noto Sans CJK SC"/>
-        </w:rPr>
-        <w:t>目标：从当前核心关系扩展到关系网、地理分布、情景和复杂风险。</w:t>
-      </w:r>
-    </w:p>
-    <w:p>
-      <w:r>
-        <w:rPr>
-          <w:rFonts w:ascii="Noto Sans CJK SC" w:hAnsi="Noto Sans CJK SC" w:eastAsia="Noto Sans CJK SC"/>
-        </w:rPr>
-        <w:t>扩展原则：</w:t>
-      </w:r>
-    </w:p>
-    <w:p>
-      <w:pPr>
-        <w:pStyle w:val="ListBullet"/>
-      </w:pPr>
-      <w:r>
-        <w:rPr>
-          <w:rFonts w:ascii="Noto Sans CJK SC" w:hAnsi="Noto Sans CJK SC" w:eastAsia="Noto Sans CJK SC"/>
-        </w:rPr>
-        <w:t>每个新模式至少有两个真实案例；</w:t>
-      </w:r>
-    </w:p>
-    <w:p>
-      <w:pPr>
-        <w:pStyle w:val="ListBullet"/>
-      </w:pPr>
-      <w:r>
-        <w:rPr>
-          <w:rFonts w:ascii="Noto Sans CJK SC" w:hAnsi="Noto Sans CJK SC" w:eastAsia="Noto Sans CJK SC"/>
-        </w:rPr>
-        <w:t>明确适用和不适用条件；</w:t>
-      </w:r>
-    </w:p>
-    <w:p>
-      <w:pPr>
-        <w:pStyle w:val="ListBullet"/>
-      </w:pPr>
-      <w:r>
-        <w:rPr>
-          <w:rFonts w:ascii="Noto Sans CJK SC" w:hAnsi="Noto Sans CJK SC" w:eastAsia="Noto Sans CJK SC"/>
-        </w:rPr>
-        <w:t>必须允许退回 `prose-only`；</w:t>
-      </w:r>
-    </w:p>
-    <w:p>
-      <w:pPr>
-        <w:pStyle w:val="ListBullet"/>
-      </w:pPr>
-      <w:r>
-        <w:rPr>
-          <w:rFonts w:ascii="Noto Sans CJK SC" w:hAnsi="Noto Sans CJK SC" w:eastAsia="Noto Sans CJK SC"/>
-        </w:rPr>
-        <w:t>新组件必须通过移动端测试；</w:t>
-      </w:r>
-    </w:p>
-    <w:p>
-      <w:pPr>
-        <w:pStyle w:val="ListBullet"/>
-      </w:pPr>
-      <w:r>
-        <w:rPr>
-          <w:rFonts w:ascii="Noto Sans CJK SC" w:hAnsi="Noto Sans CJK SC" w:eastAsia="Noto Sans CJK SC"/>
-        </w:rPr>
-        <w:t>不为凑数量创建同义模式。</w:t>
-      </w:r>
-    </w:p>
-    <w:p>
-      <w:pPr>
-        <w:pStyle w:val="Heading3"/>
-      </w:pPr>
-      <w:r>
-        <w:t>阶段五：后台与协作</w:t>
-      </w:r>
-    </w:p>
-    <w:p>
-      <w:r>
-        <w:rPr>
-          <w:rFonts w:ascii="Noto Sans CJK SC" w:hAnsi="Noto Sans CJK SC" w:eastAsia="Noto Sans CJK SC"/>
-        </w:rPr>
-        <w:t>目标：管理研究状态、审核、版本和发布。</w:t>
-      </w:r>
-    </w:p>
-    <w:p>
-      <w:r>
-        <w:rPr>
-          <w:rFonts w:ascii="Noto Sans CJK SC" w:hAnsi="Noto Sans CJK SC" w:eastAsia="Noto Sans CJK SC"/>
-        </w:rPr>
-        <w:t>需要评估：</w:t>
-      </w:r>
-    </w:p>
-    <w:p>
-      <w:pPr>
-        <w:pStyle w:val="ListBullet"/>
-      </w:pPr>
-      <w:r>
-        <w:rPr>
-          <w:rFonts w:ascii="Noto Sans CJK SC" w:hAnsi="Noto Sans CJK SC" w:eastAsia="Noto Sans CJK SC"/>
-        </w:rPr>
-        <w:t>是否引入数据库；</w:t>
-      </w:r>
-    </w:p>
-    <w:p>
-      <w:pPr>
-        <w:pStyle w:val="ListBullet"/>
-      </w:pPr>
-      <w:r>
-        <w:rPr>
-          <w:rFonts w:ascii="Noto Sans CJK SC" w:hAnsi="Noto Sans CJK SC" w:eastAsia="Noto Sans CJK SC"/>
-        </w:rPr>
-        <w:t>用户和角色模型；</w:t>
-      </w:r>
-    </w:p>
-    <w:p>
-      <w:pPr>
-        <w:pStyle w:val="ListBullet"/>
-      </w:pPr>
-      <w:r>
-        <w:rPr>
-          <w:rFonts w:ascii="Noto Sans CJK SC" w:hAnsi="Noto Sans CJK SC" w:eastAsia="Noto Sans CJK SC"/>
-        </w:rPr>
-        <w:t>审核流；</w:t>
-      </w:r>
-    </w:p>
-    <w:p>
-      <w:pPr>
-        <w:pStyle w:val="ListBullet"/>
-      </w:pPr>
-      <w:r>
-        <w:rPr>
-          <w:rFonts w:ascii="Noto Sans CJK SC" w:hAnsi="Noto Sans CJK SC" w:eastAsia="Noto Sans CJK SC"/>
-        </w:rPr>
-        <w:t>草稿与正式版本；</w:t>
-      </w:r>
-    </w:p>
-    <w:p>
-      <w:pPr>
-        <w:pStyle w:val="ListBullet"/>
-      </w:pPr>
-      <w:r>
-        <w:rPr>
-          <w:rFonts w:ascii="Noto Sans CJK SC" w:hAnsi="Noto Sans CJK SC" w:eastAsia="Noto Sans CJK SC"/>
-        </w:rPr>
-        <w:t>发布、撤回与归档；</w:t>
-      </w:r>
-    </w:p>
-    <w:p>
-      <w:pPr>
-        <w:pStyle w:val="ListBullet"/>
-      </w:pPr>
-      <w:r>
-        <w:rPr>
-          <w:rFonts w:ascii="Noto Sans CJK SC" w:hAnsi="Noto Sans CJK SC" w:eastAsia="Noto Sans CJK SC"/>
-        </w:rPr>
-        <w:t>数据备份和权限审计。</w:t>
-      </w:r>
-    </w:p>
-    <w:p>
-      <w:pPr>
-        <w:pStyle w:val="Heading1"/>
-      </w:pPr>
-      <w:r>
-        <w:t>15. 结论</w:t>
-      </w:r>
-    </w:p>
-    <w:p>
-      <w:r>
-        <w:rPr>
-          <w:rFonts w:ascii="Noto Sans CJK SC" w:hAnsi="Noto Sans CJK SC" w:eastAsia="Noto Sans CJK SC"/>
-        </w:rPr>
-        <w:t>DIL V2 的核心价值不在于“让 AI 写得更像记者”，而在于让研究生产具备可解释、可核查、可修改和可维护的系统结构。</w:t>
-      </w:r>
-    </w:p>
-    <w:p>
-      <w:r>
-        <w:rPr>
-          <w:rFonts w:ascii="Noto Sans CJK SC" w:hAnsi="Noto Sans CJK SC" w:eastAsia="Noto Sans CJK SC"/>
-        </w:rPr>
-        <w:t>它把一次性生成拆成一系列可观察状态：</w:t>
-      </w:r>
-    </w:p>
-    <w:p>
-      <w:pPr>
-        <w:pStyle w:val="ListBullet"/>
-      </w:pPr>
-      <w:r>
-        <w:rPr>
-          <w:rFonts w:ascii="Noto Sans CJK SC" w:hAnsi="Noto Sans CJK SC" w:eastAsia="Noto Sans CJK SC"/>
-        </w:rPr>
-        <w:t>为什么研究这个问题；</w:t>
-      </w:r>
-    </w:p>
-    <w:p>
-      <w:pPr>
-        <w:pStyle w:val="ListBullet"/>
-      </w:pPr>
-      <w:r>
-        <w:rPr>
-          <w:rFonts w:ascii="Noto Sans CJK SC" w:hAnsi="Noto Sans CJK SC" w:eastAsia="Noto Sans CJK SC"/>
-        </w:rPr>
-        <w:t>使用了哪些证据；</w:t>
-      </w:r>
-    </w:p>
-    <w:p>
-      <w:pPr>
-        <w:pStyle w:val="ListBullet"/>
-      </w:pPr>
-      <w:r>
-        <w:rPr>
-          <w:rFonts w:ascii="Noto Sans CJK SC" w:hAnsi="Noto Sans CJK SC" w:eastAsia="Noto Sans CJK SC"/>
-        </w:rPr>
-        <w:t>形成了哪些主张；</w:t>
-      </w:r>
-    </w:p>
-    <w:p>
-      <w:pPr>
-        <w:pStyle w:val="ListBullet"/>
-      </w:pPr>
-      <w:r>
-        <w:rPr>
-          <w:rFonts w:ascii="Noto Sans CJK SC" w:hAnsi="Noto Sans CJK SC" w:eastAsia="Noto Sans CJK SC"/>
-        </w:rPr>
-        <w:t>为什么采用这种叙事和视觉；</w:t>
-      </w:r>
-    </w:p>
-    <w:p>
-      <w:pPr>
-        <w:pStyle w:val="ListBullet"/>
-      </w:pPr>
-      <w:r>
-        <w:rPr>
-          <w:rFonts w:ascii="Noto Sans CJK SC" w:hAnsi="Noto Sans CJK SC" w:eastAsia="Noto Sans CJK SC"/>
-        </w:rPr>
-        <w:t>人工为什么修改；</w:t>
-      </w:r>
-    </w:p>
-    <w:p>
-      <w:pPr>
-        <w:pStyle w:val="ListBullet"/>
-      </w:pPr>
-      <w:r>
-        <w:rPr>
-          <w:rFonts w:ascii="Noto Sans CJK SC" w:hAnsi="Noto Sans CJK SC" w:eastAsia="Noto Sans CJK SC"/>
-        </w:rPr>
-        <w:t>什么条件满足后才能发布。</w:t>
-      </w:r>
-    </w:p>
-    <w:p>
-      <w:r>
-        <w:rPr>
-          <w:rFonts w:ascii="Noto Sans CJK SC" w:hAnsi="Noto Sans CJK SC" w:eastAsia="Noto Sans CJK SC"/>
-        </w:rPr>
-        <w:t>当这些判断不再只存在于聊天记录，系统才可能随着使用积累能力。后续开发应继续围绕这一原则：优先增加可追溯性、可审阅性和局部可修改性，而不是增加更多自动生成页面或更多图表类型。</w:t>
-      </w:r>
-    </w:p>
-    <w:p>
-      <w:r>
-        <w:br w:type="page"/>
-      </w:r>
-    </w:p>
-    <w:p>
-      <w:pPr>
-        <w:pStyle w:val="Heading1"/>
-      </w:pPr>
-      <w:r>
-        <w:t>附录 A：研究包文件职责</w:t>
-      </w:r>
-    </w:p>
-    <w:p>
-      <w:pPr>
-        <w:pStyle w:val="Heading3"/>
-      </w:pPr>
-      <w:r>
-        <w:t>brief.json</w:t>
-      </w:r>
-    </w:p>
-    <w:p>
-      <w:r>
-        <w:rPr>
-          <w:rFonts w:ascii="Noto Sans CJK SC" w:hAnsi="Noto Sans CJK SC" w:eastAsia="Noto Sans CJK SC"/>
-        </w:rPr>
-        <w:t>研究合同。保存请求、分类、范围、核心问题、子问题和反证条件。</w:t>
-      </w:r>
-    </w:p>
-    <w:p>
-      <w:pPr>
-        <w:pStyle w:val="Heading3"/>
-      </w:pPr>
-      <w:r>
-        <w:t>evidence-ledger.json</w:t>
-      </w:r>
-    </w:p>
-    <w:p>
-      <w:r>
-        <w:rPr>
-          <w:rFonts w:ascii="Noto Sans CJK SC" w:hAnsi="Noto Sans CJK SC" w:eastAsia="Noto Sans CJK SC"/>
-        </w:rPr>
-        <w:t>证据仓库。保存来源、日期、摘要、口径、可信度和冲突状态。</w:t>
-      </w:r>
-    </w:p>
-    <w:p>
-      <w:pPr>
-        <w:pStyle w:val="Heading3"/>
-      </w:pPr>
-      <w:r>
-        <w:t>claim-map.json</w:t>
-      </w:r>
-    </w:p>
-    <w:p>
-      <w:r>
-        <w:rPr>
-          <w:rFonts w:ascii="Noto Sans CJK SC" w:hAnsi="Noto Sans CJK SC" w:eastAsia="Noto Sans CJK SC"/>
-        </w:rPr>
-        <w:t>论证结构。保存事实、分析、待核实、预测及其证据关系。</w:t>
-      </w:r>
-    </w:p>
-    <w:p>
-      <w:pPr>
-        <w:pStyle w:val="Heading3"/>
-      </w:pPr>
-      <w:r>
-        <w:t>visual-plan.json</w:t>
-      </w:r>
-    </w:p>
-    <w:p>
-      <w:r>
-        <w:rPr>
-          <w:rFonts w:ascii="Noto Sans CJK SC" w:hAnsi="Noto Sans CJK SC" w:eastAsia="Noto Sans CJK SC"/>
-        </w:rPr>
-        <w:t>视觉决策。保存主张、读者结论、模式、组件、数据和禁用方案。</w:t>
-      </w:r>
-    </w:p>
-    <w:p>
-      <w:pPr>
-        <w:pStyle w:val="Heading3"/>
-      </w:pPr>
-      <w:r>
-        <w:t>editorial-state.json</w:t>
-      </w:r>
-    </w:p>
-    <w:p>
-      <w:r>
-        <w:rPr>
-          <w:rFonts w:ascii="Noto Sans CJK SC" w:hAnsi="Noto Sans CJK SC" w:eastAsia="Noto Sans CJK SC"/>
-        </w:rPr>
-        <w:t>编辑记忆。保存批准区域、锁定事实和人工决策。</w:t>
-      </w:r>
-    </w:p>
-    <w:p>
-      <w:pPr>
-        <w:pStyle w:val="Heading3"/>
-      </w:pPr>
-      <w:r>
-        <w:t>publication.json</w:t>
-      </w:r>
-    </w:p>
-    <w:p>
-      <w:r>
-        <w:rPr>
-          <w:rFonts w:ascii="Noto Sans CJK SC" w:hAnsi="Noto Sans CJK SC" w:eastAsia="Noto Sans CJK SC"/>
-        </w:rPr>
-        <w:t>发布合同。保存标题、摘要、章节、主张引用、视觉引用和来源。</w:t>
-      </w:r>
-    </w:p>
-    <w:p>
-      <w:pPr>
-        <w:pStyle w:val="Heading1"/>
-      </w:pPr>
-      <w:r>
-        <w:t>附录 B：常用命令</w:t>
-      </w:r>
-    </w:p>
-    <w:p>
-      <w:r>
-        <w:rPr>
-          <w:rFonts w:ascii="Noto Sans CJK SC" w:hAnsi="Noto Sans CJK SC" w:eastAsia="Noto Sans CJK SC"/>
-        </w:rPr>
-        <w:t>创建研究：</w:t>
-      </w:r>
-    </w:p>
-    <w:p>
-      <w:r>
-        <w:rPr>
-          <w:rFonts w:ascii="Consolas" w:hAnsi="Consolas" w:eastAsia="Noto Sans CJK SC"/>
-          <w:color w:val="B4362F"/>
-          <w:sz w:val="19"/>
-        </w:rPr>
-        <w:t>npm run research:new -- "调查主题"</w:t>
-      </w:r>
-    </w:p>
-    <w:p>
-      <w:r>
-        <w:rPr>
-          <w:rFonts w:ascii="Noto Sans CJK SC" w:hAnsi="Noto Sans CJK SC" w:eastAsia="Noto Sans CJK SC"/>
-        </w:rPr>
-        <w:t>校验研究包：</w:t>
-      </w:r>
-    </w:p>
-    <w:p>
-      <w:r>
-        <w:rPr>
-          <w:rFonts w:ascii="Consolas" w:hAnsi="Consolas" w:eastAsia="Noto Sans CJK SC"/>
-          <w:color w:val="B4362F"/>
-          <w:sz w:val="19"/>
-        </w:rPr>
-        <w:t>npm run research:validate</w:t>
-      </w:r>
-    </w:p>
-    <w:p>
-      <w:r>
-        <w:rPr>
-          <w:rFonts w:ascii="Noto Sans CJK SC" w:hAnsi="Noto Sans CJK SC" w:eastAsia="Noto Sans CJK SC"/>
-        </w:rPr>
-        <w:t>运行测试：</w:t>
-      </w:r>
-    </w:p>
-    <w:p>
-      <w:r>
-        <w:rPr>
-          <w:rFonts w:ascii="Consolas" w:hAnsi="Consolas" w:eastAsia="Noto Sans CJK SC"/>
-          <w:color w:val="B4362F"/>
-          <w:sz w:val="19"/>
-        </w:rPr>
-        <w:t>npm test</w:t>
-      </w:r>
-    </w:p>
-    <w:p>
-      <w:r>
-        <w:rPr>
-          <w:rFonts w:ascii="Noto Sans CJK SC" w:hAnsi="Noto Sans CJK SC" w:eastAsia="Noto Sans CJK SC"/>
-        </w:rPr>
-        <w:t>本地预览：</w:t>
-      </w:r>
-    </w:p>
-    <w:p>
-      <w:r>
-        <w:rPr>
-          <w:rFonts w:ascii="Consolas" w:hAnsi="Consolas" w:eastAsia="Noto Sans CJK SC"/>
-          <w:color w:val="B4362F"/>
-          <w:sz w:val="19"/>
-        </w:rPr>
-        <w:t>npm run dev</w:t>
-      </w:r>
-    </w:p>
-    <w:p>
-      <w:r>
-        <w:rPr>
-          <w:rFonts w:ascii="Noto Sans CJK SC" w:hAnsi="Noto Sans CJK SC" w:eastAsia="Noto Sans CJK SC"/>
-        </w:rPr>
-        <w:t>构建公开网站：</w:t>
-      </w:r>
-    </w:p>
-    <w:p>
-      <w:r>
-        <w:rPr>
-          <w:rFonts w:ascii="Consolas" w:hAnsi="Consolas" w:eastAsia="Noto Sans CJK SC"/>
-          <w:color w:val="B4362F"/>
-          <w:sz w:val="19"/>
-        </w:rPr>
-        <w:t>npm run build:pages</w:t>
-      </w:r>
-    </w:p>
-    <w:p>
-      <w:r>
-        <w:rPr>
-          <w:rFonts w:ascii="Noto Sans CJK SC" w:hAnsi="Noto Sans CJK SC" w:eastAsia="Noto Sans CJK SC"/>
-        </w:rPr>
-        <w:t>公开地址：</w:t>
-      </w:r>
-    </w:p>
-    <w:p>
-      <w:r>
-        <w:rPr>
-          <w:rFonts w:ascii="Consolas" w:hAnsi="Consolas" w:eastAsia="Noto Sans CJK SC"/>
-          <w:color w:val="B4362F"/>
-          <w:sz w:val="19"/>
-        </w:rPr>
-        <w:t>https://szsyqq.github.io/deep-investigation-lab-version-2/</w:t>
+        <w:t>系统在后台负责研究循环、来源追溯、结构完整性、视觉规划、修改范围和发布校验。这样既能保持使用简单，也能避免一次性生成、修改生硬、图表失灵和网站反复重建。</w:t>
       </w:r>
     </w:p>
     <w:p>
